--- a/Protocolo_de_Investigacion_Clinica_Barquero_UAM.docx
+++ b/Protocolo_de_Investigacion_Clinica_Barquero_UAM.docx
@@ -3213,7 +3213,271 @@
           <w:b/>
           <w:i/>
         </w:rPr>
-        <w:t>3.5 Procedimiento y ruta metodológica</w:t>
+        <w:t>3.5 Criterios para el procesamiento y análisis de la información</w:t>
+      </w:r>
+    </w:p>
+    <w:p>
+      <w:pPr>
+        <w:spacing w:after="0" w:line="480" w:lineRule="auto"/>
+        <w:ind w:firstLine="720"/>
+        <w:rPr>
+          <w:rFonts w:ascii="Arial" w:hAnsi="Arial" w:cs="Arial"/>
+        </w:rPr>
+      </w:pPr>
+      <w:r>
+        <w:rPr>
+          <w:rFonts w:ascii="Arial" w:hAnsi="Arial" w:cs="Arial"/>
+        </w:rPr>
+        <w:t>Para asegurar la validez metodológica y la reproducibilidad de los resultados, el tratamiento de los datos recolectados se regirá bajo los siguientes criterios técnicos de ingeniería industrial:</w:t>
+      </w:r>
+    </w:p>
+    <w:p>
+      <w:pPr>
+        <w:spacing w:after="0" w:line="480" w:lineRule="auto"/>
+        <w:ind w:left="720" w:hanging="360"/>
+        <w:rPr>
+          <w:rFonts w:ascii="Arial" w:hAnsi="Arial" w:cs="Arial"/>
+        </w:rPr>
+      </w:pPr>
+      <w:r>
+        <w:rPr>
+          <w:rFonts w:ascii="Arial" w:hAnsi="Arial" w:cs="Arial"/>
+        </w:rPr>
+        <w:t xml:space="preserve">• </w:t>
+      </w:r>
+      <w:r>
+        <w:rPr>
+          <w:rFonts w:ascii="Arial" w:hAnsi="Arial" w:cs="Arial"/>
+        </w:rPr>
+        <w:tab/>
+        <w:t>Identificación de restricciones mediante TOC: La determinación de los cuellos de botella no se basará en impresiones cualitativas, sino en el cálculo formal de la relación demanda/capacidad y la acumulación estadística de inventario en proceso (WIP / pacientes en espera) en cada estación diagnóstica.</w:t>
+      </w:r>
+    </w:p>
+    <w:p>
+      <w:pPr>
+        <w:spacing w:after="0" w:line="480" w:lineRule="auto"/>
+        <w:ind w:left="720" w:hanging="360"/>
+        <w:rPr>
+          <w:rFonts w:ascii="Arial" w:hAnsi="Arial" w:cs="Arial"/>
+        </w:rPr>
+      </w:pPr>
+      <w:r>
+        <w:rPr>
+          <w:rFonts w:ascii="Arial" w:hAnsi="Arial" w:cs="Arial"/>
+        </w:rPr>
+        <w:t xml:space="preserve">• </w:t>
+      </w:r>
+      <w:r>
+        <w:rPr>
+          <w:rFonts w:ascii="Arial" w:hAnsi="Arial" w:cs="Arial"/>
+        </w:rPr>
+        <w:tab/>
+        <w:t>Priorización mediante Diagrama de Pareto: Se aplicará el principio 80/20 para jerarquizar las demoras y causas de interrupción, concentrando los esfuerzos de diseño en el conjunto vital de factores que explican la mayor proporción de la variabilidad del sistema.</w:t>
+      </w:r>
+    </w:p>
+    <w:p>
+      <w:pPr>
+        <w:spacing w:after="0" w:line="480" w:lineRule="auto"/>
+        <w:ind w:left="720" w:hanging="360"/>
+        <w:rPr>
+          <w:rFonts w:ascii="Arial" w:hAnsi="Arial" w:cs="Arial"/>
+        </w:rPr>
+      </w:pPr>
+      <w:r>
+        <w:rPr>
+          <w:rFonts w:ascii="Arial" w:hAnsi="Arial" w:cs="Arial"/>
+        </w:rPr>
+        <w:t xml:space="preserve">• </w:t>
+      </w:r>
+      <w:r>
+        <w:rPr>
+          <w:rFonts w:ascii="Arial" w:hAnsi="Arial" w:cs="Arial"/>
+        </w:rPr>
+        <w:tab/>
+        <w:t>Estratificación ABC multicriterio para insumos: La priorización de SKUs combinará el valor económico de consumo con la criticidad clínica (vital, esencial, deseable) y el riesgo de caducidad, evitando sesgos derivados de criterios exclusivamente contables.</w:t>
+      </w:r>
+    </w:p>
+    <w:p>
+      <w:pPr>
+        <w:spacing w:after="0" w:line="480" w:lineRule="auto"/>
+        <w:ind w:left="720" w:hanging="360"/>
+        <w:rPr>
+          <w:rFonts w:ascii="Arial" w:hAnsi="Arial" w:cs="Arial"/>
+        </w:rPr>
+      </w:pPr>
+      <w:r>
+        <w:rPr>
+          <w:rFonts w:ascii="Arial" w:hAnsi="Arial" w:cs="Arial"/>
+        </w:rPr>
+        <w:t xml:space="preserve">• </w:t>
+      </w:r>
+      <w:r>
+        <w:rPr>
+          <w:rFonts w:ascii="Arial" w:hAnsi="Arial" w:cs="Arial"/>
+        </w:rPr>
+        <w:tab/>
+        <w:t>Análisis causal riguroso: Las herramientas cualitativas como los 5 Porqués y el diagrama de Ishikawa se emplearán como esquemas de estructuración lógica, pero cada causa identificada deberá contrastarse fehacientemente con datos de bitácoras, registros de mantenimiento o mediciones de campo.</w:t>
+      </w:r>
+    </w:p>
+    <w:p>
+      <w:pPr>
+        <w:spacing w:before="200" w:after="80" w:line="240" w:lineRule="auto"/>
+        <w:rPr>
+          <w:rFonts w:ascii="Arial" w:hAnsi="Arial" w:cs="Arial"/>
+          <w:b/>
+          <w:i/>
+        </w:rPr>
+      </w:pPr>
+      <w:r>
+        <w:rPr>
+          <w:rFonts w:ascii="Arial" w:hAnsi="Arial" w:cs="Arial"/>
+          <w:b/>
+          <w:i/>
+        </w:rPr>
+        <w:t>3.6 Consideraciones éticas y protocolo de confidencialidad</w:t>
+      </w:r>
+    </w:p>
+    <w:p>
+      <w:pPr>
+        <w:spacing w:after="0" w:line="480" w:lineRule="auto"/>
+        <w:ind w:firstLine="720"/>
+        <w:rPr>
+          <w:rFonts w:ascii="Arial" w:hAnsi="Arial" w:cs="Arial"/>
+        </w:rPr>
+      </w:pPr>
+      <w:r>
+        <w:rPr>
+          <w:rFonts w:ascii="Arial" w:hAnsi="Arial" w:cs="Arial"/>
+        </w:rPr>
+        <w:t>Tomando en consideración que la investigación involucra la observación directa de flujos y episodios de atención de usuarios en un establecimiento médico ambulatorio, se establecen con rigor las siguientes salvaguardas éticas e institucionales:</w:t>
+      </w:r>
+    </w:p>
+    <w:p>
+      <w:pPr>
+        <w:spacing w:after="0" w:line="480" w:lineRule="auto"/>
+        <w:ind w:left="720" w:hanging="360"/>
+        <w:rPr>
+          <w:rFonts w:ascii="Arial" w:hAnsi="Arial" w:cs="Arial"/>
+        </w:rPr>
+      </w:pPr>
+      <w:r>
+        <w:rPr>
+          <w:rFonts w:ascii="Arial" w:hAnsi="Arial" w:cs="Arial"/>
+        </w:rPr>
+        <w:t xml:space="preserve">• </w:t>
+      </w:r>
+      <w:r>
+        <w:rPr>
+          <w:rFonts w:ascii="Arial" w:hAnsi="Arial" w:cs="Arial"/>
+        </w:rPr>
+        <w:tab/>
+        <w:t>Anonimización estricta de pacientes: Toda la información recolectada se codificará alfanuméricamente (ejemplo: Paciente P-001, P-002, etc.). En ninguna circunstancia se registrarán nombres, apellidos, números de cédula, direcciones o teléfonos de los pacientes.</w:t>
+      </w:r>
+    </w:p>
+    <w:p>
+      <w:pPr>
+        <w:spacing w:after="0" w:line="480" w:lineRule="auto"/>
+        <w:ind w:left="720" w:hanging="360"/>
+        <w:rPr>
+          <w:rFonts w:ascii="Arial" w:hAnsi="Arial" w:cs="Arial"/>
+        </w:rPr>
+      </w:pPr>
+      <w:r>
+        <w:rPr>
+          <w:rFonts w:ascii="Arial" w:hAnsi="Arial" w:cs="Arial"/>
+        </w:rPr>
+        <w:t xml:space="preserve">• </w:t>
+      </w:r>
+      <w:r>
+        <w:rPr>
+          <w:rFonts w:ascii="Arial" w:hAnsi="Arial" w:cs="Arial"/>
+        </w:rPr>
+        <w:tab/>
+        <w:t>Exclusión total de información clínica sensible: El estudio se limita exclusivamente a variables logísticas de tiempos de espera, tiempos de servicio y transiciones entre estaciones. No se registrarán diagnósticos médicos, prescripciones de fármacos, antecedentes patológicos ni resultados clínicos de las pruebas de laboratorio o imagenología.</w:t>
+      </w:r>
+    </w:p>
+    <w:p>
+      <w:pPr>
+        <w:spacing w:after="0" w:line="480" w:lineRule="auto"/>
+        <w:ind w:left="720" w:hanging="360"/>
+        <w:rPr>
+          <w:rFonts w:ascii="Arial" w:hAnsi="Arial" w:cs="Arial"/>
+        </w:rPr>
+      </w:pPr>
+      <w:r>
+        <w:rPr>
+          <w:rFonts w:ascii="Arial" w:hAnsi="Arial" w:cs="Arial"/>
+        </w:rPr>
+        <w:t xml:space="preserve">• </w:t>
+      </w:r>
+      <w:r>
+        <w:rPr>
+          <w:rFonts w:ascii="Arial" w:hAnsi="Arial" w:cs="Arial"/>
+        </w:rPr>
+        <w:tab/>
+        <w:t>Autorización institucional previa: El trabajo de campo cuenta con la autorización expresa y formal de la dirección médica y propietaria de la Clínica Dr. Barquero, mediante carta de aval suscrita que delimita el acceso a las áreas operativas con fines estrictamente académicos.</w:t>
+      </w:r>
+    </w:p>
+    <w:p>
+      <w:pPr>
+        <w:spacing w:after="0" w:line="480" w:lineRule="auto"/>
+        <w:ind w:left="720" w:hanging="360"/>
+        <w:rPr>
+          <w:rFonts w:ascii="Arial" w:hAnsi="Arial" w:cs="Arial"/>
+        </w:rPr>
+      </w:pPr>
+      <w:r>
+        <w:rPr>
+          <w:rFonts w:ascii="Arial" w:hAnsi="Arial" w:cs="Arial"/>
+        </w:rPr>
+        <w:t xml:space="preserve">• </w:t>
+      </w:r>
+      <w:r>
+        <w:rPr>
+          <w:rFonts w:ascii="Arial" w:hAnsi="Arial" w:cs="Arial"/>
+        </w:rPr>
+        <w:tab/>
+        <w:t>Custodia y seguridad de la información: Las hojas de registro físico y las bases de datos digitales se mantendrán bajo custodia exclusiva de los investigadores con acceso restringido mediante contraseñas cifradas, utilizándose únicamente para los fines de la presente tesis de grado.</w:t>
+      </w:r>
+    </w:p>
+    <w:p>
+      <w:pPr>
+        <w:spacing w:after="0" w:line="480" w:lineRule="auto"/>
+        <w:ind w:left="720" w:hanging="360"/>
+        <w:rPr>
+          <w:rFonts w:ascii="Arial" w:hAnsi="Arial" w:cs="Arial"/>
+        </w:rPr>
+      </w:pPr>
+      <w:r>
+        <w:rPr>
+          <w:rFonts w:ascii="Arial" w:hAnsi="Arial" w:cs="Arial"/>
+        </w:rPr>
+        <w:t xml:space="preserve">• </w:t>
+      </w:r>
+      <w:r>
+        <w:rPr>
+          <w:rFonts w:ascii="Arial" w:hAnsi="Arial" w:cs="Arial"/>
+        </w:rPr>
+        <w:tab/>
+        <w:t>Principio de no interferencia asistencial: Los investigadores mantendrán una posición pasiva como observadores externos durante el cronometraje, asegurando no alterar ni retrasar bajo ninguna circunstancia el normal desenvolvimiento de la práctica médica ni el confort de los usuarios.</w:t>
+      </w:r>
+    </w:p>
+    <w:p>
+      <w:pPr>
+        <w:spacing w:before="200" w:after="80" w:line="240" w:lineRule="auto"/>
+        <w:rPr>
+          <w:rFonts w:ascii="Arial" w:hAnsi="Arial" w:cs="Arial"/>
+          <w:b/>
+          <w:i/>
+        </w:rPr>
+      </w:pPr>
+      <w:r>
+        <w:rPr>
+          <w:rFonts w:ascii="Arial" w:hAnsi="Arial" w:cs="Arial"/>
+          <w:b/>
+          <w:i/>
+        </w:rPr>
+        <w:t>3.7 Ruta metodológica</w:t>
       </w:r>
     </w:p>
     <w:p>
@@ -3868,6 +4132,130 @@
     </w:p>
     <w:p>
       <w:pPr>
+        <w:spacing w:before="160" w:after="40" w:line="240" w:lineRule="auto"/>
+        <w:rPr>
+          <w:rFonts w:ascii="Arial" w:hAnsi="Arial" w:cs="Arial"/>
+          <w:b/>
+        </w:rPr>
+      </w:pPr>
+      <w:r>
+        <w:rPr>
+          <w:rFonts w:ascii="Arial" w:hAnsi="Arial" w:cs="Arial"/>
+          <w:b/>
+        </w:rPr>
+        <w:t>3.7.1 Fase 1. Diagnóstico del desempeño operativo actual (OE1)</w:t>
+      </w:r>
+    </w:p>
+    <w:p>
+      <w:pPr>
+        <w:spacing w:after="0" w:line="480" w:lineRule="auto"/>
+        <w:ind w:firstLine="720"/>
+        <w:rPr>
+          <w:rFonts w:ascii="Arial" w:hAnsi="Arial" w:cs="Arial"/>
+        </w:rPr>
+      </w:pPr>
+      <w:r>
+        <w:rPr>
+          <w:rFonts w:ascii="Arial" w:hAnsi="Arial" w:cs="Arial"/>
+        </w:rPr>
+        <w:t>En esta primera etapa se levantará la línea base cuantitativa mediante cronometraje de pacientes, medición de tiempos de espera y servicio por estación, caracterización de la demanda por franja horaria, censo de equipos biomédicos y revisión de bitácoras de inventario. El producto final verificable es el mapa de cadena de valor del estado actual (VSM actual).</w:t>
+      </w:r>
+    </w:p>
+    <w:p>
+      <w:pPr>
+        <w:spacing w:before="160" w:after="40" w:line="240" w:lineRule="auto"/>
+        <w:rPr>
+          <w:rFonts w:ascii="Arial" w:hAnsi="Arial" w:cs="Arial"/>
+          <w:b/>
+        </w:rPr>
+      </w:pPr>
+      <w:r>
+        <w:rPr>
+          <w:rFonts w:ascii="Arial" w:hAnsi="Arial" w:cs="Arial"/>
+          <w:b/>
+        </w:rPr>
+        <w:t>3.7.2 Fase 2. Análisis de restricciones y factores críticos de variabilidad (OE2)</w:t>
+      </w:r>
+    </w:p>
+    <w:p>
+      <w:pPr>
+        <w:spacing w:after="0" w:line="480" w:lineRule="auto"/>
+        <w:ind w:firstLine="720"/>
+        <w:rPr>
+          <w:rFonts w:ascii="Arial" w:hAnsi="Arial" w:cs="Arial"/>
+        </w:rPr>
+      </w:pPr>
+      <w:r>
+        <w:rPr>
+          <w:rFonts w:ascii="Arial" w:hAnsi="Arial" w:cs="Arial"/>
+        </w:rPr>
+        <w:t>Consiste en contrastar la demanda observada con la capacidad de procesamiento de cada área clínica y diagnóstica, aplicando la Teoría de Restricciones (TOC) para identificar formalmente el cuello de botella. Se jerarquizarán las causas de demora mediante Diagramas de Pareto y se clasificarán los insumos críticos mediante análisis ABC multicriterio.</w:t>
+      </w:r>
+    </w:p>
+    <w:p>
+      <w:pPr>
+        <w:spacing w:before="160" w:after="40" w:line="240" w:lineRule="auto"/>
+        <w:rPr>
+          <w:rFonts w:ascii="Arial" w:hAnsi="Arial" w:cs="Arial"/>
+          <w:b/>
+        </w:rPr>
+      </w:pPr>
+      <w:r>
+        <w:rPr>
+          <w:rFonts w:ascii="Arial" w:hAnsi="Arial" w:cs="Arial"/>
+          <w:b/>
+        </w:rPr>
+        <w:t>3.7.3 Fase 3. Diseño del modelo integral de gestión de operaciones (OE3)</w:t>
+      </w:r>
+    </w:p>
+    <w:p>
+      <w:pPr>
+        <w:spacing w:after="0" w:line="480" w:lineRule="auto"/>
+        <w:ind w:firstLine="720"/>
+        <w:rPr>
+          <w:rFonts w:ascii="Arial" w:hAnsi="Arial" w:cs="Arial"/>
+        </w:rPr>
+      </w:pPr>
+      <w:r>
+        <w:rPr>
+          <w:rFonts w:ascii="Arial" w:hAnsi="Arial" w:cs="Arial"/>
+        </w:rPr>
+        <w:t>Abarca la formulación técnica de la propuesta de ingeniería: diseño del VSM futuro, esquema de nivelación de flujo (Heijunka) y asignación estructurada de citas, plan de mantenimiento preventivo para equipos críticos, políticas de inventario (cálculo de ROP y stock de seguridad para insumos A críticos) y procedimientos estandarizados de trabajo (SOPs) bajo enfoque 5S.</w:t>
+      </w:r>
+    </w:p>
+    <w:p>
+      <w:pPr>
+        <w:spacing w:before="160" w:after="40" w:line="240" w:lineRule="auto"/>
+        <w:rPr>
+          <w:rFonts w:ascii="Arial" w:hAnsi="Arial" w:cs="Arial"/>
+          <w:b/>
+        </w:rPr>
+      </w:pPr>
+      <w:r>
+        <w:rPr>
+          <w:rFonts w:ascii="Arial" w:hAnsi="Arial" w:cs="Arial"/>
+          <w:b/>
+        </w:rPr>
+        <w:t>3.7.4 Fase 4. Evaluación del desempeño técnico-operativo y viabilidad económica (OE4)</w:t>
+      </w:r>
+    </w:p>
+    <w:p>
+      <w:pPr>
+        <w:spacing w:after="0" w:line="480" w:lineRule="auto"/>
+        <w:ind w:firstLine="720"/>
+        <w:rPr>
+          <w:rFonts w:ascii="Arial" w:hAnsi="Arial" w:cs="Arial"/>
+        </w:rPr>
+      </w:pPr>
+      <w:r>
+        <w:rPr>
+          <w:rFonts w:ascii="Arial" w:hAnsi="Arial" w:cs="Arial"/>
+        </w:rPr>
+        <w:t>Comprende la comparación técnica del escenario actual frente al escenario propuesto utilizando los mismos indicadores de OE1, la evaluación de la capacidad liberada y la determinación de costos de implementación y ahorros operacionales esperados para fundamentar la viabilidad de la propuesta.</w:t>
+      </w:r>
+    </w:p>
+    <w:p>
+      <w:pPr>
         <w:spacing w:before="200" w:after="80" w:line="240" w:lineRule="auto"/>
         <w:rPr>
           <w:rFonts w:ascii="Arial" w:hAnsi="Arial" w:cs="Arial"/>
@@ -3881,7 +4269,7 @@
           <w:b/>
           <w:i/>
         </w:rPr>
-        <w:t>3.6 Cronograma de actividades de investigación</w:t>
+        <w:t>3.8 Cronograma del proyecto</w:t>
       </w:r>
     </w:p>
     <w:p>
@@ -3896,7 +4284,7 @@
         <w:rPr>
           <w:rFonts w:ascii="Arial" w:hAnsi="Arial" w:cs="Arial"/>
         </w:rPr>
-        <w:t>La planificación temporal del proyecto se estructura en un período riguroso de 16 semanas para el segundo semestre del año 2026. A continuación, en la Tabla 4 se presenta el cronograma general organizado por fases metodológicas, semanas de ejecución, responsables directos y entregables verificables:</w:t>
+        <w:t>La planificación temporal del proyecto de graduación se organiza en un período formal de 16 semanas para el segundo semestre del año 2026. A continuación, en la Tabla 4 se presenta el cronograma estructurado en formato de Diagrama de Gantt, detallando la secuencia escalonada de las 17 actividades de investigación a lo largo de las 16 semanas (S1 a S16) con diferenciación cromática por fase metodológica:</w:t>
       </w:r>
     </w:p>
     <w:p>
@@ -3914,7 +4302,7 @@
           <w:b/>
           <w:sz w:val="20"/>
         </w:rPr>
-        <w:t>Tabla 4 Cronograma de actividades de investigación estructurado en 16 semanas</w:t>
+        <w:t>Tabla 4 Cronograma de actividades de investigación estructurado en Diagrama de Gantt (16 semanas)</w:t>
       </w:r>
     </w:p>
     <w:p>
@@ -3929,21 +4317,36 @@
     </w:p>
     <w:tbl>
       <w:tblPr>
-        <w:tblW w:w="10000" w:type="dxa"/>
+        <w:tblW w:w="9360" w:type="dxa"/>
         <w:tblBorders>
-          <w:top w:val="single" w:sz="6" w:space="0" w:color="auto"/>
-          <w:bottom w:val="single" w:sz="6" w:space="0" w:color="auto"/>
+          <w:top w:val="single" w:sz="6" w:space="0" w:color="000000"/>
+          <w:left w:val="single" w:sz="4" w:space="0" w:color="auto"/>
+          <w:bottom w:val="single" w:sz="6" w:space="0" w:color="000000"/>
+          <w:right w:val="single" w:sz="4" w:space="0" w:color="auto"/>
+          <w:insideH w:val="single" w:sz="2" w:space="0" w:color="C0C0C0"/>
+          <w:insideV w:val="single" w:sz="2" w:space="0" w:color="C0C0C0"/>
         </w:tblBorders>
         <w:tblLayout w:type="fixed"/>
         <w:tblLook w:val="0000" w:firstRow="0" w:lastRow="0" w:firstColumn="0" w:lastColumn="0" w:noHBand="0" w:noVBand="0"/>
       </w:tblPr>
       <w:tblGrid>
-        <w:gridCol w:w="1000"/>
-        <w:gridCol w:w="3000"/>
-        <w:gridCol w:w="1200"/>
-        <w:gridCol w:w="1200"/>
-        <w:gridCol w:w="1600"/>
-        <w:gridCol w:w="2000"/>
+        <w:gridCol w:w="4240"/>
+        <w:gridCol w:w="320"/>
+        <w:gridCol w:w="320"/>
+        <w:gridCol w:w="320"/>
+        <w:gridCol w:w="320"/>
+        <w:gridCol w:w="320"/>
+        <w:gridCol w:w="320"/>
+        <w:gridCol w:w="320"/>
+        <w:gridCol w:w="320"/>
+        <w:gridCol w:w="320"/>
+        <w:gridCol w:w="320"/>
+        <w:gridCol w:w="320"/>
+        <w:gridCol w:w="320"/>
+        <w:gridCol w:w="320"/>
+        <w:gridCol w:w="320"/>
+        <w:gridCol w:w="320"/>
+        <w:gridCol w:w="320"/>
       </w:tblGrid>
       <w:tr>
         <w:tblPrEx>
@@ -3958,21 +4361,20 @@
         </w:trPr>
         <w:tc>
           <w:tcPr>
-            <w:tcW w:w="1000" w:type="dxa"/>
+            <w:tcW w:w="4240" w:type="dxa"/>
             <w:tcBorders>
-              <w:top w:val="single" w:sz="6" w:space="0" w:color="auto"/>
-              <w:bottom w:val="single" w:sz="6" w:space="0" w:color="auto"/>
+              <w:top w:val="single" w:sz="6" w:space="0" w:color="000000"/>
+              <w:bottom w:val="single" w:sz="6" w:space="0" w:color="000000"/>
             </w:tcBorders>
           </w:tcPr>
           <w:p>
             <w:pPr>
               <w:spacing w:after="120" w:line="240" w:lineRule="auto"/>
-              <w:jc w:val="center"/>
               <w:rPr>
                 <w:rFonts w:ascii="Arial" w:hAnsi="Arial" w:cs="Arial"/>
                 <w:b/>
                 <w:i/>
-                <w:sz w:val="16"/>
+                <w:sz w:val="15"/>
               </w:rPr>
             </w:pPr>
             <w:r>
@@ -3980,18 +4382,18 @@
                 <w:rFonts w:ascii="Arial" w:hAnsi="Arial" w:cs="Arial"/>
                 <w:b/>
                 <w:i/>
-                <w:sz w:val="16"/>
-              </w:rPr>
-              <w:t>Fase</w:t>
-            </w:r>
-          </w:p>
-        </w:tc>
-        <w:tc>
-          <w:tcPr>
-            <w:tcW w:w="3000" w:type="dxa"/>
+                <w:sz w:val="15"/>
+              </w:rPr>
+              <w:t>Fase / Actividad de Investigación</w:t>
+            </w:r>
+          </w:p>
+        </w:tc>
+        <w:tc>
+          <w:tcPr>
+            <w:tcW w:w="320" w:type="dxa"/>
             <w:tcBorders>
-              <w:top w:val="single" w:sz="6" w:space="0" w:color="auto"/>
-              <w:bottom w:val="single" w:sz="6" w:space="0" w:color="auto"/>
+              <w:top w:val="single" w:sz="6" w:space="0" w:color="000000"/>
+              <w:bottom w:val="single" w:sz="6" w:space="0" w:color="000000"/>
             </w:tcBorders>
           </w:tcPr>
           <w:p>
@@ -4002,7 +4404,7 @@
                 <w:rFonts w:ascii="Arial" w:hAnsi="Arial" w:cs="Arial"/>
                 <w:b/>
                 <w:i/>
-                <w:sz w:val="16"/>
+                <w:sz w:val="14"/>
               </w:rPr>
             </w:pPr>
             <w:r>
@@ -4010,18 +4412,18 @@
                 <w:rFonts w:ascii="Arial" w:hAnsi="Arial" w:cs="Arial"/>
                 <w:b/>
                 <w:i/>
-                <w:sz w:val="16"/>
-              </w:rPr>
-              <w:t>Actividades de investigación</w:t>
-            </w:r>
-          </w:p>
-        </w:tc>
-        <w:tc>
-          <w:tcPr>
-            <w:tcW w:w="1200" w:type="dxa"/>
+                <w:sz w:val="14"/>
+              </w:rPr>
+              <w:t>S1</w:t>
+            </w:r>
+          </w:p>
+        </w:tc>
+        <w:tc>
+          <w:tcPr>
+            <w:tcW w:w="320" w:type="dxa"/>
             <w:tcBorders>
-              <w:top w:val="single" w:sz="6" w:space="0" w:color="auto"/>
-              <w:bottom w:val="single" w:sz="6" w:space="0" w:color="auto"/>
+              <w:top w:val="single" w:sz="6" w:space="0" w:color="000000"/>
+              <w:bottom w:val="single" w:sz="6" w:space="0" w:color="000000"/>
             </w:tcBorders>
           </w:tcPr>
           <w:p>
@@ -4032,7 +4434,7 @@
                 <w:rFonts w:ascii="Arial" w:hAnsi="Arial" w:cs="Arial"/>
                 <w:b/>
                 <w:i/>
-                <w:sz w:val="16"/>
+                <w:sz w:val="14"/>
               </w:rPr>
             </w:pPr>
             <w:r>
@@ -4040,18 +4442,18 @@
                 <w:rFonts w:ascii="Arial" w:hAnsi="Arial" w:cs="Arial"/>
                 <w:b/>
                 <w:i/>
-                <w:sz w:val="16"/>
-              </w:rPr>
-              <w:t>Semanas</w:t>
-            </w:r>
-          </w:p>
-        </w:tc>
-        <w:tc>
-          <w:tcPr>
-            <w:tcW w:w="1200" w:type="dxa"/>
+                <w:sz w:val="14"/>
+              </w:rPr>
+              <w:t>S2</w:t>
+            </w:r>
+          </w:p>
+        </w:tc>
+        <w:tc>
+          <w:tcPr>
+            <w:tcW w:w="320" w:type="dxa"/>
             <w:tcBorders>
-              <w:top w:val="single" w:sz="6" w:space="0" w:color="auto"/>
-              <w:bottom w:val="single" w:sz="6" w:space="0" w:color="auto"/>
+              <w:top w:val="single" w:sz="6" w:space="0" w:color="000000"/>
+              <w:bottom w:val="single" w:sz="6" w:space="0" w:color="000000"/>
             </w:tcBorders>
           </w:tcPr>
           <w:p>
@@ -4062,7 +4464,7 @@
                 <w:rFonts w:ascii="Arial" w:hAnsi="Arial" w:cs="Arial"/>
                 <w:b/>
                 <w:i/>
-                <w:sz w:val="16"/>
+                <w:sz w:val="14"/>
               </w:rPr>
             </w:pPr>
             <w:r>
@@ -4070,18 +4472,18 @@
                 <w:rFonts w:ascii="Arial" w:hAnsi="Arial" w:cs="Arial"/>
                 <w:b/>
                 <w:i/>
-                <w:sz w:val="16"/>
-              </w:rPr>
-              <w:t>Mes</w:t>
-            </w:r>
-          </w:p>
-        </w:tc>
-        <w:tc>
-          <w:tcPr>
-            <w:tcW w:w="1600" w:type="dxa"/>
+                <w:sz w:val="14"/>
+              </w:rPr>
+              <w:t>S3</w:t>
+            </w:r>
+          </w:p>
+        </w:tc>
+        <w:tc>
+          <w:tcPr>
+            <w:tcW w:w="320" w:type="dxa"/>
             <w:tcBorders>
-              <w:top w:val="single" w:sz="6" w:space="0" w:color="auto"/>
-              <w:bottom w:val="single" w:sz="6" w:space="0" w:color="auto"/>
+              <w:top w:val="single" w:sz="6" w:space="0" w:color="000000"/>
+              <w:bottom w:val="single" w:sz="6" w:space="0" w:color="000000"/>
             </w:tcBorders>
           </w:tcPr>
           <w:p>
@@ -4092,7 +4494,7 @@
                 <w:rFonts w:ascii="Arial" w:hAnsi="Arial" w:cs="Arial"/>
                 <w:b/>
                 <w:i/>
-                <w:sz w:val="16"/>
+                <w:sz w:val="14"/>
               </w:rPr>
             </w:pPr>
             <w:r>
@@ -4100,18 +4502,18 @@
                 <w:rFonts w:ascii="Arial" w:hAnsi="Arial" w:cs="Arial"/>
                 <w:b/>
                 <w:i/>
-                <w:sz w:val="16"/>
-              </w:rPr>
-              <w:t>Responsables</w:t>
-            </w:r>
-          </w:p>
-        </w:tc>
-        <w:tc>
-          <w:tcPr>
-            <w:tcW w:w="2000" w:type="dxa"/>
+                <w:sz w:val="14"/>
+              </w:rPr>
+              <w:t>S4</w:t>
+            </w:r>
+          </w:p>
+        </w:tc>
+        <w:tc>
+          <w:tcPr>
+            <w:tcW w:w="320" w:type="dxa"/>
             <w:tcBorders>
-              <w:top w:val="single" w:sz="6" w:space="0" w:color="auto"/>
-              <w:bottom w:val="single" w:sz="6" w:space="0" w:color="auto"/>
+              <w:top w:val="single" w:sz="6" w:space="0" w:color="000000"/>
+              <w:bottom w:val="single" w:sz="6" w:space="0" w:color="000000"/>
             </w:tcBorders>
           </w:tcPr>
           <w:p>
@@ -4122,7 +4524,7 @@
                 <w:rFonts w:ascii="Arial" w:hAnsi="Arial" w:cs="Arial"/>
                 <w:b/>
                 <w:i/>
-                <w:sz w:val="16"/>
+                <w:sz w:val="14"/>
               </w:rPr>
             </w:pPr>
             <w:r>
@@ -4130,9 +4532,339 @@
                 <w:rFonts w:ascii="Arial" w:hAnsi="Arial" w:cs="Arial"/>
                 <w:b/>
                 <w:i/>
-                <w:sz w:val="16"/>
-              </w:rPr>
-              <w:t>Entregable verificable</w:t>
+                <w:sz w:val="14"/>
+              </w:rPr>
+              <w:t>S5</w:t>
+            </w:r>
+          </w:p>
+        </w:tc>
+        <w:tc>
+          <w:tcPr>
+            <w:tcW w:w="320" w:type="dxa"/>
+            <w:tcBorders>
+              <w:top w:val="single" w:sz="6" w:space="0" w:color="000000"/>
+              <w:bottom w:val="single" w:sz="6" w:space="0" w:color="000000"/>
+            </w:tcBorders>
+          </w:tcPr>
+          <w:p>
+            <w:pPr>
+              <w:spacing w:after="120" w:line="240" w:lineRule="auto"/>
+              <w:jc w:val="center"/>
+              <w:rPr>
+                <w:rFonts w:ascii="Arial" w:hAnsi="Arial" w:cs="Arial"/>
+                <w:b/>
+                <w:i/>
+                <w:sz w:val="14"/>
+              </w:rPr>
+            </w:pPr>
+            <w:r>
+              <w:rPr>
+                <w:rFonts w:ascii="Arial" w:hAnsi="Arial" w:cs="Arial"/>
+                <w:b/>
+                <w:i/>
+                <w:sz w:val="14"/>
+              </w:rPr>
+              <w:t>S6</w:t>
+            </w:r>
+          </w:p>
+        </w:tc>
+        <w:tc>
+          <w:tcPr>
+            <w:tcW w:w="320" w:type="dxa"/>
+            <w:tcBorders>
+              <w:top w:val="single" w:sz="6" w:space="0" w:color="000000"/>
+              <w:bottom w:val="single" w:sz="6" w:space="0" w:color="000000"/>
+            </w:tcBorders>
+          </w:tcPr>
+          <w:p>
+            <w:pPr>
+              <w:spacing w:after="120" w:line="240" w:lineRule="auto"/>
+              <w:jc w:val="center"/>
+              <w:rPr>
+                <w:rFonts w:ascii="Arial" w:hAnsi="Arial" w:cs="Arial"/>
+                <w:b/>
+                <w:i/>
+                <w:sz w:val="14"/>
+              </w:rPr>
+            </w:pPr>
+            <w:r>
+              <w:rPr>
+                <w:rFonts w:ascii="Arial" w:hAnsi="Arial" w:cs="Arial"/>
+                <w:b/>
+                <w:i/>
+                <w:sz w:val="14"/>
+              </w:rPr>
+              <w:t>S7</w:t>
+            </w:r>
+          </w:p>
+        </w:tc>
+        <w:tc>
+          <w:tcPr>
+            <w:tcW w:w="320" w:type="dxa"/>
+            <w:tcBorders>
+              <w:top w:val="single" w:sz="6" w:space="0" w:color="000000"/>
+              <w:bottom w:val="single" w:sz="6" w:space="0" w:color="000000"/>
+            </w:tcBorders>
+          </w:tcPr>
+          <w:p>
+            <w:pPr>
+              <w:spacing w:after="120" w:line="240" w:lineRule="auto"/>
+              <w:jc w:val="center"/>
+              <w:rPr>
+                <w:rFonts w:ascii="Arial" w:hAnsi="Arial" w:cs="Arial"/>
+                <w:b/>
+                <w:i/>
+                <w:sz w:val="14"/>
+              </w:rPr>
+            </w:pPr>
+            <w:r>
+              <w:rPr>
+                <w:rFonts w:ascii="Arial" w:hAnsi="Arial" w:cs="Arial"/>
+                <w:b/>
+                <w:i/>
+                <w:sz w:val="14"/>
+              </w:rPr>
+              <w:t>S8</w:t>
+            </w:r>
+          </w:p>
+        </w:tc>
+        <w:tc>
+          <w:tcPr>
+            <w:tcW w:w="320" w:type="dxa"/>
+            <w:tcBorders>
+              <w:top w:val="single" w:sz="6" w:space="0" w:color="000000"/>
+              <w:bottom w:val="single" w:sz="6" w:space="0" w:color="000000"/>
+            </w:tcBorders>
+          </w:tcPr>
+          <w:p>
+            <w:pPr>
+              <w:spacing w:after="120" w:line="240" w:lineRule="auto"/>
+              <w:jc w:val="center"/>
+              <w:rPr>
+                <w:rFonts w:ascii="Arial" w:hAnsi="Arial" w:cs="Arial"/>
+                <w:b/>
+                <w:i/>
+                <w:sz w:val="14"/>
+              </w:rPr>
+            </w:pPr>
+            <w:r>
+              <w:rPr>
+                <w:rFonts w:ascii="Arial" w:hAnsi="Arial" w:cs="Arial"/>
+                <w:b/>
+                <w:i/>
+                <w:sz w:val="14"/>
+              </w:rPr>
+              <w:t>S9</w:t>
+            </w:r>
+          </w:p>
+        </w:tc>
+        <w:tc>
+          <w:tcPr>
+            <w:tcW w:w="320" w:type="dxa"/>
+            <w:tcBorders>
+              <w:top w:val="single" w:sz="6" w:space="0" w:color="000000"/>
+              <w:bottom w:val="single" w:sz="6" w:space="0" w:color="000000"/>
+            </w:tcBorders>
+          </w:tcPr>
+          <w:p>
+            <w:pPr>
+              <w:spacing w:after="120" w:line="240" w:lineRule="auto"/>
+              <w:jc w:val="center"/>
+              <w:rPr>
+                <w:rFonts w:ascii="Arial" w:hAnsi="Arial" w:cs="Arial"/>
+                <w:b/>
+                <w:i/>
+                <w:sz w:val="14"/>
+              </w:rPr>
+            </w:pPr>
+            <w:r>
+              <w:rPr>
+                <w:rFonts w:ascii="Arial" w:hAnsi="Arial" w:cs="Arial"/>
+                <w:b/>
+                <w:i/>
+                <w:sz w:val="14"/>
+              </w:rPr>
+              <w:t>S10</w:t>
+            </w:r>
+          </w:p>
+        </w:tc>
+        <w:tc>
+          <w:tcPr>
+            <w:tcW w:w="320" w:type="dxa"/>
+            <w:tcBorders>
+              <w:top w:val="single" w:sz="6" w:space="0" w:color="000000"/>
+              <w:bottom w:val="single" w:sz="6" w:space="0" w:color="000000"/>
+            </w:tcBorders>
+          </w:tcPr>
+          <w:p>
+            <w:pPr>
+              <w:spacing w:after="120" w:line="240" w:lineRule="auto"/>
+              <w:jc w:val="center"/>
+              <w:rPr>
+                <w:rFonts w:ascii="Arial" w:hAnsi="Arial" w:cs="Arial"/>
+                <w:b/>
+                <w:i/>
+                <w:sz w:val="14"/>
+              </w:rPr>
+            </w:pPr>
+            <w:r>
+              <w:rPr>
+                <w:rFonts w:ascii="Arial" w:hAnsi="Arial" w:cs="Arial"/>
+                <w:b/>
+                <w:i/>
+                <w:sz w:val="14"/>
+              </w:rPr>
+              <w:t>S11</w:t>
+            </w:r>
+          </w:p>
+        </w:tc>
+        <w:tc>
+          <w:tcPr>
+            <w:tcW w:w="320" w:type="dxa"/>
+            <w:tcBorders>
+              <w:top w:val="single" w:sz="6" w:space="0" w:color="000000"/>
+              <w:bottom w:val="single" w:sz="6" w:space="0" w:color="000000"/>
+            </w:tcBorders>
+          </w:tcPr>
+          <w:p>
+            <w:pPr>
+              <w:spacing w:after="120" w:line="240" w:lineRule="auto"/>
+              <w:jc w:val="center"/>
+              <w:rPr>
+                <w:rFonts w:ascii="Arial" w:hAnsi="Arial" w:cs="Arial"/>
+                <w:b/>
+                <w:i/>
+                <w:sz w:val="14"/>
+              </w:rPr>
+            </w:pPr>
+            <w:r>
+              <w:rPr>
+                <w:rFonts w:ascii="Arial" w:hAnsi="Arial" w:cs="Arial"/>
+                <w:b/>
+                <w:i/>
+                <w:sz w:val="14"/>
+              </w:rPr>
+              <w:t>S12</w:t>
+            </w:r>
+          </w:p>
+        </w:tc>
+        <w:tc>
+          <w:tcPr>
+            <w:tcW w:w="320" w:type="dxa"/>
+            <w:tcBorders>
+              <w:top w:val="single" w:sz="6" w:space="0" w:color="000000"/>
+              <w:bottom w:val="single" w:sz="6" w:space="0" w:color="000000"/>
+            </w:tcBorders>
+          </w:tcPr>
+          <w:p>
+            <w:pPr>
+              <w:spacing w:after="120" w:line="240" w:lineRule="auto"/>
+              <w:jc w:val="center"/>
+              <w:rPr>
+                <w:rFonts w:ascii="Arial" w:hAnsi="Arial" w:cs="Arial"/>
+                <w:b/>
+                <w:i/>
+                <w:sz w:val="14"/>
+              </w:rPr>
+            </w:pPr>
+            <w:r>
+              <w:rPr>
+                <w:rFonts w:ascii="Arial" w:hAnsi="Arial" w:cs="Arial"/>
+                <w:b/>
+                <w:i/>
+                <w:sz w:val="14"/>
+              </w:rPr>
+              <w:t>S13</w:t>
+            </w:r>
+          </w:p>
+        </w:tc>
+        <w:tc>
+          <w:tcPr>
+            <w:tcW w:w="320" w:type="dxa"/>
+            <w:tcBorders>
+              <w:top w:val="single" w:sz="6" w:space="0" w:color="000000"/>
+              <w:bottom w:val="single" w:sz="6" w:space="0" w:color="000000"/>
+            </w:tcBorders>
+          </w:tcPr>
+          <w:p>
+            <w:pPr>
+              <w:spacing w:after="120" w:line="240" w:lineRule="auto"/>
+              <w:jc w:val="center"/>
+              <w:rPr>
+                <w:rFonts w:ascii="Arial" w:hAnsi="Arial" w:cs="Arial"/>
+                <w:b/>
+                <w:i/>
+                <w:sz w:val="14"/>
+              </w:rPr>
+            </w:pPr>
+            <w:r>
+              <w:rPr>
+                <w:rFonts w:ascii="Arial" w:hAnsi="Arial" w:cs="Arial"/>
+                <w:b/>
+                <w:i/>
+                <w:sz w:val="14"/>
+              </w:rPr>
+              <w:t>S14</w:t>
+            </w:r>
+          </w:p>
+        </w:tc>
+        <w:tc>
+          <w:tcPr>
+            <w:tcW w:w="320" w:type="dxa"/>
+            <w:tcBorders>
+              <w:top w:val="single" w:sz="6" w:space="0" w:color="000000"/>
+              <w:bottom w:val="single" w:sz="6" w:space="0" w:color="000000"/>
+            </w:tcBorders>
+          </w:tcPr>
+          <w:p>
+            <w:pPr>
+              <w:spacing w:after="120" w:line="240" w:lineRule="auto"/>
+              <w:jc w:val="center"/>
+              <w:rPr>
+                <w:rFonts w:ascii="Arial" w:hAnsi="Arial" w:cs="Arial"/>
+                <w:b/>
+                <w:i/>
+                <w:sz w:val="14"/>
+              </w:rPr>
+            </w:pPr>
+            <w:r>
+              <w:rPr>
+                <w:rFonts w:ascii="Arial" w:hAnsi="Arial" w:cs="Arial"/>
+                <w:b/>
+                <w:i/>
+                <w:sz w:val="14"/>
+              </w:rPr>
+              <w:t>S15</w:t>
+            </w:r>
+          </w:p>
+        </w:tc>
+        <w:tc>
+          <w:tcPr>
+            <w:tcW w:w="320" w:type="dxa"/>
+            <w:tcBorders>
+              <w:top w:val="single" w:sz="6" w:space="0" w:color="000000"/>
+              <w:bottom w:val="single" w:sz="6" w:space="0" w:color="000000"/>
+            </w:tcBorders>
+          </w:tcPr>
+          <w:p>
+            <w:pPr>
+              <w:spacing w:after="120" w:line="240" w:lineRule="auto"/>
+              <w:jc w:val="center"/>
+              <w:rPr>
+                <w:rFonts w:ascii="Arial" w:hAnsi="Arial" w:cs="Arial"/>
+                <w:b/>
+                <w:i/>
+                <w:sz w:val="14"/>
+              </w:rPr>
+            </w:pPr>
+            <w:r>
+              <w:rPr>
+                <w:rFonts w:ascii="Arial" w:hAnsi="Arial" w:cs="Arial"/>
+                <w:b/>
+                <w:i/>
+                <w:sz w:val="14"/>
+              </w:rPr>
+              <w:t>S16</w:t>
             </w:r>
           </w:p>
         </w:tc>
@@ -4149,62 +4881,55 @@
         </w:trPr>
         <w:tc>
           <w:tcPr>
-            <w:tcW w:w="1000" w:type="dxa"/>
+            <w:tcW w:w="4240" w:type="dxa"/>
             <w:tcBorders>
-              <w:top w:val="single" w:sz="6" w:space="0" w:color="auto"/>
+              <w:top w:val="single" w:sz="6" w:space="0" w:color="000000"/>
             </w:tcBorders>
           </w:tcPr>
           <w:p>
             <w:pPr>
               <w:spacing w:after="120" w:line="240" w:lineRule="auto"/>
-              <w:jc w:val="center"/>
-              <w:rPr>
-                <w:rFonts w:ascii="Arial" w:hAnsi="Arial" w:cs="Arial"/>
-                <w:i/>
-                <w:sz w:val="16"/>
-              </w:rPr>
-            </w:pPr>
-            <w:r>
-              <w:rPr>
-                <w:rFonts w:ascii="Arial" w:hAnsi="Arial" w:cs="Arial"/>
-                <w:i/>
-                <w:sz w:val="16"/>
-              </w:rPr>
-              <w:t>Fase 0</w:t>
-            </w:r>
-          </w:p>
-        </w:tc>
-        <w:tc>
-          <w:tcPr>
-            <w:tcW w:w="3000" w:type="dxa"/>
+              <w:rPr>
+                <w:rFonts w:ascii="Arial" w:hAnsi="Arial" w:cs="Arial"/>
+                <w:i/>
+                <w:sz w:val="15"/>
+              </w:rPr>
+            </w:pPr>
+            <w:r>
+              <w:rPr>
+                <w:rFonts w:ascii="Arial" w:hAnsi="Arial" w:cs="Arial"/>
+                <w:i/>
+                <w:sz w:val="15"/>
+              </w:rPr>
+              <w:t>1. Planificación inicial de la investigación y formalización del aval institucional.</w:t>
+            </w:r>
+          </w:p>
+        </w:tc>
+        <w:tc>
+          <w:tcPr>
+            <w:tcW w:w="320" w:type="dxa"/>
             <w:tcBorders>
-              <w:top w:val="single" w:sz="6" w:space="0" w:color="auto"/>
+              <w:top w:val="single" w:sz="6" w:space="0" w:color="000000"/>
             </w:tcBorders>
-          </w:tcPr>
-          <w:p>
-            <w:pPr>
-              <w:spacing w:after="120" w:line="240" w:lineRule="auto"/>
-              <w:rPr>
-                <w:rFonts w:ascii="Arial" w:hAnsi="Arial" w:cs="Arial"/>
-                <w:i/>
-                <w:sz w:val="16"/>
-              </w:rPr>
-            </w:pPr>
-            <w:r>
-              <w:rPr>
-                <w:rFonts w:ascii="Arial" w:hAnsi="Arial" w:cs="Arial"/>
-                <w:i/>
-                <w:sz w:val="16"/>
-              </w:rPr>
-              <w:t>1. Aprobación del protocolo y formalización de aval institucional</w:t>
-            </w:r>
-          </w:p>
-        </w:tc>
-        <w:tc>
-          <w:tcPr>
-            <w:tcW w:w="1200" w:type="dxa"/>
+            <w:shd w:val="clear" w:color="auto" w:fill="A9DFBF"/>
+          </w:tcPr>
+          <w:p>
+            <w:pPr>
+              <w:spacing w:after="120" w:line="240" w:lineRule="auto"/>
+              <w:jc w:val="center"/>
+              <w:rPr>
+                <w:rFonts w:ascii="Arial" w:hAnsi="Arial" w:cs="Arial"/>
+                <w:i/>
+                <w:sz w:val="14"/>
+              </w:rPr>
+            </w:pPr>
+          </w:p>
+        </w:tc>
+        <w:tc>
+          <w:tcPr>
+            <w:tcW w:w="320" w:type="dxa"/>
             <w:tcBorders>
-              <w:top w:val="single" w:sz="6" w:space="0" w:color="auto"/>
+              <w:top w:val="single" w:sz="6" w:space="0" w:color="000000"/>
             </w:tcBorders>
           </w:tcPr>
           <w:p>
@@ -4214,24 +4939,16 @@
               <w:rPr>
                 <w:rFonts w:ascii="Arial" w:hAnsi="Arial" w:cs="Arial"/>
                 <w:i/>
-                <w:sz w:val="16"/>
-              </w:rPr>
-            </w:pPr>
-            <w:r>
-              <w:rPr>
-                <w:rFonts w:ascii="Arial" w:hAnsi="Arial" w:cs="Arial"/>
-                <w:i/>
-                <w:sz w:val="16"/>
-              </w:rPr>
-              <w:t>Sem. 1-2</w:t>
-            </w:r>
-          </w:p>
-        </w:tc>
-        <w:tc>
-          <w:tcPr>
-            <w:tcW w:w="1200" w:type="dxa"/>
+                <w:sz w:val="14"/>
+              </w:rPr>
+            </w:pPr>
+          </w:p>
+        </w:tc>
+        <w:tc>
+          <w:tcPr>
+            <w:tcW w:w="320" w:type="dxa"/>
             <w:tcBorders>
-              <w:top w:val="single" w:sz="6" w:space="0" w:color="auto"/>
+              <w:top w:val="single" w:sz="6" w:space="0" w:color="000000"/>
             </w:tcBorders>
           </w:tcPr>
           <w:p>
@@ -4241,69 +4958,256 @@
               <w:rPr>
                 <w:rFonts w:ascii="Arial" w:hAnsi="Arial" w:cs="Arial"/>
                 <w:i/>
-                <w:sz w:val="16"/>
-              </w:rPr>
-            </w:pPr>
-            <w:r>
-              <w:rPr>
-                <w:rFonts w:ascii="Arial" w:hAnsi="Arial" w:cs="Arial"/>
-                <w:i/>
-                <w:sz w:val="16"/>
-              </w:rPr>
-              <w:t>Mes 1</w:t>
-            </w:r>
-          </w:p>
-        </w:tc>
-        <w:tc>
-          <w:tcPr>
-            <w:tcW w:w="1600" w:type="dxa"/>
+                <w:sz w:val="14"/>
+              </w:rPr>
+            </w:pPr>
+          </w:p>
+        </w:tc>
+        <w:tc>
+          <w:tcPr>
+            <w:tcW w:w="320" w:type="dxa"/>
             <w:tcBorders>
-              <w:top w:val="single" w:sz="6" w:space="0" w:color="auto"/>
+              <w:top w:val="single" w:sz="6" w:space="0" w:color="000000"/>
             </w:tcBorders>
           </w:tcPr>
           <w:p>
             <w:pPr>
               <w:spacing w:after="120" w:line="240" w:lineRule="auto"/>
-              <w:rPr>
-                <w:rFonts w:ascii="Arial" w:hAnsi="Arial" w:cs="Arial"/>
-                <w:i/>
-                <w:sz w:val="16"/>
-              </w:rPr>
-            </w:pPr>
-            <w:r>
-              <w:rPr>
-                <w:rFonts w:ascii="Arial" w:hAnsi="Arial" w:cs="Arial"/>
-                <w:i/>
-                <w:sz w:val="16"/>
-              </w:rPr>
-              <w:t>J. Sequeira / S. Montoya</w:t>
-            </w:r>
-          </w:p>
-        </w:tc>
-        <w:tc>
-          <w:tcPr>
-            <w:tcW w:w="2000" w:type="dxa"/>
+              <w:jc w:val="center"/>
+              <w:rPr>
+                <w:rFonts w:ascii="Arial" w:hAnsi="Arial" w:cs="Arial"/>
+                <w:i/>
+                <w:sz w:val="14"/>
+              </w:rPr>
+            </w:pPr>
+          </w:p>
+        </w:tc>
+        <w:tc>
+          <w:tcPr>
+            <w:tcW w:w="320" w:type="dxa"/>
             <w:tcBorders>
-              <w:top w:val="single" w:sz="6" w:space="0" w:color="auto"/>
+              <w:top w:val="single" w:sz="6" w:space="0" w:color="000000"/>
             </w:tcBorders>
           </w:tcPr>
           <w:p>
             <w:pPr>
               <w:spacing w:after="120" w:line="240" w:lineRule="auto"/>
-              <w:rPr>
-                <w:rFonts w:ascii="Arial" w:hAnsi="Arial" w:cs="Arial"/>
-                <w:i/>
-                <w:sz w:val="16"/>
-              </w:rPr>
-            </w:pPr>
-            <w:r>
-              <w:rPr>
-                <w:rFonts w:ascii="Arial" w:hAnsi="Arial" w:cs="Arial"/>
-                <w:i/>
-                <w:sz w:val="16"/>
-              </w:rPr>
-              <w:t>Protocolo aprobado y carta de aval suscrita</w:t>
-            </w:r>
+              <w:jc w:val="center"/>
+              <w:rPr>
+                <w:rFonts w:ascii="Arial" w:hAnsi="Arial" w:cs="Arial"/>
+                <w:i/>
+                <w:sz w:val="14"/>
+              </w:rPr>
+            </w:pPr>
+          </w:p>
+        </w:tc>
+        <w:tc>
+          <w:tcPr>
+            <w:tcW w:w="320" w:type="dxa"/>
+            <w:tcBorders>
+              <w:top w:val="single" w:sz="6" w:space="0" w:color="000000"/>
+            </w:tcBorders>
+          </w:tcPr>
+          <w:p>
+            <w:pPr>
+              <w:spacing w:after="120" w:line="240" w:lineRule="auto"/>
+              <w:jc w:val="center"/>
+              <w:rPr>
+                <w:rFonts w:ascii="Arial" w:hAnsi="Arial" w:cs="Arial"/>
+                <w:i/>
+                <w:sz w:val="14"/>
+              </w:rPr>
+            </w:pPr>
+          </w:p>
+        </w:tc>
+        <w:tc>
+          <w:tcPr>
+            <w:tcW w:w="320" w:type="dxa"/>
+            <w:tcBorders>
+              <w:top w:val="single" w:sz="6" w:space="0" w:color="000000"/>
+            </w:tcBorders>
+          </w:tcPr>
+          <w:p>
+            <w:pPr>
+              <w:spacing w:after="120" w:line="240" w:lineRule="auto"/>
+              <w:jc w:val="center"/>
+              <w:rPr>
+                <w:rFonts w:ascii="Arial" w:hAnsi="Arial" w:cs="Arial"/>
+                <w:i/>
+                <w:sz w:val="14"/>
+              </w:rPr>
+            </w:pPr>
+          </w:p>
+        </w:tc>
+        <w:tc>
+          <w:tcPr>
+            <w:tcW w:w="320" w:type="dxa"/>
+            <w:tcBorders>
+              <w:top w:val="single" w:sz="6" w:space="0" w:color="000000"/>
+            </w:tcBorders>
+          </w:tcPr>
+          <w:p>
+            <w:pPr>
+              <w:spacing w:after="120" w:line="240" w:lineRule="auto"/>
+              <w:jc w:val="center"/>
+              <w:rPr>
+                <w:rFonts w:ascii="Arial" w:hAnsi="Arial" w:cs="Arial"/>
+                <w:i/>
+                <w:sz w:val="14"/>
+              </w:rPr>
+            </w:pPr>
+          </w:p>
+        </w:tc>
+        <w:tc>
+          <w:tcPr>
+            <w:tcW w:w="320" w:type="dxa"/>
+            <w:tcBorders>
+              <w:top w:val="single" w:sz="6" w:space="0" w:color="000000"/>
+            </w:tcBorders>
+          </w:tcPr>
+          <w:p>
+            <w:pPr>
+              <w:spacing w:after="120" w:line="240" w:lineRule="auto"/>
+              <w:jc w:val="center"/>
+              <w:rPr>
+                <w:rFonts w:ascii="Arial" w:hAnsi="Arial" w:cs="Arial"/>
+                <w:i/>
+                <w:sz w:val="14"/>
+              </w:rPr>
+            </w:pPr>
+          </w:p>
+        </w:tc>
+        <w:tc>
+          <w:tcPr>
+            <w:tcW w:w="320" w:type="dxa"/>
+            <w:tcBorders>
+              <w:top w:val="single" w:sz="6" w:space="0" w:color="000000"/>
+            </w:tcBorders>
+          </w:tcPr>
+          <w:p>
+            <w:pPr>
+              <w:spacing w:after="120" w:line="240" w:lineRule="auto"/>
+              <w:jc w:val="center"/>
+              <w:rPr>
+                <w:rFonts w:ascii="Arial" w:hAnsi="Arial" w:cs="Arial"/>
+                <w:i/>
+                <w:sz w:val="14"/>
+              </w:rPr>
+            </w:pPr>
+          </w:p>
+        </w:tc>
+        <w:tc>
+          <w:tcPr>
+            <w:tcW w:w="320" w:type="dxa"/>
+            <w:tcBorders>
+              <w:top w:val="single" w:sz="6" w:space="0" w:color="000000"/>
+            </w:tcBorders>
+          </w:tcPr>
+          <w:p>
+            <w:pPr>
+              <w:spacing w:after="120" w:line="240" w:lineRule="auto"/>
+              <w:jc w:val="center"/>
+              <w:rPr>
+                <w:rFonts w:ascii="Arial" w:hAnsi="Arial" w:cs="Arial"/>
+                <w:i/>
+                <w:sz w:val="14"/>
+              </w:rPr>
+            </w:pPr>
+          </w:p>
+        </w:tc>
+        <w:tc>
+          <w:tcPr>
+            <w:tcW w:w="320" w:type="dxa"/>
+            <w:tcBorders>
+              <w:top w:val="single" w:sz="6" w:space="0" w:color="000000"/>
+            </w:tcBorders>
+          </w:tcPr>
+          <w:p>
+            <w:pPr>
+              <w:spacing w:after="120" w:line="240" w:lineRule="auto"/>
+              <w:jc w:val="center"/>
+              <w:rPr>
+                <w:rFonts w:ascii="Arial" w:hAnsi="Arial" w:cs="Arial"/>
+                <w:i/>
+                <w:sz w:val="14"/>
+              </w:rPr>
+            </w:pPr>
+          </w:p>
+        </w:tc>
+        <w:tc>
+          <w:tcPr>
+            <w:tcW w:w="320" w:type="dxa"/>
+            <w:tcBorders>
+              <w:top w:val="single" w:sz="6" w:space="0" w:color="000000"/>
+            </w:tcBorders>
+          </w:tcPr>
+          <w:p>
+            <w:pPr>
+              <w:spacing w:after="120" w:line="240" w:lineRule="auto"/>
+              <w:jc w:val="center"/>
+              <w:rPr>
+                <w:rFonts w:ascii="Arial" w:hAnsi="Arial" w:cs="Arial"/>
+                <w:i/>
+                <w:sz w:val="14"/>
+              </w:rPr>
+            </w:pPr>
+          </w:p>
+        </w:tc>
+        <w:tc>
+          <w:tcPr>
+            <w:tcW w:w="320" w:type="dxa"/>
+            <w:tcBorders>
+              <w:top w:val="single" w:sz="6" w:space="0" w:color="000000"/>
+            </w:tcBorders>
+          </w:tcPr>
+          <w:p>
+            <w:pPr>
+              <w:spacing w:after="120" w:line="240" w:lineRule="auto"/>
+              <w:jc w:val="center"/>
+              <w:rPr>
+                <w:rFonts w:ascii="Arial" w:hAnsi="Arial" w:cs="Arial"/>
+                <w:i/>
+                <w:sz w:val="14"/>
+              </w:rPr>
+            </w:pPr>
+          </w:p>
+        </w:tc>
+        <w:tc>
+          <w:tcPr>
+            <w:tcW w:w="320" w:type="dxa"/>
+            <w:tcBorders>
+              <w:top w:val="single" w:sz="6" w:space="0" w:color="000000"/>
+            </w:tcBorders>
+          </w:tcPr>
+          <w:p>
+            <w:pPr>
+              <w:spacing w:after="120" w:line="240" w:lineRule="auto"/>
+              <w:jc w:val="center"/>
+              <w:rPr>
+                <w:rFonts w:ascii="Arial" w:hAnsi="Arial" w:cs="Arial"/>
+                <w:i/>
+                <w:sz w:val="14"/>
+              </w:rPr>
+            </w:pPr>
+          </w:p>
+        </w:tc>
+        <w:tc>
+          <w:tcPr>
+            <w:tcW w:w="320" w:type="dxa"/>
+            <w:tcBorders>
+              <w:top w:val="single" w:sz="6" w:space="0" w:color="000000"/>
+            </w:tcBorders>
+          </w:tcPr>
+          <w:p>
+            <w:pPr>
+              <w:spacing w:after="120" w:line="240" w:lineRule="auto"/>
+              <w:jc w:val="center"/>
+              <w:rPr>
+                <w:rFonts w:ascii="Arial" w:hAnsi="Arial" w:cs="Arial"/>
+                <w:i/>
+                <w:sz w:val="14"/>
+              </w:rPr>
+            </w:pPr>
           </w:p>
         </w:tc>
       </w:tr>
@@ -4319,143 +5223,283 @@
         </w:trPr>
         <w:tc>
           <w:tcPr>
-            <w:tcW w:w="1000" w:type="dxa"/>
-          </w:tcPr>
-          <w:p>
-            <w:pPr>
-              <w:spacing w:after="120" w:line="240" w:lineRule="auto"/>
-              <w:jc w:val="center"/>
-              <w:rPr>
-                <w:rFonts w:ascii="Arial" w:hAnsi="Arial" w:cs="Arial"/>
-                <w:i/>
-                <w:sz w:val="16"/>
-              </w:rPr>
-            </w:pPr>
-            <w:r>
-              <w:rPr>
-                <w:rFonts w:ascii="Arial" w:hAnsi="Arial" w:cs="Arial"/>
-                <w:i/>
-                <w:sz w:val="16"/>
-              </w:rPr>
-              <w:t>Fase 0</w:t>
-            </w:r>
-          </w:p>
-        </w:tc>
-        <w:tc>
-          <w:tcPr>
-            <w:tcW w:w="3000" w:type="dxa"/>
-          </w:tcPr>
-          <w:p>
-            <w:pPr>
-              <w:spacing w:after="120" w:line="240" w:lineRule="auto"/>
-              <w:rPr>
-                <w:rFonts w:ascii="Arial" w:hAnsi="Arial" w:cs="Arial"/>
-                <w:i/>
-                <w:sz w:val="16"/>
-              </w:rPr>
-            </w:pPr>
-            <w:r>
-              <w:rPr>
-                <w:rFonts w:ascii="Arial" w:hAnsi="Arial" w:cs="Arial"/>
-                <w:i/>
-                <w:sz w:val="16"/>
-              </w:rPr>
-              <w:t>2. Diseño de instrumentos, rúbrica 5S y prueba piloto (n0 = 20)</w:t>
-            </w:r>
-          </w:p>
-        </w:tc>
-        <w:tc>
-          <w:tcPr>
-            <w:tcW w:w="1200" w:type="dxa"/>
-          </w:tcPr>
-          <w:p>
-            <w:pPr>
-              <w:spacing w:after="120" w:line="240" w:lineRule="auto"/>
-              <w:jc w:val="center"/>
-              <w:rPr>
-                <w:rFonts w:ascii="Arial" w:hAnsi="Arial" w:cs="Arial"/>
-                <w:i/>
-                <w:sz w:val="16"/>
-              </w:rPr>
-            </w:pPr>
-            <w:r>
-              <w:rPr>
-                <w:rFonts w:ascii="Arial" w:hAnsi="Arial" w:cs="Arial"/>
-                <w:i/>
-                <w:sz w:val="16"/>
-              </w:rPr>
-              <w:t>Sem. 3-4</w:t>
-            </w:r>
-          </w:p>
-        </w:tc>
-        <w:tc>
-          <w:tcPr>
-            <w:tcW w:w="1200" w:type="dxa"/>
-          </w:tcPr>
-          <w:p>
-            <w:pPr>
-              <w:spacing w:after="120" w:line="240" w:lineRule="auto"/>
-              <w:jc w:val="center"/>
-              <w:rPr>
-                <w:rFonts w:ascii="Arial" w:hAnsi="Arial" w:cs="Arial"/>
-                <w:i/>
-                <w:sz w:val="16"/>
-              </w:rPr>
-            </w:pPr>
-            <w:r>
-              <w:rPr>
-                <w:rFonts w:ascii="Arial" w:hAnsi="Arial" w:cs="Arial"/>
-                <w:i/>
-                <w:sz w:val="16"/>
-              </w:rPr>
-              <w:t>Mes 1</w:t>
-            </w:r>
-          </w:p>
-        </w:tc>
-        <w:tc>
-          <w:tcPr>
-            <w:tcW w:w="1600" w:type="dxa"/>
-          </w:tcPr>
-          <w:p>
-            <w:pPr>
-              <w:spacing w:after="120" w:line="240" w:lineRule="auto"/>
-              <w:rPr>
-                <w:rFonts w:ascii="Arial" w:hAnsi="Arial" w:cs="Arial"/>
-                <w:i/>
-                <w:sz w:val="16"/>
-              </w:rPr>
-            </w:pPr>
-            <w:r>
-              <w:rPr>
-                <w:rFonts w:ascii="Arial" w:hAnsi="Arial" w:cs="Arial"/>
-                <w:i/>
-                <w:sz w:val="16"/>
-              </w:rPr>
-              <w:t>J. Sequeira / S. Montoya</w:t>
-            </w:r>
-          </w:p>
-        </w:tc>
-        <w:tc>
-          <w:tcPr>
-            <w:tcW w:w="2000" w:type="dxa"/>
-          </w:tcPr>
-          <w:p>
-            <w:pPr>
-              <w:spacing w:after="120" w:line="240" w:lineRule="auto"/>
-              <w:rPr>
-                <w:rFonts w:ascii="Arial" w:hAnsi="Arial" w:cs="Arial"/>
-                <w:i/>
-                <w:sz w:val="16"/>
-              </w:rPr>
-            </w:pPr>
-            <w:r>
-              <w:rPr>
-                <w:rFonts w:ascii="Arial" w:hAnsi="Arial" w:cs="Arial"/>
-                <w:i/>
-                <w:sz w:val="16"/>
-              </w:rPr>
-              <w:t>Instrumentos validados y varianza estimada</w:t>
-            </w:r>
+            <w:tcW w:w="4240" w:type="dxa"/>
+          </w:tcPr>
+          <w:p>
+            <w:pPr>
+              <w:spacing w:after="120" w:line="240" w:lineRule="auto"/>
+              <w:rPr>
+                <w:rFonts w:ascii="Arial" w:hAnsi="Arial" w:cs="Arial"/>
+                <w:i/>
+                <w:sz w:val="15"/>
+              </w:rPr>
+            </w:pPr>
+            <w:r>
+              <w:rPr>
+                <w:rFonts w:ascii="Arial" w:hAnsi="Arial" w:cs="Arial"/>
+                <w:i/>
+                <w:sz w:val="15"/>
+              </w:rPr>
+              <w:t>2. Caracterización del sistema clínico y levantamiento inicial de información de procesos.</w:t>
+            </w:r>
+          </w:p>
+        </w:tc>
+        <w:tc>
+          <w:tcPr>
+            <w:tcW w:w="320" w:type="dxa"/>
+            <w:shd w:val="clear" w:color="auto" w:fill="A9DFBF"/>
+          </w:tcPr>
+          <w:p>
+            <w:pPr>
+              <w:spacing w:after="120" w:line="240" w:lineRule="auto"/>
+              <w:jc w:val="center"/>
+              <w:rPr>
+                <w:rFonts w:ascii="Arial" w:hAnsi="Arial" w:cs="Arial"/>
+                <w:i/>
+                <w:sz w:val="14"/>
+              </w:rPr>
+            </w:pPr>
+          </w:p>
+        </w:tc>
+        <w:tc>
+          <w:tcPr>
+            <w:tcW w:w="320" w:type="dxa"/>
+            <w:shd w:val="clear" w:color="auto" w:fill="A9DFBF"/>
+          </w:tcPr>
+          <w:p>
+            <w:pPr>
+              <w:spacing w:after="120" w:line="240" w:lineRule="auto"/>
+              <w:jc w:val="center"/>
+              <w:rPr>
+                <w:rFonts w:ascii="Arial" w:hAnsi="Arial" w:cs="Arial"/>
+                <w:i/>
+                <w:sz w:val="14"/>
+              </w:rPr>
+            </w:pPr>
+          </w:p>
+        </w:tc>
+        <w:tc>
+          <w:tcPr>
+            <w:tcW w:w="320" w:type="dxa"/>
+          </w:tcPr>
+          <w:p>
+            <w:pPr>
+              <w:spacing w:after="120" w:line="240" w:lineRule="auto"/>
+              <w:jc w:val="center"/>
+              <w:rPr>
+                <w:rFonts w:ascii="Arial" w:hAnsi="Arial" w:cs="Arial"/>
+                <w:i/>
+                <w:sz w:val="14"/>
+              </w:rPr>
+            </w:pPr>
+          </w:p>
+        </w:tc>
+        <w:tc>
+          <w:tcPr>
+            <w:tcW w:w="320" w:type="dxa"/>
+          </w:tcPr>
+          <w:p>
+            <w:pPr>
+              <w:spacing w:after="120" w:line="240" w:lineRule="auto"/>
+              <w:jc w:val="center"/>
+              <w:rPr>
+                <w:rFonts w:ascii="Arial" w:hAnsi="Arial" w:cs="Arial"/>
+                <w:i/>
+                <w:sz w:val="14"/>
+              </w:rPr>
+            </w:pPr>
+          </w:p>
+        </w:tc>
+        <w:tc>
+          <w:tcPr>
+            <w:tcW w:w="320" w:type="dxa"/>
+          </w:tcPr>
+          <w:p>
+            <w:pPr>
+              <w:spacing w:after="120" w:line="240" w:lineRule="auto"/>
+              <w:jc w:val="center"/>
+              <w:rPr>
+                <w:rFonts w:ascii="Arial" w:hAnsi="Arial" w:cs="Arial"/>
+                <w:i/>
+                <w:sz w:val="14"/>
+              </w:rPr>
+            </w:pPr>
+          </w:p>
+        </w:tc>
+        <w:tc>
+          <w:tcPr>
+            <w:tcW w:w="320" w:type="dxa"/>
+          </w:tcPr>
+          <w:p>
+            <w:pPr>
+              <w:spacing w:after="120" w:line="240" w:lineRule="auto"/>
+              <w:jc w:val="center"/>
+              <w:rPr>
+                <w:rFonts w:ascii="Arial" w:hAnsi="Arial" w:cs="Arial"/>
+                <w:i/>
+                <w:sz w:val="14"/>
+              </w:rPr>
+            </w:pPr>
+          </w:p>
+        </w:tc>
+        <w:tc>
+          <w:tcPr>
+            <w:tcW w:w="320" w:type="dxa"/>
+          </w:tcPr>
+          <w:p>
+            <w:pPr>
+              <w:spacing w:after="120" w:line="240" w:lineRule="auto"/>
+              <w:jc w:val="center"/>
+              <w:rPr>
+                <w:rFonts w:ascii="Arial" w:hAnsi="Arial" w:cs="Arial"/>
+                <w:i/>
+                <w:sz w:val="14"/>
+              </w:rPr>
+            </w:pPr>
+          </w:p>
+        </w:tc>
+        <w:tc>
+          <w:tcPr>
+            <w:tcW w:w="320" w:type="dxa"/>
+          </w:tcPr>
+          <w:p>
+            <w:pPr>
+              <w:spacing w:after="120" w:line="240" w:lineRule="auto"/>
+              <w:jc w:val="center"/>
+              <w:rPr>
+                <w:rFonts w:ascii="Arial" w:hAnsi="Arial" w:cs="Arial"/>
+                <w:i/>
+                <w:sz w:val="14"/>
+              </w:rPr>
+            </w:pPr>
+          </w:p>
+        </w:tc>
+        <w:tc>
+          <w:tcPr>
+            <w:tcW w:w="320" w:type="dxa"/>
+          </w:tcPr>
+          <w:p>
+            <w:pPr>
+              <w:spacing w:after="120" w:line="240" w:lineRule="auto"/>
+              <w:jc w:val="center"/>
+              <w:rPr>
+                <w:rFonts w:ascii="Arial" w:hAnsi="Arial" w:cs="Arial"/>
+                <w:i/>
+                <w:sz w:val="14"/>
+              </w:rPr>
+            </w:pPr>
+          </w:p>
+        </w:tc>
+        <w:tc>
+          <w:tcPr>
+            <w:tcW w:w="320" w:type="dxa"/>
+          </w:tcPr>
+          <w:p>
+            <w:pPr>
+              <w:spacing w:after="120" w:line="240" w:lineRule="auto"/>
+              <w:jc w:val="center"/>
+              <w:rPr>
+                <w:rFonts w:ascii="Arial" w:hAnsi="Arial" w:cs="Arial"/>
+                <w:i/>
+                <w:sz w:val="14"/>
+              </w:rPr>
+            </w:pPr>
+          </w:p>
+        </w:tc>
+        <w:tc>
+          <w:tcPr>
+            <w:tcW w:w="320" w:type="dxa"/>
+          </w:tcPr>
+          <w:p>
+            <w:pPr>
+              <w:spacing w:after="120" w:line="240" w:lineRule="auto"/>
+              <w:jc w:val="center"/>
+              <w:rPr>
+                <w:rFonts w:ascii="Arial" w:hAnsi="Arial" w:cs="Arial"/>
+                <w:i/>
+                <w:sz w:val="14"/>
+              </w:rPr>
+            </w:pPr>
+          </w:p>
+        </w:tc>
+        <w:tc>
+          <w:tcPr>
+            <w:tcW w:w="320" w:type="dxa"/>
+          </w:tcPr>
+          <w:p>
+            <w:pPr>
+              <w:spacing w:after="120" w:line="240" w:lineRule="auto"/>
+              <w:jc w:val="center"/>
+              <w:rPr>
+                <w:rFonts w:ascii="Arial" w:hAnsi="Arial" w:cs="Arial"/>
+                <w:i/>
+                <w:sz w:val="14"/>
+              </w:rPr>
+            </w:pPr>
+          </w:p>
+        </w:tc>
+        <w:tc>
+          <w:tcPr>
+            <w:tcW w:w="320" w:type="dxa"/>
+          </w:tcPr>
+          <w:p>
+            <w:pPr>
+              <w:spacing w:after="120" w:line="240" w:lineRule="auto"/>
+              <w:jc w:val="center"/>
+              <w:rPr>
+                <w:rFonts w:ascii="Arial" w:hAnsi="Arial" w:cs="Arial"/>
+                <w:i/>
+                <w:sz w:val="14"/>
+              </w:rPr>
+            </w:pPr>
+          </w:p>
+        </w:tc>
+        <w:tc>
+          <w:tcPr>
+            <w:tcW w:w="320" w:type="dxa"/>
+          </w:tcPr>
+          <w:p>
+            <w:pPr>
+              <w:spacing w:after="120" w:line="240" w:lineRule="auto"/>
+              <w:jc w:val="center"/>
+              <w:rPr>
+                <w:rFonts w:ascii="Arial" w:hAnsi="Arial" w:cs="Arial"/>
+                <w:i/>
+                <w:sz w:val="14"/>
+              </w:rPr>
+            </w:pPr>
+          </w:p>
+        </w:tc>
+        <w:tc>
+          <w:tcPr>
+            <w:tcW w:w="320" w:type="dxa"/>
+          </w:tcPr>
+          <w:p>
+            <w:pPr>
+              <w:spacing w:after="120" w:line="240" w:lineRule="auto"/>
+              <w:jc w:val="center"/>
+              <w:rPr>
+                <w:rFonts w:ascii="Arial" w:hAnsi="Arial" w:cs="Arial"/>
+                <w:i/>
+                <w:sz w:val="14"/>
+              </w:rPr>
+            </w:pPr>
+          </w:p>
+        </w:tc>
+        <w:tc>
+          <w:tcPr>
+            <w:tcW w:w="320" w:type="dxa"/>
+          </w:tcPr>
+          <w:p>
+            <w:pPr>
+              <w:spacing w:after="120" w:line="240" w:lineRule="auto"/>
+              <w:jc w:val="center"/>
+              <w:rPr>
+                <w:rFonts w:ascii="Arial" w:hAnsi="Arial" w:cs="Arial"/>
+                <w:i/>
+                <w:sz w:val="14"/>
+              </w:rPr>
+            </w:pPr>
           </w:p>
         </w:tc>
       </w:tr>
@@ -4471,143 +5515,284 @@
         </w:trPr>
         <w:tc>
           <w:tcPr>
-            <w:tcW w:w="1000" w:type="dxa"/>
-          </w:tcPr>
-          <w:p>
-            <w:pPr>
-              <w:spacing w:after="120" w:line="240" w:lineRule="auto"/>
-              <w:jc w:val="center"/>
-              <w:rPr>
-                <w:rFonts w:ascii="Arial" w:hAnsi="Arial" w:cs="Arial"/>
-                <w:i/>
-                <w:sz w:val="16"/>
-              </w:rPr>
-            </w:pPr>
-            <w:r>
-              <w:rPr>
-                <w:rFonts w:ascii="Arial" w:hAnsi="Arial" w:cs="Arial"/>
-                <w:i/>
-                <w:sz w:val="16"/>
-              </w:rPr>
-              <w:t>Fase 1</w:t>
-            </w:r>
-          </w:p>
-        </w:tc>
-        <w:tc>
-          <w:tcPr>
-            <w:tcW w:w="3000" w:type="dxa"/>
-          </w:tcPr>
-          <w:p>
-            <w:pPr>
-              <w:spacing w:after="120" w:line="240" w:lineRule="auto"/>
-              <w:rPr>
-                <w:rFonts w:ascii="Arial" w:hAnsi="Arial" w:cs="Arial"/>
-                <w:i/>
-                <w:sz w:val="16"/>
-              </w:rPr>
-            </w:pPr>
-            <w:r>
-              <w:rPr>
-                <w:rFonts w:ascii="Arial" w:hAnsi="Arial" w:cs="Arial"/>
-                <w:i/>
-                <w:sz w:val="16"/>
-              </w:rPr>
-              <w:t>3. Levantamiento de campo OE1: cronometraje de pacientes y jornadas</w:t>
-            </w:r>
-          </w:p>
-        </w:tc>
-        <w:tc>
-          <w:tcPr>
-            <w:tcW w:w="1200" w:type="dxa"/>
-          </w:tcPr>
-          <w:p>
-            <w:pPr>
-              <w:spacing w:after="120" w:line="240" w:lineRule="auto"/>
-              <w:jc w:val="center"/>
-              <w:rPr>
-                <w:rFonts w:ascii="Arial" w:hAnsi="Arial" w:cs="Arial"/>
-                <w:i/>
-                <w:sz w:val="16"/>
-              </w:rPr>
-            </w:pPr>
-            <w:r>
-              <w:rPr>
-                <w:rFonts w:ascii="Arial" w:hAnsi="Arial" w:cs="Arial"/>
-                <w:i/>
-                <w:sz w:val="16"/>
-              </w:rPr>
-              <w:t>Sem. 5-6</w:t>
-            </w:r>
-          </w:p>
-        </w:tc>
-        <w:tc>
-          <w:tcPr>
-            <w:tcW w:w="1200" w:type="dxa"/>
-          </w:tcPr>
-          <w:p>
-            <w:pPr>
-              <w:spacing w:after="120" w:line="240" w:lineRule="auto"/>
-              <w:jc w:val="center"/>
-              <w:rPr>
-                <w:rFonts w:ascii="Arial" w:hAnsi="Arial" w:cs="Arial"/>
-                <w:i/>
-                <w:sz w:val="16"/>
-              </w:rPr>
-            </w:pPr>
-            <w:r>
-              <w:rPr>
-                <w:rFonts w:ascii="Arial" w:hAnsi="Arial" w:cs="Arial"/>
-                <w:i/>
-                <w:sz w:val="16"/>
-              </w:rPr>
-              <w:t>Mes 2</w:t>
-            </w:r>
-          </w:p>
-        </w:tc>
-        <w:tc>
-          <w:tcPr>
-            <w:tcW w:w="1600" w:type="dxa"/>
-          </w:tcPr>
-          <w:p>
-            <w:pPr>
-              <w:spacing w:after="120" w:line="240" w:lineRule="auto"/>
-              <w:rPr>
-                <w:rFonts w:ascii="Arial" w:hAnsi="Arial" w:cs="Arial"/>
-                <w:i/>
-                <w:sz w:val="16"/>
-              </w:rPr>
-            </w:pPr>
-            <w:r>
-              <w:rPr>
-                <w:rFonts w:ascii="Arial" w:hAnsi="Arial" w:cs="Arial"/>
-                <w:i/>
-                <w:sz w:val="16"/>
-              </w:rPr>
-              <w:t>J. Sequeira / S. Montoya</w:t>
-            </w:r>
-          </w:p>
-        </w:tc>
-        <w:tc>
-          <w:tcPr>
-            <w:tcW w:w="2000" w:type="dxa"/>
-          </w:tcPr>
-          <w:p>
-            <w:pPr>
-              <w:spacing w:after="120" w:line="240" w:lineRule="auto"/>
-              <w:rPr>
-                <w:rFonts w:ascii="Arial" w:hAnsi="Arial" w:cs="Arial"/>
-                <w:i/>
-                <w:sz w:val="16"/>
-              </w:rPr>
-            </w:pPr>
-            <w:r>
-              <w:rPr>
-                <w:rFonts w:ascii="Arial" w:hAnsi="Arial" w:cs="Arial"/>
-                <w:i/>
-                <w:sz w:val="16"/>
-              </w:rPr>
-              <w:t>Base de datos de tiempos de flujo por paciente</w:t>
-            </w:r>
+            <w:tcW w:w="4240" w:type="dxa"/>
+          </w:tcPr>
+          <w:p>
+            <w:pPr>
+              <w:spacing w:after="120" w:line="240" w:lineRule="auto"/>
+              <w:rPr>
+                <w:rFonts w:ascii="Arial" w:hAnsi="Arial" w:cs="Arial"/>
+                <w:i/>
+                <w:sz w:val="15"/>
+              </w:rPr>
+            </w:pPr>
+            <w:r>
+              <w:rPr>
+                <w:rFonts w:ascii="Arial" w:hAnsi="Arial" w:cs="Arial"/>
+                <w:i/>
+                <w:sz w:val="15"/>
+              </w:rPr>
+              <w:t>3. Recolección de información sobre procedimientos, tiempos de flujo, mantenimiento y prácticas operativas existentes.</w:t>
+            </w:r>
+          </w:p>
+        </w:tc>
+        <w:tc>
+          <w:tcPr>
+            <w:tcW w:w="320" w:type="dxa"/>
+          </w:tcPr>
+          <w:p>
+            <w:pPr>
+              <w:spacing w:after="120" w:line="240" w:lineRule="auto"/>
+              <w:jc w:val="center"/>
+              <w:rPr>
+                <w:rFonts w:ascii="Arial" w:hAnsi="Arial" w:cs="Arial"/>
+                <w:i/>
+                <w:sz w:val="14"/>
+              </w:rPr>
+            </w:pPr>
+          </w:p>
+        </w:tc>
+        <w:tc>
+          <w:tcPr>
+            <w:tcW w:w="320" w:type="dxa"/>
+            <w:shd w:val="clear" w:color="auto" w:fill="A9DFBF"/>
+          </w:tcPr>
+          <w:p>
+            <w:pPr>
+              <w:spacing w:after="120" w:line="240" w:lineRule="auto"/>
+              <w:jc w:val="center"/>
+              <w:rPr>
+                <w:rFonts w:ascii="Arial" w:hAnsi="Arial" w:cs="Arial"/>
+                <w:i/>
+                <w:sz w:val="14"/>
+              </w:rPr>
+            </w:pPr>
+          </w:p>
+        </w:tc>
+        <w:tc>
+          <w:tcPr>
+            <w:tcW w:w="320" w:type="dxa"/>
+            <w:shd w:val="clear" w:color="auto" w:fill="A9DFBF"/>
+          </w:tcPr>
+          <w:p>
+            <w:pPr>
+              <w:spacing w:after="120" w:line="240" w:lineRule="auto"/>
+              <w:jc w:val="center"/>
+              <w:rPr>
+                <w:rFonts w:ascii="Arial" w:hAnsi="Arial" w:cs="Arial"/>
+                <w:i/>
+                <w:sz w:val="14"/>
+              </w:rPr>
+            </w:pPr>
+          </w:p>
+        </w:tc>
+        <w:tc>
+          <w:tcPr>
+            <w:tcW w:w="320" w:type="dxa"/>
+            <w:shd w:val="clear" w:color="auto" w:fill="A9DFBF"/>
+          </w:tcPr>
+          <w:p>
+            <w:pPr>
+              <w:spacing w:after="120" w:line="240" w:lineRule="auto"/>
+              <w:jc w:val="center"/>
+              <w:rPr>
+                <w:rFonts w:ascii="Arial" w:hAnsi="Arial" w:cs="Arial"/>
+                <w:i/>
+                <w:sz w:val="14"/>
+              </w:rPr>
+            </w:pPr>
+          </w:p>
+        </w:tc>
+        <w:tc>
+          <w:tcPr>
+            <w:tcW w:w="320" w:type="dxa"/>
+          </w:tcPr>
+          <w:p>
+            <w:pPr>
+              <w:spacing w:after="120" w:line="240" w:lineRule="auto"/>
+              <w:jc w:val="center"/>
+              <w:rPr>
+                <w:rFonts w:ascii="Arial" w:hAnsi="Arial" w:cs="Arial"/>
+                <w:i/>
+                <w:sz w:val="14"/>
+              </w:rPr>
+            </w:pPr>
+          </w:p>
+        </w:tc>
+        <w:tc>
+          <w:tcPr>
+            <w:tcW w:w="320" w:type="dxa"/>
+          </w:tcPr>
+          <w:p>
+            <w:pPr>
+              <w:spacing w:after="120" w:line="240" w:lineRule="auto"/>
+              <w:jc w:val="center"/>
+              <w:rPr>
+                <w:rFonts w:ascii="Arial" w:hAnsi="Arial" w:cs="Arial"/>
+                <w:i/>
+                <w:sz w:val="14"/>
+              </w:rPr>
+            </w:pPr>
+          </w:p>
+        </w:tc>
+        <w:tc>
+          <w:tcPr>
+            <w:tcW w:w="320" w:type="dxa"/>
+          </w:tcPr>
+          <w:p>
+            <w:pPr>
+              <w:spacing w:after="120" w:line="240" w:lineRule="auto"/>
+              <w:jc w:val="center"/>
+              <w:rPr>
+                <w:rFonts w:ascii="Arial" w:hAnsi="Arial" w:cs="Arial"/>
+                <w:i/>
+                <w:sz w:val="14"/>
+              </w:rPr>
+            </w:pPr>
+          </w:p>
+        </w:tc>
+        <w:tc>
+          <w:tcPr>
+            <w:tcW w:w="320" w:type="dxa"/>
+          </w:tcPr>
+          <w:p>
+            <w:pPr>
+              <w:spacing w:after="120" w:line="240" w:lineRule="auto"/>
+              <w:jc w:val="center"/>
+              <w:rPr>
+                <w:rFonts w:ascii="Arial" w:hAnsi="Arial" w:cs="Arial"/>
+                <w:i/>
+                <w:sz w:val="14"/>
+              </w:rPr>
+            </w:pPr>
+          </w:p>
+        </w:tc>
+        <w:tc>
+          <w:tcPr>
+            <w:tcW w:w="320" w:type="dxa"/>
+          </w:tcPr>
+          <w:p>
+            <w:pPr>
+              <w:spacing w:after="120" w:line="240" w:lineRule="auto"/>
+              <w:jc w:val="center"/>
+              <w:rPr>
+                <w:rFonts w:ascii="Arial" w:hAnsi="Arial" w:cs="Arial"/>
+                <w:i/>
+                <w:sz w:val="14"/>
+              </w:rPr>
+            </w:pPr>
+          </w:p>
+        </w:tc>
+        <w:tc>
+          <w:tcPr>
+            <w:tcW w:w="320" w:type="dxa"/>
+          </w:tcPr>
+          <w:p>
+            <w:pPr>
+              <w:spacing w:after="120" w:line="240" w:lineRule="auto"/>
+              <w:jc w:val="center"/>
+              <w:rPr>
+                <w:rFonts w:ascii="Arial" w:hAnsi="Arial" w:cs="Arial"/>
+                <w:i/>
+                <w:sz w:val="14"/>
+              </w:rPr>
+            </w:pPr>
+          </w:p>
+        </w:tc>
+        <w:tc>
+          <w:tcPr>
+            <w:tcW w:w="320" w:type="dxa"/>
+          </w:tcPr>
+          <w:p>
+            <w:pPr>
+              <w:spacing w:after="120" w:line="240" w:lineRule="auto"/>
+              <w:jc w:val="center"/>
+              <w:rPr>
+                <w:rFonts w:ascii="Arial" w:hAnsi="Arial" w:cs="Arial"/>
+                <w:i/>
+                <w:sz w:val="14"/>
+              </w:rPr>
+            </w:pPr>
+          </w:p>
+        </w:tc>
+        <w:tc>
+          <w:tcPr>
+            <w:tcW w:w="320" w:type="dxa"/>
+          </w:tcPr>
+          <w:p>
+            <w:pPr>
+              <w:spacing w:after="120" w:line="240" w:lineRule="auto"/>
+              <w:jc w:val="center"/>
+              <w:rPr>
+                <w:rFonts w:ascii="Arial" w:hAnsi="Arial" w:cs="Arial"/>
+                <w:i/>
+                <w:sz w:val="14"/>
+              </w:rPr>
+            </w:pPr>
+          </w:p>
+        </w:tc>
+        <w:tc>
+          <w:tcPr>
+            <w:tcW w:w="320" w:type="dxa"/>
+          </w:tcPr>
+          <w:p>
+            <w:pPr>
+              <w:spacing w:after="120" w:line="240" w:lineRule="auto"/>
+              <w:jc w:val="center"/>
+              <w:rPr>
+                <w:rFonts w:ascii="Arial" w:hAnsi="Arial" w:cs="Arial"/>
+                <w:i/>
+                <w:sz w:val="14"/>
+              </w:rPr>
+            </w:pPr>
+          </w:p>
+        </w:tc>
+        <w:tc>
+          <w:tcPr>
+            <w:tcW w:w="320" w:type="dxa"/>
+          </w:tcPr>
+          <w:p>
+            <w:pPr>
+              <w:spacing w:after="120" w:line="240" w:lineRule="auto"/>
+              <w:jc w:val="center"/>
+              <w:rPr>
+                <w:rFonts w:ascii="Arial" w:hAnsi="Arial" w:cs="Arial"/>
+                <w:i/>
+                <w:sz w:val="14"/>
+              </w:rPr>
+            </w:pPr>
+          </w:p>
+        </w:tc>
+        <w:tc>
+          <w:tcPr>
+            <w:tcW w:w="320" w:type="dxa"/>
+          </w:tcPr>
+          <w:p>
+            <w:pPr>
+              <w:spacing w:after="120" w:line="240" w:lineRule="auto"/>
+              <w:jc w:val="center"/>
+              <w:rPr>
+                <w:rFonts w:ascii="Arial" w:hAnsi="Arial" w:cs="Arial"/>
+                <w:i/>
+                <w:sz w:val="14"/>
+              </w:rPr>
+            </w:pPr>
+          </w:p>
+        </w:tc>
+        <w:tc>
+          <w:tcPr>
+            <w:tcW w:w="320" w:type="dxa"/>
+          </w:tcPr>
+          <w:p>
+            <w:pPr>
+              <w:spacing w:after="120" w:line="240" w:lineRule="auto"/>
+              <w:jc w:val="center"/>
+              <w:rPr>
+                <w:rFonts w:ascii="Arial" w:hAnsi="Arial" w:cs="Arial"/>
+                <w:i/>
+                <w:sz w:val="14"/>
+              </w:rPr>
+            </w:pPr>
           </w:p>
         </w:tc>
       </w:tr>
@@ -4623,143 +5808,283 @@
         </w:trPr>
         <w:tc>
           <w:tcPr>
-            <w:tcW w:w="1000" w:type="dxa"/>
-          </w:tcPr>
-          <w:p>
-            <w:pPr>
-              <w:spacing w:after="120" w:line="240" w:lineRule="auto"/>
-              <w:jc w:val="center"/>
-              <w:rPr>
-                <w:rFonts w:ascii="Arial" w:hAnsi="Arial" w:cs="Arial"/>
-                <w:i/>
-                <w:sz w:val="16"/>
-              </w:rPr>
-            </w:pPr>
-            <w:r>
-              <w:rPr>
-                <w:rFonts w:ascii="Arial" w:hAnsi="Arial" w:cs="Arial"/>
-                <w:i/>
-                <w:sz w:val="16"/>
-              </w:rPr>
-              <w:t>Fase 1</w:t>
-            </w:r>
-          </w:p>
-        </w:tc>
-        <w:tc>
-          <w:tcPr>
-            <w:tcW w:w="3000" w:type="dxa"/>
-          </w:tcPr>
-          <w:p>
-            <w:pPr>
-              <w:spacing w:after="120" w:line="240" w:lineRule="auto"/>
-              <w:rPr>
-                <w:rFonts w:ascii="Arial" w:hAnsi="Arial" w:cs="Arial"/>
-                <w:i/>
-                <w:sz w:val="16"/>
-              </w:rPr>
-            </w:pPr>
-            <w:r>
-              <w:rPr>
-                <w:rFonts w:ascii="Arial" w:hAnsi="Arial" w:cs="Arial"/>
-                <w:i/>
-                <w:sz w:val="16"/>
-              </w:rPr>
-              <w:t>4. Censo de equipos, inventarios de insumos y línea base cuantitativa</w:t>
-            </w:r>
-          </w:p>
-        </w:tc>
-        <w:tc>
-          <w:tcPr>
-            <w:tcW w:w="1200" w:type="dxa"/>
-          </w:tcPr>
-          <w:p>
-            <w:pPr>
-              <w:spacing w:after="120" w:line="240" w:lineRule="auto"/>
-              <w:jc w:val="center"/>
-              <w:rPr>
-                <w:rFonts w:ascii="Arial" w:hAnsi="Arial" w:cs="Arial"/>
-                <w:i/>
-                <w:sz w:val="16"/>
-              </w:rPr>
-            </w:pPr>
-            <w:r>
-              <w:rPr>
-                <w:rFonts w:ascii="Arial" w:hAnsi="Arial" w:cs="Arial"/>
-                <w:i/>
-                <w:sz w:val="16"/>
-              </w:rPr>
-              <w:t>Sem. 7-8</w:t>
-            </w:r>
-          </w:p>
-        </w:tc>
-        <w:tc>
-          <w:tcPr>
-            <w:tcW w:w="1200" w:type="dxa"/>
-          </w:tcPr>
-          <w:p>
-            <w:pPr>
-              <w:spacing w:after="120" w:line="240" w:lineRule="auto"/>
-              <w:jc w:val="center"/>
-              <w:rPr>
-                <w:rFonts w:ascii="Arial" w:hAnsi="Arial" w:cs="Arial"/>
-                <w:i/>
-                <w:sz w:val="16"/>
-              </w:rPr>
-            </w:pPr>
-            <w:r>
-              <w:rPr>
-                <w:rFonts w:ascii="Arial" w:hAnsi="Arial" w:cs="Arial"/>
-                <w:i/>
-                <w:sz w:val="16"/>
-              </w:rPr>
-              <w:t>Mes 2</w:t>
-            </w:r>
-          </w:p>
-        </w:tc>
-        <w:tc>
-          <w:tcPr>
-            <w:tcW w:w="1600" w:type="dxa"/>
-          </w:tcPr>
-          <w:p>
-            <w:pPr>
-              <w:spacing w:after="120" w:line="240" w:lineRule="auto"/>
-              <w:rPr>
-                <w:rFonts w:ascii="Arial" w:hAnsi="Arial" w:cs="Arial"/>
-                <w:i/>
-                <w:sz w:val="16"/>
-              </w:rPr>
-            </w:pPr>
-            <w:r>
-              <w:rPr>
-                <w:rFonts w:ascii="Arial" w:hAnsi="Arial" w:cs="Arial"/>
-                <w:i/>
-                <w:sz w:val="16"/>
-              </w:rPr>
-              <w:t>J. Sequeira / S. Montoya</w:t>
-            </w:r>
-          </w:p>
-        </w:tc>
-        <w:tc>
-          <w:tcPr>
-            <w:tcW w:w="2000" w:type="dxa"/>
-          </w:tcPr>
-          <w:p>
-            <w:pPr>
-              <w:spacing w:after="120" w:line="240" w:lineRule="auto"/>
-              <w:rPr>
-                <w:rFonts w:ascii="Arial" w:hAnsi="Arial" w:cs="Arial"/>
-                <w:i/>
-                <w:sz w:val="16"/>
-              </w:rPr>
-            </w:pPr>
-            <w:r>
-              <w:rPr>
-                <w:rFonts w:ascii="Arial" w:hAnsi="Arial" w:cs="Arial"/>
-                <w:i/>
-                <w:sz w:val="16"/>
-              </w:rPr>
-              <w:t>Mapa VSM actual y registro de disponibilidad</w:t>
-            </w:r>
+            <w:tcW w:w="4240" w:type="dxa"/>
+          </w:tcPr>
+          <w:p>
+            <w:pPr>
+              <w:spacing w:after="120" w:line="240" w:lineRule="auto"/>
+              <w:rPr>
+                <w:rFonts w:ascii="Arial" w:hAnsi="Arial" w:cs="Arial"/>
+                <w:i/>
+                <w:sz w:val="15"/>
+              </w:rPr>
+            </w:pPr>
+            <w:r>
+              <w:rPr>
+                <w:rFonts w:ascii="Arial" w:hAnsi="Arial" w:cs="Arial"/>
+                <w:i/>
+                <w:sz w:val="15"/>
+              </w:rPr>
+              <w:t>4. Aplicación de instrumentos de diagnóstico: fichas de tiempos, censo de equipos y registro de inventarios.</w:t>
+            </w:r>
+          </w:p>
+        </w:tc>
+        <w:tc>
+          <w:tcPr>
+            <w:tcW w:w="320" w:type="dxa"/>
+          </w:tcPr>
+          <w:p>
+            <w:pPr>
+              <w:spacing w:after="120" w:line="240" w:lineRule="auto"/>
+              <w:jc w:val="center"/>
+              <w:rPr>
+                <w:rFonts w:ascii="Arial" w:hAnsi="Arial" w:cs="Arial"/>
+                <w:i/>
+                <w:sz w:val="14"/>
+              </w:rPr>
+            </w:pPr>
+          </w:p>
+        </w:tc>
+        <w:tc>
+          <w:tcPr>
+            <w:tcW w:w="320" w:type="dxa"/>
+          </w:tcPr>
+          <w:p>
+            <w:pPr>
+              <w:spacing w:after="120" w:line="240" w:lineRule="auto"/>
+              <w:jc w:val="center"/>
+              <w:rPr>
+                <w:rFonts w:ascii="Arial" w:hAnsi="Arial" w:cs="Arial"/>
+                <w:i/>
+                <w:sz w:val="14"/>
+              </w:rPr>
+            </w:pPr>
+          </w:p>
+        </w:tc>
+        <w:tc>
+          <w:tcPr>
+            <w:tcW w:w="320" w:type="dxa"/>
+            <w:shd w:val="clear" w:color="auto" w:fill="A9DFBF"/>
+          </w:tcPr>
+          <w:p>
+            <w:pPr>
+              <w:spacing w:after="120" w:line="240" w:lineRule="auto"/>
+              <w:jc w:val="center"/>
+              <w:rPr>
+                <w:rFonts w:ascii="Arial" w:hAnsi="Arial" w:cs="Arial"/>
+                <w:i/>
+                <w:sz w:val="14"/>
+              </w:rPr>
+            </w:pPr>
+          </w:p>
+        </w:tc>
+        <w:tc>
+          <w:tcPr>
+            <w:tcW w:w="320" w:type="dxa"/>
+            <w:shd w:val="clear" w:color="auto" w:fill="A9DFBF"/>
+          </w:tcPr>
+          <w:p>
+            <w:pPr>
+              <w:spacing w:after="120" w:line="240" w:lineRule="auto"/>
+              <w:jc w:val="center"/>
+              <w:rPr>
+                <w:rFonts w:ascii="Arial" w:hAnsi="Arial" w:cs="Arial"/>
+                <w:i/>
+                <w:sz w:val="14"/>
+              </w:rPr>
+            </w:pPr>
+          </w:p>
+        </w:tc>
+        <w:tc>
+          <w:tcPr>
+            <w:tcW w:w="320" w:type="dxa"/>
+          </w:tcPr>
+          <w:p>
+            <w:pPr>
+              <w:spacing w:after="120" w:line="240" w:lineRule="auto"/>
+              <w:jc w:val="center"/>
+              <w:rPr>
+                <w:rFonts w:ascii="Arial" w:hAnsi="Arial" w:cs="Arial"/>
+                <w:i/>
+                <w:sz w:val="14"/>
+              </w:rPr>
+            </w:pPr>
+          </w:p>
+        </w:tc>
+        <w:tc>
+          <w:tcPr>
+            <w:tcW w:w="320" w:type="dxa"/>
+          </w:tcPr>
+          <w:p>
+            <w:pPr>
+              <w:spacing w:after="120" w:line="240" w:lineRule="auto"/>
+              <w:jc w:val="center"/>
+              <w:rPr>
+                <w:rFonts w:ascii="Arial" w:hAnsi="Arial" w:cs="Arial"/>
+                <w:i/>
+                <w:sz w:val="14"/>
+              </w:rPr>
+            </w:pPr>
+          </w:p>
+        </w:tc>
+        <w:tc>
+          <w:tcPr>
+            <w:tcW w:w="320" w:type="dxa"/>
+          </w:tcPr>
+          <w:p>
+            <w:pPr>
+              <w:spacing w:after="120" w:line="240" w:lineRule="auto"/>
+              <w:jc w:val="center"/>
+              <w:rPr>
+                <w:rFonts w:ascii="Arial" w:hAnsi="Arial" w:cs="Arial"/>
+                <w:i/>
+                <w:sz w:val="14"/>
+              </w:rPr>
+            </w:pPr>
+          </w:p>
+        </w:tc>
+        <w:tc>
+          <w:tcPr>
+            <w:tcW w:w="320" w:type="dxa"/>
+          </w:tcPr>
+          <w:p>
+            <w:pPr>
+              <w:spacing w:after="120" w:line="240" w:lineRule="auto"/>
+              <w:jc w:val="center"/>
+              <w:rPr>
+                <w:rFonts w:ascii="Arial" w:hAnsi="Arial" w:cs="Arial"/>
+                <w:i/>
+                <w:sz w:val="14"/>
+              </w:rPr>
+            </w:pPr>
+          </w:p>
+        </w:tc>
+        <w:tc>
+          <w:tcPr>
+            <w:tcW w:w="320" w:type="dxa"/>
+          </w:tcPr>
+          <w:p>
+            <w:pPr>
+              <w:spacing w:after="120" w:line="240" w:lineRule="auto"/>
+              <w:jc w:val="center"/>
+              <w:rPr>
+                <w:rFonts w:ascii="Arial" w:hAnsi="Arial" w:cs="Arial"/>
+                <w:i/>
+                <w:sz w:val="14"/>
+              </w:rPr>
+            </w:pPr>
+          </w:p>
+        </w:tc>
+        <w:tc>
+          <w:tcPr>
+            <w:tcW w:w="320" w:type="dxa"/>
+          </w:tcPr>
+          <w:p>
+            <w:pPr>
+              <w:spacing w:after="120" w:line="240" w:lineRule="auto"/>
+              <w:jc w:val="center"/>
+              <w:rPr>
+                <w:rFonts w:ascii="Arial" w:hAnsi="Arial" w:cs="Arial"/>
+                <w:i/>
+                <w:sz w:val="14"/>
+              </w:rPr>
+            </w:pPr>
+          </w:p>
+        </w:tc>
+        <w:tc>
+          <w:tcPr>
+            <w:tcW w:w="320" w:type="dxa"/>
+          </w:tcPr>
+          <w:p>
+            <w:pPr>
+              <w:spacing w:after="120" w:line="240" w:lineRule="auto"/>
+              <w:jc w:val="center"/>
+              <w:rPr>
+                <w:rFonts w:ascii="Arial" w:hAnsi="Arial" w:cs="Arial"/>
+                <w:i/>
+                <w:sz w:val="14"/>
+              </w:rPr>
+            </w:pPr>
+          </w:p>
+        </w:tc>
+        <w:tc>
+          <w:tcPr>
+            <w:tcW w:w="320" w:type="dxa"/>
+          </w:tcPr>
+          <w:p>
+            <w:pPr>
+              <w:spacing w:after="120" w:line="240" w:lineRule="auto"/>
+              <w:jc w:val="center"/>
+              <w:rPr>
+                <w:rFonts w:ascii="Arial" w:hAnsi="Arial" w:cs="Arial"/>
+                <w:i/>
+                <w:sz w:val="14"/>
+              </w:rPr>
+            </w:pPr>
+          </w:p>
+        </w:tc>
+        <w:tc>
+          <w:tcPr>
+            <w:tcW w:w="320" w:type="dxa"/>
+          </w:tcPr>
+          <w:p>
+            <w:pPr>
+              <w:spacing w:after="120" w:line="240" w:lineRule="auto"/>
+              <w:jc w:val="center"/>
+              <w:rPr>
+                <w:rFonts w:ascii="Arial" w:hAnsi="Arial" w:cs="Arial"/>
+                <w:i/>
+                <w:sz w:val="14"/>
+              </w:rPr>
+            </w:pPr>
+          </w:p>
+        </w:tc>
+        <w:tc>
+          <w:tcPr>
+            <w:tcW w:w="320" w:type="dxa"/>
+          </w:tcPr>
+          <w:p>
+            <w:pPr>
+              <w:spacing w:after="120" w:line="240" w:lineRule="auto"/>
+              <w:jc w:val="center"/>
+              <w:rPr>
+                <w:rFonts w:ascii="Arial" w:hAnsi="Arial" w:cs="Arial"/>
+                <w:i/>
+                <w:sz w:val="14"/>
+              </w:rPr>
+            </w:pPr>
+          </w:p>
+        </w:tc>
+        <w:tc>
+          <w:tcPr>
+            <w:tcW w:w="320" w:type="dxa"/>
+          </w:tcPr>
+          <w:p>
+            <w:pPr>
+              <w:spacing w:after="120" w:line="240" w:lineRule="auto"/>
+              <w:jc w:val="center"/>
+              <w:rPr>
+                <w:rFonts w:ascii="Arial" w:hAnsi="Arial" w:cs="Arial"/>
+                <w:i/>
+                <w:sz w:val="14"/>
+              </w:rPr>
+            </w:pPr>
+          </w:p>
+        </w:tc>
+        <w:tc>
+          <w:tcPr>
+            <w:tcW w:w="320" w:type="dxa"/>
+          </w:tcPr>
+          <w:p>
+            <w:pPr>
+              <w:spacing w:after="120" w:line="240" w:lineRule="auto"/>
+              <w:jc w:val="center"/>
+              <w:rPr>
+                <w:rFonts w:ascii="Arial" w:hAnsi="Arial" w:cs="Arial"/>
+                <w:i/>
+                <w:sz w:val="14"/>
+              </w:rPr>
+            </w:pPr>
           </w:p>
         </w:tc>
       </w:tr>
@@ -4775,143 +6100,283 @@
         </w:trPr>
         <w:tc>
           <w:tcPr>
-            <w:tcW w:w="1000" w:type="dxa"/>
-          </w:tcPr>
-          <w:p>
-            <w:pPr>
-              <w:spacing w:after="120" w:line="240" w:lineRule="auto"/>
-              <w:jc w:val="center"/>
-              <w:rPr>
-                <w:rFonts w:ascii="Arial" w:hAnsi="Arial" w:cs="Arial"/>
-                <w:i/>
-                <w:sz w:val="16"/>
-              </w:rPr>
-            </w:pPr>
-            <w:r>
-              <w:rPr>
-                <w:rFonts w:ascii="Arial" w:hAnsi="Arial" w:cs="Arial"/>
-                <w:i/>
-                <w:sz w:val="16"/>
-              </w:rPr>
-              <w:t>Fase 2</w:t>
-            </w:r>
-          </w:p>
-        </w:tc>
-        <w:tc>
-          <w:tcPr>
-            <w:tcW w:w="3000" w:type="dxa"/>
-          </w:tcPr>
-          <w:p>
-            <w:pPr>
-              <w:spacing w:after="120" w:line="240" w:lineRule="auto"/>
-              <w:rPr>
-                <w:rFonts w:ascii="Arial" w:hAnsi="Arial" w:cs="Arial"/>
-                <w:i/>
-                <w:sz w:val="16"/>
-              </w:rPr>
-            </w:pPr>
-            <w:r>
-              <w:rPr>
-                <w:rFonts w:ascii="Arial" w:hAnsi="Arial" w:cs="Arial"/>
-                <w:i/>
-                <w:sz w:val="16"/>
-              </w:rPr>
-              <w:t>5. Análisis OE2: restricciones con TOC, Pareto y causas raíz</w:t>
-            </w:r>
-          </w:p>
-        </w:tc>
-        <w:tc>
-          <w:tcPr>
-            <w:tcW w:w="1200" w:type="dxa"/>
-          </w:tcPr>
-          <w:p>
-            <w:pPr>
-              <w:spacing w:after="120" w:line="240" w:lineRule="auto"/>
-              <w:jc w:val="center"/>
-              <w:rPr>
-                <w:rFonts w:ascii="Arial" w:hAnsi="Arial" w:cs="Arial"/>
-                <w:i/>
-                <w:sz w:val="16"/>
-              </w:rPr>
-            </w:pPr>
-            <w:r>
-              <w:rPr>
-                <w:rFonts w:ascii="Arial" w:hAnsi="Arial" w:cs="Arial"/>
-                <w:i/>
-                <w:sz w:val="16"/>
-              </w:rPr>
-              <w:t>Sem. 9-10</w:t>
-            </w:r>
-          </w:p>
-        </w:tc>
-        <w:tc>
-          <w:tcPr>
-            <w:tcW w:w="1200" w:type="dxa"/>
-          </w:tcPr>
-          <w:p>
-            <w:pPr>
-              <w:spacing w:after="120" w:line="240" w:lineRule="auto"/>
-              <w:jc w:val="center"/>
-              <w:rPr>
-                <w:rFonts w:ascii="Arial" w:hAnsi="Arial" w:cs="Arial"/>
-                <w:i/>
-                <w:sz w:val="16"/>
-              </w:rPr>
-            </w:pPr>
-            <w:r>
-              <w:rPr>
-                <w:rFonts w:ascii="Arial" w:hAnsi="Arial" w:cs="Arial"/>
-                <w:i/>
-                <w:sz w:val="16"/>
-              </w:rPr>
-              <w:t>Mes 3</w:t>
-            </w:r>
-          </w:p>
-        </w:tc>
-        <w:tc>
-          <w:tcPr>
-            <w:tcW w:w="1600" w:type="dxa"/>
-          </w:tcPr>
-          <w:p>
-            <w:pPr>
-              <w:spacing w:after="120" w:line="240" w:lineRule="auto"/>
-              <w:rPr>
-                <w:rFonts w:ascii="Arial" w:hAnsi="Arial" w:cs="Arial"/>
-                <w:i/>
-                <w:sz w:val="16"/>
-              </w:rPr>
-            </w:pPr>
-            <w:r>
-              <w:rPr>
-                <w:rFonts w:ascii="Arial" w:hAnsi="Arial" w:cs="Arial"/>
-                <w:i/>
-                <w:sz w:val="16"/>
-              </w:rPr>
-              <w:t>J. Sequeira / S. Montoya</w:t>
-            </w:r>
-          </w:p>
-        </w:tc>
-        <w:tc>
-          <w:tcPr>
-            <w:tcW w:w="2000" w:type="dxa"/>
-          </w:tcPr>
-          <w:p>
-            <w:pPr>
-              <w:spacing w:after="120" w:line="240" w:lineRule="auto"/>
-              <w:rPr>
-                <w:rFonts w:ascii="Arial" w:hAnsi="Arial" w:cs="Arial"/>
-                <w:i/>
-                <w:sz w:val="16"/>
-              </w:rPr>
-            </w:pPr>
-            <w:r>
-              <w:rPr>
-                <w:rFonts w:ascii="Arial" w:hAnsi="Arial" w:cs="Arial"/>
-                <w:i/>
-                <w:sz w:val="16"/>
-              </w:rPr>
-              <w:t>Informe de cuellos de botella priorizados</w:t>
-            </w:r>
+            <w:tcW w:w="4240" w:type="dxa"/>
+          </w:tcPr>
+          <w:p>
+            <w:pPr>
+              <w:spacing w:after="120" w:line="240" w:lineRule="auto"/>
+              <w:rPr>
+                <w:rFonts w:ascii="Arial" w:hAnsi="Arial" w:cs="Arial"/>
+                <w:i/>
+                <w:sz w:val="15"/>
+              </w:rPr>
+            </w:pPr>
+            <w:r>
+              <w:rPr>
+                <w:rFonts w:ascii="Arial" w:hAnsi="Arial" w:cs="Arial"/>
+                <w:i/>
+                <w:sz w:val="15"/>
+              </w:rPr>
+              <w:t>5. Cronometraje directo del flujo de pacientes estratificado por jornadas (pico vs. regulares) y toma de tiempos de servicio.</w:t>
+            </w:r>
+          </w:p>
+        </w:tc>
+        <w:tc>
+          <w:tcPr>
+            <w:tcW w:w="320" w:type="dxa"/>
+          </w:tcPr>
+          <w:p>
+            <w:pPr>
+              <w:spacing w:after="120" w:line="240" w:lineRule="auto"/>
+              <w:jc w:val="center"/>
+              <w:rPr>
+                <w:rFonts w:ascii="Arial" w:hAnsi="Arial" w:cs="Arial"/>
+                <w:i/>
+                <w:sz w:val="14"/>
+              </w:rPr>
+            </w:pPr>
+          </w:p>
+        </w:tc>
+        <w:tc>
+          <w:tcPr>
+            <w:tcW w:w="320" w:type="dxa"/>
+          </w:tcPr>
+          <w:p>
+            <w:pPr>
+              <w:spacing w:after="120" w:line="240" w:lineRule="auto"/>
+              <w:jc w:val="center"/>
+              <w:rPr>
+                <w:rFonts w:ascii="Arial" w:hAnsi="Arial" w:cs="Arial"/>
+                <w:i/>
+                <w:sz w:val="14"/>
+              </w:rPr>
+            </w:pPr>
+          </w:p>
+        </w:tc>
+        <w:tc>
+          <w:tcPr>
+            <w:tcW w:w="320" w:type="dxa"/>
+          </w:tcPr>
+          <w:p>
+            <w:pPr>
+              <w:spacing w:after="120" w:line="240" w:lineRule="auto"/>
+              <w:jc w:val="center"/>
+              <w:rPr>
+                <w:rFonts w:ascii="Arial" w:hAnsi="Arial" w:cs="Arial"/>
+                <w:i/>
+                <w:sz w:val="14"/>
+              </w:rPr>
+            </w:pPr>
+          </w:p>
+        </w:tc>
+        <w:tc>
+          <w:tcPr>
+            <w:tcW w:w="320" w:type="dxa"/>
+            <w:shd w:val="clear" w:color="auto" w:fill="A9DFBF"/>
+          </w:tcPr>
+          <w:p>
+            <w:pPr>
+              <w:spacing w:after="120" w:line="240" w:lineRule="auto"/>
+              <w:jc w:val="center"/>
+              <w:rPr>
+                <w:rFonts w:ascii="Arial" w:hAnsi="Arial" w:cs="Arial"/>
+                <w:i/>
+                <w:sz w:val="14"/>
+              </w:rPr>
+            </w:pPr>
+          </w:p>
+        </w:tc>
+        <w:tc>
+          <w:tcPr>
+            <w:tcW w:w="320" w:type="dxa"/>
+            <w:shd w:val="clear" w:color="auto" w:fill="A9DFBF"/>
+          </w:tcPr>
+          <w:p>
+            <w:pPr>
+              <w:spacing w:after="120" w:line="240" w:lineRule="auto"/>
+              <w:jc w:val="center"/>
+              <w:rPr>
+                <w:rFonts w:ascii="Arial" w:hAnsi="Arial" w:cs="Arial"/>
+                <w:i/>
+                <w:sz w:val="14"/>
+              </w:rPr>
+            </w:pPr>
+          </w:p>
+        </w:tc>
+        <w:tc>
+          <w:tcPr>
+            <w:tcW w:w="320" w:type="dxa"/>
+          </w:tcPr>
+          <w:p>
+            <w:pPr>
+              <w:spacing w:after="120" w:line="240" w:lineRule="auto"/>
+              <w:jc w:val="center"/>
+              <w:rPr>
+                <w:rFonts w:ascii="Arial" w:hAnsi="Arial" w:cs="Arial"/>
+                <w:i/>
+                <w:sz w:val="14"/>
+              </w:rPr>
+            </w:pPr>
+          </w:p>
+        </w:tc>
+        <w:tc>
+          <w:tcPr>
+            <w:tcW w:w="320" w:type="dxa"/>
+          </w:tcPr>
+          <w:p>
+            <w:pPr>
+              <w:spacing w:after="120" w:line="240" w:lineRule="auto"/>
+              <w:jc w:val="center"/>
+              <w:rPr>
+                <w:rFonts w:ascii="Arial" w:hAnsi="Arial" w:cs="Arial"/>
+                <w:i/>
+                <w:sz w:val="14"/>
+              </w:rPr>
+            </w:pPr>
+          </w:p>
+        </w:tc>
+        <w:tc>
+          <w:tcPr>
+            <w:tcW w:w="320" w:type="dxa"/>
+          </w:tcPr>
+          <w:p>
+            <w:pPr>
+              <w:spacing w:after="120" w:line="240" w:lineRule="auto"/>
+              <w:jc w:val="center"/>
+              <w:rPr>
+                <w:rFonts w:ascii="Arial" w:hAnsi="Arial" w:cs="Arial"/>
+                <w:i/>
+                <w:sz w:val="14"/>
+              </w:rPr>
+            </w:pPr>
+          </w:p>
+        </w:tc>
+        <w:tc>
+          <w:tcPr>
+            <w:tcW w:w="320" w:type="dxa"/>
+          </w:tcPr>
+          <w:p>
+            <w:pPr>
+              <w:spacing w:after="120" w:line="240" w:lineRule="auto"/>
+              <w:jc w:val="center"/>
+              <w:rPr>
+                <w:rFonts w:ascii="Arial" w:hAnsi="Arial" w:cs="Arial"/>
+                <w:i/>
+                <w:sz w:val="14"/>
+              </w:rPr>
+            </w:pPr>
+          </w:p>
+        </w:tc>
+        <w:tc>
+          <w:tcPr>
+            <w:tcW w:w="320" w:type="dxa"/>
+          </w:tcPr>
+          <w:p>
+            <w:pPr>
+              <w:spacing w:after="120" w:line="240" w:lineRule="auto"/>
+              <w:jc w:val="center"/>
+              <w:rPr>
+                <w:rFonts w:ascii="Arial" w:hAnsi="Arial" w:cs="Arial"/>
+                <w:i/>
+                <w:sz w:val="14"/>
+              </w:rPr>
+            </w:pPr>
+          </w:p>
+        </w:tc>
+        <w:tc>
+          <w:tcPr>
+            <w:tcW w:w="320" w:type="dxa"/>
+          </w:tcPr>
+          <w:p>
+            <w:pPr>
+              <w:spacing w:after="120" w:line="240" w:lineRule="auto"/>
+              <w:jc w:val="center"/>
+              <w:rPr>
+                <w:rFonts w:ascii="Arial" w:hAnsi="Arial" w:cs="Arial"/>
+                <w:i/>
+                <w:sz w:val="14"/>
+              </w:rPr>
+            </w:pPr>
+          </w:p>
+        </w:tc>
+        <w:tc>
+          <w:tcPr>
+            <w:tcW w:w="320" w:type="dxa"/>
+          </w:tcPr>
+          <w:p>
+            <w:pPr>
+              <w:spacing w:after="120" w:line="240" w:lineRule="auto"/>
+              <w:jc w:val="center"/>
+              <w:rPr>
+                <w:rFonts w:ascii="Arial" w:hAnsi="Arial" w:cs="Arial"/>
+                <w:i/>
+                <w:sz w:val="14"/>
+              </w:rPr>
+            </w:pPr>
+          </w:p>
+        </w:tc>
+        <w:tc>
+          <w:tcPr>
+            <w:tcW w:w="320" w:type="dxa"/>
+          </w:tcPr>
+          <w:p>
+            <w:pPr>
+              <w:spacing w:after="120" w:line="240" w:lineRule="auto"/>
+              <w:jc w:val="center"/>
+              <w:rPr>
+                <w:rFonts w:ascii="Arial" w:hAnsi="Arial" w:cs="Arial"/>
+                <w:i/>
+                <w:sz w:val="14"/>
+              </w:rPr>
+            </w:pPr>
+          </w:p>
+        </w:tc>
+        <w:tc>
+          <w:tcPr>
+            <w:tcW w:w="320" w:type="dxa"/>
+          </w:tcPr>
+          <w:p>
+            <w:pPr>
+              <w:spacing w:after="120" w:line="240" w:lineRule="auto"/>
+              <w:jc w:val="center"/>
+              <w:rPr>
+                <w:rFonts w:ascii="Arial" w:hAnsi="Arial" w:cs="Arial"/>
+                <w:i/>
+                <w:sz w:val="14"/>
+              </w:rPr>
+            </w:pPr>
+          </w:p>
+        </w:tc>
+        <w:tc>
+          <w:tcPr>
+            <w:tcW w:w="320" w:type="dxa"/>
+          </w:tcPr>
+          <w:p>
+            <w:pPr>
+              <w:spacing w:after="120" w:line="240" w:lineRule="auto"/>
+              <w:jc w:val="center"/>
+              <w:rPr>
+                <w:rFonts w:ascii="Arial" w:hAnsi="Arial" w:cs="Arial"/>
+                <w:i/>
+                <w:sz w:val="14"/>
+              </w:rPr>
+            </w:pPr>
+          </w:p>
+        </w:tc>
+        <w:tc>
+          <w:tcPr>
+            <w:tcW w:w="320" w:type="dxa"/>
+          </w:tcPr>
+          <w:p>
+            <w:pPr>
+              <w:spacing w:after="120" w:line="240" w:lineRule="auto"/>
+              <w:jc w:val="center"/>
+              <w:rPr>
+                <w:rFonts w:ascii="Arial" w:hAnsi="Arial" w:cs="Arial"/>
+                <w:i/>
+                <w:sz w:val="14"/>
+              </w:rPr>
+            </w:pPr>
           </w:p>
         </w:tc>
       </w:tr>
@@ -4927,143 +6392,284 @@
         </w:trPr>
         <w:tc>
           <w:tcPr>
-            <w:tcW w:w="1000" w:type="dxa"/>
-          </w:tcPr>
-          <w:p>
-            <w:pPr>
-              <w:spacing w:after="120" w:line="240" w:lineRule="auto"/>
-              <w:jc w:val="center"/>
-              <w:rPr>
-                <w:rFonts w:ascii="Arial" w:hAnsi="Arial" w:cs="Arial"/>
-                <w:i/>
-                <w:sz w:val="16"/>
-              </w:rPr>
-            </w:pPr>
-            <w:r>
-              <w:rPr>
-                <w:rFonts w:ascii="Arial" w:hAnsi="Arial" w:cs="Arial"/>
-                <w:i/>
-                <w:sz w:val="16"/>
-              </w:rPr>
-              <w:t>Fase 3</w:t>
-            </w:r>
-          </w:p>
-        </w:tc>
-        <w:tc>
-          <w:tcPr>
-            <w:tcW w:w="3000" w:type="dxa"/>
-          </w:tcPr>
-          <w:p>
-            <w:pPr>
-              <w:spacing w:after="120" w:line="240" w:lineRule="auto"/>
-              <w:rPr>
-                <w:rFonts w:ascii="Arial" w:hAnsi="Arial" w:cs="Arial"/>
-                <w:i/>
-                <w:sz w:val="16"/>
-              </w:rPr>
-            </w:pPr>
-            <w:r>
-              <w:rPr>
-                <w:rFonts w:ascii="Arial" w:hAnsi="Arial" w:cs="Arial"/>
-                <w:i/>
-                <w:sz w:val="16"/>
-              </w:rPr>
-              <w:t>6. Diseño OE3: VSM futuro, nivelación de flujo y capacidad</w:t>
-            </w:r>
-          </w:p>
-        </w:tc>
-        <w:tc>
-          <w:tcPr>
-            <w:tcW w:w="1200" w:type="dxa"/>
-          </w:tcPr>
-          <w:p>
-            <w:pPr>
-              <w:spacing w:after="120" w:line="240" w:lineRule="auto"/>
-              <w:jc w:val="center"/>
-              <w:rPr>
-                <w:rFonts w:ascii="Arial" w:hAnsi="Arial" w:cs="Arial"/>
-                <w:i/>
-                <w:sz w:val="16"/>
-              </w:rPr>
-            </w:pPr>
-            <w:r>
-              <w:rPr>
-                <w:rFonts w:ascii="Arial" w:hAnsi="Arial" w:cs="Arial"/>
-                <w:i/>
-                <w:sz w:val="16"/>
-              </w:rPr>
-              <w:t>Sem. 11-12</w:t>
-            </w:r>
-          </w:p>
-        </w:tc>
-        <w:tc>
-          <w:tcPr>
-            <w:tcW w:w="1200" w:type="dxa"/>
-          </w:tcPr>
-          <w:p>
-            <w:pPr>
-              <w:spacing w:after="120" w:line="240" w:lineRule="auto"/>
-              <w:jc w:val="center"/>
-              <w:rPr>
-                <w:rFonts w:ascii="Arial" w:hAnsi="Arial" w:cs="Arial"/>
-                <w:i/>
-                <w:sz w:val="16"/>
-              </w:rPr>
-            </w:pPr>
-            <w:r>
-              <w:rPr>
-                <w:rFonts w:ascii="Arial" w:hAnsi="Arial" w:cs="Arial"/>
-                <w:i/>
-                <w:sz w:val="16"/>
-              </w:rPr>
-              <w:t>Mes 3</w:t>
-            </w:r>
-          </w:p>
-        </w:tc>
-        <w:tc>
-          <w:tcPr>
-            <w:tcW w:w="1600" w:type="dxa"/>
-          </w:tcPr>
-          <w:p>
-            <w:pPr>
-              <w:spacing w:after="120" w:line="240" w:lineRule="auto"/>
-              <w:rPr>
-                <w:rFonts w:ascii="Arial" w:hAnsi="Arial" w:cs="Arial"/>
-                <w:i/>
-                <w:sz w:val="16"/>
-              </w:rPr>
-            </w:pPr>
-            <w:r>
-              <w:rPr>
-                <w:rFonts w:ascii="Arial" w:hAnsi="Arial" w:cs="Arial"/>
-                <w:i/>
-                <w:sz w:val="16"/>
-              </w:rPr>
-              <w:t>J. Sequeira / S. Montoya</w:t>
-            </w:r>
-          </w:p>
-        </w:tc>
-        <w:tc>
-          <w:tcPr>
-            <w:tcW w:w="2000" w:type="dxa"/>
-          </w:tcPr>
-          <w:p>
-            <w:pPr>
-              <w:spacing w:after="120" w:line="240" w:lineRule="auto"/>
-              <w:rPr>
-                <w:rFonts w:ascii="Arial" w:hAnsi="Arial" w:cs="Arial"/>
-                <w:i/>
-                <w:sz w:val="16"/>
-              </w:rPr>
-            </w:pPr>
-            <w:r>
-              <w:rPr>
-                <w:rFonts w:ascii="Arial" w:hAnsi="Arial" w:cs="Arial"/>
-                <w:i/>
-                <w:sz w:val="16"/>
-              </w:rPr>
-              <w:t>Mapa VSM futuro y reglas de agendamiento</w:t>
-            </w:r>
+            <w:tcW w:w="4240" w:type="dxa"/>
+          </w:tcPr>
+          <w:p>
+            <w:pPr>
+              <w:spacing w:after="120" w:line="240" w:lineRule="auto"/>
+              <w:rPr>
+                <w:rFonts w:ascii="Arial" w:hAnsi="Arial" w:cs="Arial"/>
+                <w:i/>
+                <w:sz w:val="15"/>
+              </w:rPr>
+            </w:pPr>
+            <w:r>
+              <w:rPr>
+                <w:rFonts w:ascii="Arial" w:hAnsi="Arial" w:cs="Arial"/>
+                <w:i/>
+                <w:sz w:val="15"/>
+              </w:rPr>
+              <w:t>6. Procesamiento de resultados del OE1: cálculo de indicadores de flujo, capacidad, disponibilidad y consolidación de la línea base (VSM actual).</w:t>
+            </w:r>
+          </w:p>
+        </w:tc>
+        <w:tc>
+          <w:tcPr>
+            <w:tcW w:w="320" w:type="dxa"/>
+          </w:tcPr>
+          <w:p>
+            <w:pPr>
+              <w:spacing w:after="120" w:line="240" w:lineRule="auto"/>
+              <w:jc w:val="center"/>
+              <w:rPr>
+                <w:rFonts w:ascii="Arial" w:hAnsi="Arial" w:cs="Arial"/>
+                <w:i/>
+                <w:sz w:val="14"/>
+              </w:rPr>
+            </w:pPr>
+          </w:p>
+        </w:tc>
+        <w:tc>
+          <w:tcPr>
+            <w:tcW w:w="320" w:type="dxa"/>
+          </w:tcPr>
+          <w:p>
+            <w:pPr>
+              <w:spacing w:after="120" w:line="240" w:lineRule="auto"/>
+              <w:jc w:val="center"/>
+              <w:rPr>
+                <w:rFonts w:ascii="Arial" w:hAnsi="Arial" w:cs="Arial"/>
+                <w:i/>
+                <w:sz w:val="14"/>
+              </w:rPr>
+            </w:pPr>
+          </w:p>
+        </w:tc>
+        <w:tc>
+          <w:tcPr>
+            <w:tcW w:w="320" w:type="dxa"/>
+          </w:tcPr>
+          <w:p>
+            <w:pPr>
+              <w:spacing w:after="120" w:line="240" w:lineRule="auto"/>
+              <w:jc w:val="center"/>
+              <w:rPr>
+                <w:rFonts w:ascii="Arial" w:hAnsi="Arial" w:cs="Arial"/>
+                <w:i/>
+                <w:sz w:val="14"/>
+              </w:rPr>
+            </w:pPr>
+          </w:p>
+        </w:tc>
+        <w:tc>
+          <w:tcPr>
+            <w:tcW w:w="320" w:type="dxa"/>
+          </w:tcPr>
+          <w:p>
+            <w:pPr>
+              <w:spacing w:after="120" w:line="240" w:lineRule="auto"/>
+              <w:jc w:val="center"/>
+              <w:rPr>
+                <w:rFonts w:ascii="Arial" w:hAnsi="Arial" w:cs="Arial"/>
+                <w:i/>
+                <w:sz w:val="14"/>
+              </w:rPr>
+            </w:pPr>
+          </w:p>
+        </w:tc>
+        <w:tc>
+          <w:tcPr>
+            <w:tcW w:w="320" w:type="dxa"/>
+            <w:shd w:val="clear" w:color="auto" w:fill="5DADE2"/>
+          </w:tcPr>
+          <w:p>
+            <w:pPr>
+              <w:spacing w:after="120" w:line="240" w:lineRule="auto"/>
+              <w:jc w:val="center"/>
+              <w:rPr>
+                <w:rFonts w:ascii="Arial" w:hAnsi="Arial" w:cs="Arial"/>
+                <w:i/>
+                <w:sz w:val="14"/>
+              </w:rPr>
+            </w:pPr>
+          </w:p>
+        </w:tc>
+        <w:tc>
+          <w:tcPr>
+            <w:tcW w:w="320" w:type="dxa"/>
+            <w:shd w:val="clear" w:color="auto" w:fill="5DADE2"/>
+          </w:tcPr>
+          <w:p>
+            <w:pPr>
+              <w:spacing w:after="120" w:line="240" w:lineRule="auto"/>
+              <w:jc w:val="center"/>
+              <w:rPr>
+                <w:rFonts w:ascii="Arial" w:hAnsi="Arial" w:cs="Arial"/>
+                <w:i/>
+                <w:sz w:val="14"/>
+              </w:rPr>
+            </w:pPr>
+          </w:p>
+        </w:tc>
+        <w:tc>
+          <w:tcPr>
+            <w:tcW w:w="320" w:type="dxa"/>
+            <w:shd w:val="clear" w:color="auto" w:fill="5DADE2"/>
+          </w:tcPr>
+          <w:p>
+            <w:pPr>
+              <w:spacing w:after="120" w:line="240" w:lineRule="auto"/>
+              <w:jc w:val="center"/>
+              <w:rPr>
+                <w:rFonts w:ascii="Arial" w:hAnsi="Arial" w:cs="Arial"/>
+                <w:i/>
+                <w:sz w:val="14"/>
+              </w:rPr>
+            </w:pPr>
+          </w:p>
+        </w:tc>
+        <w:tc>
+          <w:tcPr>
+            <w:tcW w:w="320" w:type="dxa"/>
+          </w:tcPr>
+          <w:p>
+            <w:pPr>
+              <w:spacing w:after="120" w:line="240" w:lineRule="auto"/>
+              <w:jc w:val="center"/>
+              <w:rPr>
+                <w:rFonts w:ascii="Arial" w:hAnsi="Arial" w:cs="Arial"/>
+                <w:i/>
+                <w:sz w:val="14"/>
+              </w:rPr>
+            </w:pPr>
+          </w:p>
+        </w:tc>
+        <w:tc>
+          <w:tcPr>
+            <w:tcW w:w="320" w:type="dxa"/>
+          </w:tcPr>
+          <w:p>
+            <w:pPr>
+              <w:spacing w:after="120" w:line="240" w:lineRule="auto"/>
+              <w:jc w:val="center"/>
+              <w:rPr>
+                <w:rFonts w:ascii="Arial" w:hAnsi="Arial" w:cs="Arial"/>
+                <w:i/>
+                <w:sz w:val="14"/>
+              </w:rPr>
+            </w:pPr>
+          </w:p>
+        </w:tc>
+        <w:tc>
+          <w:tcPr>
+            <w:tcW w:w="320" w:type="dxa"/>
+          </w:tcPr>
+          <w:p>
+            <w:pPr>
+              <w:spacing w:after="120" w:line="240" w:lineRule="auto"/>
+              <w:jc w:val="center"/>
+              <w:rPr>
+                <w:rFonts w:ascii="Arial" w:hAnsi="Arial" w:cs="Arial"/>
+                <w:i/>
+                <w:sz w:val="14"/>
+              </w:rPr>
+            </w:pPr>
+          </w:p>
+        </w:tc>
+        <w:tc>
+          <w:tcPr>
+            <w:tcW w:w="320" w:type="dxa"/>
+          </w:tcPr>
+          <w:p>
+            <w:pPr>
+              <w:spacing w:after="120" w:line="240" w:lineRule="auto"/>
+              <w:jc w:val="center"/>
+              <w:rPr>
+                <w:rFonts w:ascii="Arial" w:hAnsi="Arial" w:cs="Arial"/>
+                <w:i/>
+                <w:sz w:val="14"/>
+              </w:rPr>
+            </w:pPr>
+          </w:p>
+        </w:tc>
+        <w:tc>
+          <w:tcPr>
+            <w:tcW w:w="320" w:type="dxa"/>
+          </w:tcPr>
+          <w:p>
+            <w:pPr>
+              <w:spacing w:after="120" w:line="240" w:lineRule="auto"/>
+              <w:jc w:val="center"/>
+              <w:rPr>
+                <w:rFonts w:ascii="Arial" w:hAnsi="Arial" w:cs="Arial"/>
+                <w:i/>
+                <w:sz w:val="14"/>
+              </w:rPr>
+            </w:pPr>
+          </w:p>
+        </w:tc>
+        <w:tc>
+          <w:tcPr>
+            <w:tcW w:w="320" w:type="dxa"/>
+          </w:tcPr>
+          <w:p>
+            <w:pPr>
+              <w:spacing w:after="120" w:line="240" w:lineRule="auto"/>
+              <w:jc w:val="center"/>
+              <w:rPr>
+                <w:rFonts w:ascii="Arial" w:hAnsi="Arial" w:cs="Arial"/>
+                <w:i/>
+                <w:sz w:val="14"/>
+              </w:rPr>
+            </w:pPr>
+          </w:p>
+        </w:tc>
+        <w:tc>
+          <w:tcPr>
+            <w:tcW w:w="320" w:type="dxa"/>
+          </w:tcPr>
+          <w:p>
+            <w:pPr>
+              <w:spacing w:after="120" w:line="240" w:lineRule="auto"/>
+              <w:jc w:val="center"/>
+              <w:rPr>
+                <w:rFonts w:ascii="Arial" w:hAnsi="Arial" w:cs="Arial"/>
+                <w:i/>
+                <w:sz w:val="14"/>
+              </w:rPr>
+            </w:pPr>
+          </w:p>
+        </w:tc>
+        <w:tc>
+          <w:tcPr>
+            <w:tcW w:w="320" w:type="dxa"/>
+          </w:tcPr>
+          <w:p>
+            <w:pPr>
+              <w:spacing w:after="120" w:line="240" w:lineRule="auto"/>
+              <w:jc w:val="center"/>
+              <w:rPr>
+                <w:rFonts w:ascii="Arial" w:hAnsi="Arial" w:cs="Arial"/>
+                <w:i/>
+                <w:sz w:val="14"/>
+              </w:rPr>
+            </w:pPr>
+          </w:p>
+        </w:tc>
+        <w:tc>
+          <w:tcPr>
+            <w:tcW w:w="320" w:type="dxa"/>
+          </w:tcPr>
+          <w:p>
+            <w:pPr>
+              <w:spacing w:after="120" w:line="240" w:lineRule="auto"/>
+              <w:jc w:val="center"/>
+              <w:rPr>
+                <w:rFonts w:ascii="Arial" w:hAnsi="Arial" w:cs="Arial"/>
+                <w:i/>
+                <w:sz w:val="14"/>
+              </w:rPr>
+            </w:pPr>
           </w:p>
         </w:tc>
       </w:tr>
@@ -5079,143 +6685,284 @@
         </w:trPr>
         <w:tc>
           <w:tcPr>
-            <w:tcW w:w="1000" w:type="dxa"/>
-          </w:tcPr>
-          <w:p>
-            <w:pPr>
-              <w:spacing w:after="120" w:line="240" w:lineRule="auto"/>
-              <w:jc w:val="center"/>
-              <w:rPr>
-                <w:rFonts w:ascii="Arial" w:hAnsi="Arial" w:cs="Arial"/>
-                <w:i/>
-                <w:sz w:val="16"/>
-              </w:rPr>
-            </w:pPr>
-            <w:r>
-              <w:rPr>
-                <w:rFonts w:ascii="Arial" w:hAnsi="Arial" w:cs="Arial"/>
-                <w:i/>
-                <w:sz w:val="16"/>
-              </w:rPr>
-              <w:t>Fase 3</w:t>
-            </w:r>
-          </w:p>
-        </w:tc>
-        <w:tc>
-          <w:tcPr>
-            <w:tcW w:w="3000" w:type="dxa"/>
-          </w:tcPr>
-          <w:p>
-            <w:pPr>
-              <w:spacing w:after="120" w:line="240" w:lineRule="auto"/>
-              <w:rPr>
-                <w:rFonts w:ascii="Arial" w:hAnsi="Arial" w:cs="Arial"/>
-                <w:i/>
-                <w:sz w:val="16"/>
-              </w:rPr>
-            </w:pPr>
-            <w:r>
-              <w:rPr>
-                <w:rFonts w:ascii="Arial" w:hAnsi="Arial" w:cs="Arial"/>
-                <w:i/>
-                <w:sz w:val="16"/>
-              </w:rPr>
-              <w:t>7. Políticas ROP/SS de inventario, mantenimiento y programa 5S</w:t>
-            </w:r>
-          </w:p>
-        </w:tc>
-        <w:tc>
-          <w:tcPr>
-            <w:tcW w:w="1200" w:type="dxa"/>
-          </w:tcPr>
-          <w:p>
-            <w:pPr>
-              <w:spacing w:after="120" w:line="240" w:lineRule="auto"/>
-              <w:jc w:val="center"/>
-              <w:rPr>
-                <w:rFonts w:ascii="Arial" w:hAnsi="Arial" w:cs="Arial"/>
-                <w:i/>
-                <w:sz w:val="16"/>
-              </w:rPr>
-            </w:pPr>
-            <w:r>
-              <w:rPr>
-                <w:rFonts w:ascii="Arial" w:hAnsi="Arial" w:cs="Arial"/>
-                <w:i/>
-                <w:sz w:val="16"/>
-              </w:rPr>
-              <w:t>Sem. 13-14</w:t>
-            </w:r>
-          </w:p>
-        </w:tc>
-        <w:tc>
-          <w:tcPr>
-            <w:tcW w:w="1200" w:type="dxa"/>
-          </w:tcPr>
-          <w:p>
-            <w:pPr>
-              <w:spacing w:after="120" w:line="240" w:lineRule="auto"/>
-              <w:jc w:val="center"/>
-              <w:rPr>
-                <w:rFonts w:ascii="Arial" w:hAnsi="Arial" w:cs="Arial"/>
-                <w:i/>
-                <w:sz w:val="16"/>
-              </w:rPr>
-            </w:pPr>
-            <w:r>
-              <w:rPr>
-                <w:rFonts w:ascii="Arial" w:hAnsi="Arial" w:cs="Arial"/>
-                <w:i/>
-                <w:sz w:val="16"/>
-              </w:rPr>
-              <w:t>Mes 4</w:t>
-            </w:r>
-          </w:p>
-        </w:tc>
-        <w:tc>
-          <w:tcPr>
-            <w:tcW w:w="1600" w:type="dxa"/>
-          </w:tcPr>
-          <w:p>
-            <w:pPr>
-              <w:spacing w:after="120" w:line="240" w:lineRule="auto"/>
-              <w:rPr>
-                <w:rFonts w:ascii="Arial" w:hAnsi="Arial" w:cs="Arial"/>
-                <w:i/>
-                <w:sz w:val="16"/>
-              </w:rPr>
-            </w:pPr>
-            <w:r>
-              <w:rPr>
-                <w:rFonts w:ascii="Arial" w:hAnsi="Arial" w:cs="Arial"/>
-                <w:i/>
-                <w:sz w:val="16"/>
-              </w:rPr>
-              <w:t>J. Sequeira / S. Montoya</w:t>
-            </w:r>
-          </w:p>
-        </w:tc>
-        <w:tc>
-          <w:tcPr>
-            <w:tcW w:w="2000" w:type="dxa"/>
-          </w:tcPr>
-          <w:p>
-            <w:pPr>
-              <w:spacing w:after="120" w:line="240" w:lineRule="auto"/>
-              <w:rPr>
-                <w:rFonts w:ascii="Arial" w:hAnsi="Arial" w:cs="Arial"/>
-                <w:i/>
-                <w:sz w:val="16"/>
-              </w:rPr>
-            </w:pPr>
-            <w:r>
-              <w:rPr>
-                <w:rFonts w:ascii="Arial" w:hAnsi="Arial" w:cs="Arial"/>
-                <w:i/>
-                <w:sz w:val="16"/>
-              </w:rPr>
-              <w:t>Catálogo de SOPs y políticas de inventario</w:t>
-            </w:r>
+            <w:tcW w:w="4240" w:type="dxa"/>
+          </w:tcPr>
+          <w:p>
+            <w:pPr>
+              <w:spacing w:after="120" w:line="240" w:lineRule="auto"/>
+              <w:rPr>
+                <w:rFonts w:ascii="Arial" w:hAnsi="Arial" w:cs="Arial"/>
+                <w:i/>
+                <w:sz w:val="15"/>
+              </w:rPr>
+            </w:pPr>
+            <w:r>
+              <w:rPr>
+                <w:rFonts w:ascii="Arial" w:hAnsi="Arial" w:cs="Arial"/>
+                <w:i/>
+                <w:sz w:val="15"/>
+              </w:rPr>
+              <w:t>7. Identificación de restricciones operativas del sistema y cuellos de botella por proceso, servicio y puesto de trabajo.</w:t>
+            </w:r>
+          </w:p>
+        </w:tc>
+        <w:tc>
+          <w:tcPr>
+            <w:tcW w:w="320" w:type="dxa"/>
+          </w:tcPr>
+          <w:p>
+            <w:pPr>
+              <w:spacing w:after="120" w:line="240" w:lineRule="auto"/>
+              <w:jc w:val="center"/>
+              <w:rPr>
+                <w:rFonts w:ascii="Arial" w:hAnsi="Arial" w:cs="Arial"/>
+                <w:i/>
+                <w:sz w:val="14"/>
+              </w:rPr>
+            </w:pPr>
+          </w:p>
+        </w:tc>
+        <w:tc>
+          <w:tcPr>
+            <w:tcW w:w="320" w:type="dxa"/>
+          </w:tcPr>
+          <w:p>
+            <w:pPr>
+              <w:spacing w:after="120" w:line="240" w:lineRule="auto"/>
+              <w:jc w:val="center"/>
+              <w:rPr>
+                <w:rFonts w:ascii="Arial" w:hAnsi="Arial" w:cs="Arial"/>
+                <w:i/>
+                <w:sz w:val="14"/>
+              </w:rPr>
+            </w:pPr>
+          </w:p>
+        </w:tc>
+        <w:tc>
+          <w:tcPr>
+            <w:tcW w:w="320" w:type="dxa"/>
+          </w:tcPr>
+          <w:p>
+            <w:pPr>
+              <w:spacing w:after="120" w:line="240" w:lineRule="auto"/>
+              <w:jc w:val="center"/>
+              <w:rPr>
+                <w:rFonts w:ascii="Arial" w:hAnsi="Arial" w:cs="Arial"/>
+                <w:i/>
+                <w:sz w:val="14"/>
+              </w:rPr>
+            </w:pPr>
+          </w:p>
+        </w:tc>
+        <w:tc>
+          <w:tcPr>
+            <w:tcW w:w="320" w:type="dxa"/>
+          </w:tcPr>
+          <w:p>
+            <w:pPr>
+              <w:spacing w:after="120" w:line="240" w:lineRule="auto"/>
+              <w:jc w:val="center"/>
+              <w:rPr>
+                <w:rFonts w:ascii="Arial" w:hAnsi="Arial" w:cs="Arial"/>
+                <w:i/>
+                <w:sz w:val="14"/>
+              </w:rPr>
+            </w:pPr>
+          </w:p>
+        </w:tc>
+        <w:tc>
+          <w:tcPr>
+            <w:tcW w:w="320" w:type="dxa"/>
+          </w:tcPr>
+          <w:p>
+            <w:pPr>
+              <w:spacing w:after="120" w:line="240" w:lineRule="auto"/>
+              <w:jc w:val="center"/>
+              <w:rPr>
+                <w:rFonts w:ascii="Arial" w:hAnsi="Arial" w:cs="Arial"/>
+                <w:i/>
+                <w:sz w:val="14"/>
+              </w:rPr>
+            </w:pPr>
+          </w:p>
+        </w:tc>
+        <w:tc>
+          <w:tcPr>
+            <w:tcW w:w="320" w:type="dxa"/>
+            <w:shd w:val="clear" w:color="auto" w:fill="5DADE2"/>
+          </w:tcPr>
+          <w:p>
+            <w:pPr>
+              <w:spacing w:after="120" w:line="240" w:lineRule="auto"/>
+              <w:jc w:val="center"/>
+              <w:rPr>
+                <w:rFonts w:ascii="Arial" w:hAnsi="Arial" w:cs="Arial"/>
+                <w:i/>
+                <w:sz w:val="14"/>
+              </w:rPr>
+            </w:pPr>
+          </w:p>
+        </w:tc>
+        <w:tc>
+          <w:tcPr>
+            <w:tcW w:w="320" w:type="dxa"/>
+            <w:shd w:val="clear" w:color="auto" w:fill="5DADE2"/>
+          </w:tcPr>
+          <w:p>
+            <w:pPr>
+              <w:spacing w:after="120" w:line="240" w:lineRule="auto"/>
+              <w:jc w:val="center"/>
+              <w:rPr>
+                <w:rFonts w:ascii="Arial" w:hAnsi="Arial" w:cs="Arial"/>
+                <w:i/>
+                <w:sz w:val="14"/>
+              </w:rPr>
+            </w:pPr>
+          </w:p>
+        </w:tc>
+        <w:tc>
+          <w:tcPr>
+            <w:tcW w:w="320" w:type="dxa"/>
+            <w:shd w:val="clear" w:color="auto" w:fill="5DADE2"/>
+          </w:tcPr>
+          <w:p>
+            <w:pPr>
+              <w:spacing w:after="120" w:line="240" w:lineRule="auto"/>
+              <w:jc w:val="center"/>
+              <w:rPr>
+                <w:rFonts w:ascii="Arial" w:hAnsi="Arial" w:cs="Arial"/>
+                <w:i/>
+                <w:sz w:val="14"/>
+              </w:rPr>
+            </w:pPr>
+          </w:p>
+        </w:tc>
+        <w:tc>
+          <w:tcPr>
+            <w:tcW w:w="320" w:type="dxa"/>
+          </w:tcPr>
+          <w:p>
+            <w:pPr>
+              <w:spacing w:after="120" w:line="240" w:lineRule="auto"/>
+              <w:jc w:val="center"/>
+              <w:rPr>
+                <w:rFonts w:ascii="Arial" w:hAnsi="Arial" w:cs="Arial"/>
+                <w:i/>
+                <w:sz w:val="14"/>
+              </w:rPr>
+            </w:pPr>
+          </w:p>
+        </w:tc>
+        <w:tc>
+          <w:tcPr>
+            <w:tcW w:w="320" w:type="dxa"/>
+          </w:tcPr>
+          <w:p>
+            <w:pPr>
+              <w:spacing w:after="120" w:line="240" w:lineRule="auto"/>
+              <w:jc w:val="center"/>
+              <w:rPr>
+                <w:rFonts w:ascii="Arial" w:hAnsi="Arial" w:cs="Arial"/>
+                <w:i/>
+                <w:sz w:val="14"/>
+              </w:rPr>
+            </w:pPr>
+          </w:p>
+        </w:tc>
+        <w:tc>
+          <w:tcPr>
+            <w:tcW w:w="320" w:type="dxa"/>
+          </w:tcPr>
+          <w:p>
+            <w:pPr>
+              <w:spacing w:after="120" w:line="240" w:lineRule="auto"/>
+              <w:jc w:val="center"/>
+              <w:rPr>
+                <w:rFonts w:ascii="Arial" w:hAnsi="Arial" w:cs="Arial"/>
+                <w:i/>
+                <w:sz w:val="14"/>
+              </w:rPr>
+            </w:pPr>
+          </w:p>
+        </w:tc>
+        <w:tc>
+          <w:tcPr>
+            <w:tcW w:w="320" w:type="dxa"/>
+          </w:tcPr>
+          <w:p>
+            <w:pPr>
+              <w:spacing w:after="120" w:line="240" w:lineRule="auto"/>
+              <w:jc w:val="center"/>
+              <w:rPr>
+                <w:rFonts w:ascii="Arial" w:hAnsi="Arial" w:cs="Arial"/>
+                <w:i/>
+                <w:sz w:val="14"/>
+              </w:rPr>
+            </w:pPr>
+          </w:p>
+        </w:tc>
+        <w:tc>
+          <w:tcPr>
+            <w:tcW w:w="320" w:type="dxa"/>
+          </w:tcPr>
+          <w:p>
+            <w:pPr>
+              <w:spacing w:after="120" w:line="240" w:lineRule="auto"/>
+              <w:jc w:val="center"/>
+              <w:rPr>
+                <w:rFonts w:ascii="Arial" w:hAnsi="Arial" w:cs="Arial"/>
+                <w:i/>
+                <w:sz w:val="14"/>
+              </w:rPr>
+            </w:pPr>
+          </w:p>
+        </w:tc>
+        <w:tc>
+          <w:tcPr>
+            <w:tcW w:w="320" w:type="dxa"/>
+          </w:tcPr>
+          <w:p>
+            <w:pPr>
+              <w:spacing w:after="120" w:line="240" w:lineRule="auto"/>
+              <w:jc w:val="center"/>
+              <w:rPr>
+                <w:rFonts w:ascii="Arial" w:hAnsi="Arial" w:cs="Arial"/>
+                <w:i/>
+                <w:sz w:val="14"/>
+              </w:rPr>
+            </w:pPr>
+          </w:p>
+        </w:tc>
+        <w:tc>
+          <w:tcPr>
+            <w:tcW w:w="320" w:type="dxa"/>
+          </w:tcPr>
+          <w:p>
+            <w:pPr>
+              <w:spacing w:after="120" w:line="240" w:lineRule="auto"/>
+              <w:jc w:val="center"/>
+              <w:rPr>
+                <w:rFonts w:ascii="Arial" w:hAnsi="Arial" w:cs="Arial"/>
+                <w:i/>
+                <w:sz w:val="14"/>
+              </w:rPr>
+            </w:pPr>
+          </w:p>
+        </w:tc>
+        <w:tc>
+          <w:tcPr>
+            <w:tcW w:w="320" w:type="dxa"/>
+          </w:tcPr>
+          <w:p>
+            <w:pPr>
+              <w:spacing w:after="120" w:line="240" w:lineRule="auto"/>
+              <w:jc w:val="center"/>
+              <w:rPr>
+                <w:rFonts w:ascii="Arial" w:hAnsi="Arial" w:cs="Arial"/>
+                <w:i/>
+                <w:sz w:val="14"/>
+              </w:rPr>
+            </w:pPr>
           </w:p>
         </w:tc>
       </w:tr>
@@ -5231,143 +6978,283 @@
         </w:trPr>
         <w:tc>
           <w:tcPr>
-            <w:tcW w:w="1000" w:type="dxa"/>
-          </w:tcPr>
-          <w:p>
-            <w:pPr>
-              <w:spacing w:after="120" w:line="240" w:lineRule="auto"/>
-              <w:jc w:val="center"/>
-              <w:rPr>
-                <w:rFonts w:ascii="Arial" w:hAnsi="Arial" w:cs="Arial"/>
-                <w:i/>
-                <w:sz w:val="16"/>
-              </w:rPr>
-            </w:pPr>
-            <w:r>
-              <w:rPr>
-                <w:rFonts w:ascii="Arial" w:hAnsi="Arial" w:cs="Arial"/>
-                <w:i/>
-                <w:sz w:val="16"/>
-              </w:rPr>
-              <w:t>Fase 4</w:t>
-            </w:r>
-          </w:p>
-        </w:tc>
-        <w:tc>
-          <w:tcPr>
-            <w:tcW w:w="3000" w:type="dxa"/>
-          </w:tcPr>
-          <w:p>
-            <w:pPr>
-              <w:spacing w:after="120" w:line="240" w:lineRule="auto"/>
-              <w:rPr>
-                <w:rFonts w:ascii="Arial" w:hAnsi="Arial" w:cs="Arial"/>
-                <w:i/>
-                <w:sz w:val="16"/>
-              </w:rPr>
-            </w:pPr>
-            <w:r>
-              <w:rPr>
-                <w:rFonts w:ascii="Arial" w:hAnsi="Arial" w:cs="Arial"/>
-                <w:i/>
-                <w:sz w:val="16"/>
-              </w:rPr>
-              <w:t>8. Evaluación OE4: comparación de escenarios y costeo económico</w:t>
-            </w:r>
-          </w:p>
-        </w:tc>
-        <w:tc>
-          <w:tcPr>
-            <w:tcW w:w="1200" w:type="dxa"/>
-          </w:tcPr>
-          <w:p>
-            <w:pPr>
-              <w:spacing w:after="120" w:line="240" w:lineRule="auto"/>
-              <w:jc w:val="center"/>
-              <w:rPr>
-                <w:rFonts w:ascii="Arial" w:hAnsi="Arial" w:cs="Arial"/>
-                <w:i/>
-                <w:sz w:val="16"/>
-              </w:rPr>
-            </w:pPr>
-            <w:r>
-              <w:rPr>
-                <w:rFonts w:ascii="Arial" w:hAnsi="Arial" w:cs="Arial"/>
-                <w:i/>
-                <w:sz w:val="16"/>
-              </w:rPr>
-              <w:t>Sem. 15</w:t>
-            </w:r>
-          </w:p>
-        </w:tc>
-        <w:tc>
-          <w:tcPr>
-            <w:tcW w:w="1200" w:type="dxa"/>
-          </w:tcPr>
-          <w:p>
-            <w:pPr>
-              <w:spacing w:after="120" w:line="240" w:lineRule="auto"/>
-              <w:jc w:val="center"/>
-              <w:rPr>
-                <w:rFonts w:ascii="Arial" w:hAnsi="Arial" w:cs="Arial"/>
-                <w:i/>
-                <w:sz w:val="16"/>
-              </w:rPr>
-            </w:pPr>
-            <w:r>
-              <w:rPr>
-                <w:rFonts w:ascii="Arial" w:hAnsi="Arial" w:cs="Arial"/>
-                <w:i/>
-                <w:sz w:val="16"/>
-              </w:rPr>
-              <w:t>Mes 4</w:t>
-            </w:r>
-          </w:p>
-        </w:tc>
-        <w:tc>
-          <w:tcPr>
-            <w:tcW w:w="1600" w:type="dxa"/>
-          </w:tcPr>
-          <w:p>
-            <w:pPr>
-              <w:spacing w:after="120" w:line="240" w:lineRule="auto"/>
-              <w:rPr>
-                <w:rFonts w:ascii="Arial" w:hAnsi="Arial" w:cs="Arial"/>
-                <w:i/>
-                <w:sz w:val="16"/>
-              </w:rPr>
-            </w:pPr>
-            <w:r>
-              <w:rPr>
-                <w:rFonts w:ascii="Arial" w:hAnsi="Arial" w:cs="Arial"/>
-                <w:i/>
-                <w:sz w:val="16"/>
-              </w:rPr>
-              <w:t>J. Sequeira / S. Montoya</w:t>
-            </w:r>
-          </w:p>
-        </w:tc>
-        <w:tc>
-          <w:tcPr>
-            <w:tcW w:w="2000" w:type="dxa"/>
-          </w:tcPr>
-          <w:p>
-            <w:pPr>
-              <w:spacing w:after="120" w:line="240" w:lineRule="auto"/>
-              <w:rPr>
-                <w:rFonts w:ascii="Arial" w:hAnsi="Arial" w:cs="Arial"/>
-                <w:i/>
-                <w:sz w:val="16"/>
-              </w:rPr>
-            </w:pPr>
-            <w:r>
-              <w:rPr>
-                <w:rFonts w:ascii="Arial" w:hAnsi="Arial" w:cs="Arial"/>
-                <w:i/>
-                <w:sz w:val="16"/>
-              </w:rPr>
-              <w:t>Matriz comparativa de desempeño y viabilidad</w:t>
-            </w:r>
+            <w:tcW w:w="4240" w:type="dxa"/>
+          </w:tcPr>
+          <w:p>
+            <w:pPr>
+              <w:spacing w:after="120" w:line="240" w:lineRule="auto"/>
+              <w:rPr>
+                <w:rFonts w:ascii="Arial" w:hAnsi="Arial" w:cs="Arial"/>
+                <w:i/>
+                <w:sz w:val="15"/>
+              </w:rPr>
+            </w:pPr>
+            <w:r>
+              <w:rPr>
+                <w:rFonts w:ascii="Arial" w:hAnsi="Arial" w:cs="Arial"/>
+                <w:i/>
+                <w:sz w:val="15"/>
+              </w:rPr>
+              <w:t>8. Evaluación y análisis de restricciones mediante Teoría de Restricciones (TOC) y análisis demanda-capacidad.</w:t>
+            </w:r>
+          </w:p>
+        </w:tc>
+        <w:tc>
+          <w:tcPr>
+            <w:tcW w:w="320" w:type="dxa"/>
+          </w:tcPr>
+          <w:p>
+            <w:pPr>
+              <w:spacing w:after="120" w:line="240" w:lineRule="auto"/>
+              <w:jc w:val="center"/>
+              <w:rPr>
+                <w:rFonts w:ascii="Arial" w:hAnsi="Arial" w:cs="Arial"/>
+                <w:i/>
+                <w:sz w:val="14"/>
+              </w:rPr>
+            </w:pPr>
+          </w:p>
+        </w:tc>
+        <w:tc>
+          <w:tcPr>
+            <w:tcW w:w="320" w:type="dxa"/>
+          </w:tcPr>
+          <w:p>
+            <w:pPr>
+              <w:spacing w:after="120" w:line="240" w:lineRule="auto"/>
+              <w:jc w:val="center"/>
+              <w:rPr>
+                <w:rFonts w:ascii="Arial" w:hAnsi="Arial" w:cs="Arial"/>
+                <w:i/>
+                <w:sz w:val="14"/>
+              </w:rPr>
+            </w:pPr>
+          </w:p>
+        </w:tc>
+        <w:tc>
+          <w:tcPr>
+            <w:tcW w:w="320" w:type="dxa"/>
+          </w:tcPr>
+          <w:p>
+            <w:pPr>
+              <w:spacing w:after="120" w:line="240" w:lineRule="auto"/>
+              <w:jc w:val="center"/>
+              <w:rPr>
+                <w:rFonts w:ascii="Arial" w:hAnsi="Arial" w:cs="Arial"/>
+                <w:i/>
+                <w:sz w:val="14"/>
+              </w:rPr>
+            </w:pPr>
+          </w:p>
+        </w:tc>
+        <w:tc>
+          <w:tcPr>
+            <w:tcW w:w="320" w:type="dxa"/>
+          </w:tcPr>
+          <w:p>
+            <w:pPr>
+              <w:spacing w:after="120" w:line="240" w:lineRule="auto"/>
+              <w:jc w:val="center"/>
+              <w:rPr>
+                <w:rFonts w:ascii="Arial" w:hAnsi="Arial" w:cs="Arial"/>
+                <w:i/>
+                <w:sz w:val="14"/>
+              </w:rPr>
+            </w:pPr>
+          </w:p>
+        </w:tc>
+        <w:tc>
+          <w:tcPr>
+            <w:tcW w:w="320" w:type="dxa"/>
+          </w:tcPr>
+          <w:p>
+            <w:pPr>
+              <w:spacing w:after="120" w:line="240" w:lineRule="auto"/>
+              <w:jc w:val="center"/>
+              <w:rPr>
+                <w:rFonts w:ascii="Arial" w:hAnsi="Arial" w:cs="Arial"/>
+                <w:i/>
+                <w:sz w:val="14"/>
+              </w:rPr>
+            </w:pPr>
+          </w:p>
+        </w:tc>
+        <w:tc>
+          <w:tcPr>
+            <w:tcW w:w="320" w:type="dxa"/>
+          </w:tcPr>
+          <w:p>
+            <w:pPr>
+              <w:spacing w:after="120" w:line="240" w:lineRule="auto"/>
+              <w:jc w:val="center"/>
+              <w:rPr>
+                <w:rFonts w:ascii="Arial" w:hAnsi="Arial" w:cs="Arial"/>
+                <w:i/>
+                <w:sz w:val="14"/>
+              </w:rPr>
+            </w:pPr>
+          </w:p>
+        </w:tc>
+        <w:tc>
+          <w:tcPr>
+            <w:tcW w:w="320" w:type="dxa"/>
+            <w:shd w:val="clear" w:color="auto" w:fill="5DADE2"/>
+          </w:tcPr>
+          <w:p>
+            <w:pPr>
+              <w:spacing w:after="120" w:line="240" w:lineRule="auto"/>
+              <w:jc w:val="center"/>
+              <w:rPr>
+                <w:rFonts w:ascii="Arial" w:hAnsi="Arial" w:cs="Arial"/>
+                <w:i/>
+                <w:sz w:val="14"/>
+              </w:rPr>
+            </w:pPr>
+          </w:p>
+        </w:tc>
+        <w:tc>
+          <w:tcPr>
+            <w:tcW w:w="320" w:type="dxa"/>
+            <w:shd w:val="clear" w:color="auto" w:fill="5DADE2"/>
+          </w:tcPr>
+          <w:p>
+            <w:pPr>
+              <w:spacing w:after="120" w:line="240" w:lineRule="auto"/>
+              <w:jc w:val="center"/>
+              <w:rPr>
+                <w:rFonts w:ascii="Arial" w:hAnsi="Arial" w:cs="Arial"/>
+                <w:i/>
+                <w:sz w:val="14"/>
+              </w:rPr>
+            </w:pPr>
+          </w:p>
+        </w:tc>
+        <w:tc>
+          <w:tcPr>
+            <w:tcW w:w="320" w:type="dxa"/>
+          </w:tcPr>
+          <w:p>
+            <w:pPr>
+              <w:spacing w:after="120" w:line="240" w:lineRule="auto"/>
+              <w:jc w:val="center"/>
+              <w:rPr>
+                <w:rFonts w:ascii="Arial" w:hAnsi="Arial" w:cs="Arial"/>
+                <w:i/>
+                <w:sz w:val="14"/>
+              </w:rPr>
+            </w:pPr>
+          </w:p>
+        </w:tc>
+        <w:tc>
+          <w:tcPr>
+            <w:tcW w:w="320" w:type="dxa"/>
+          </w:tcPr>
+          <w:p>
+            <w:pPr>
+              <w:spacing w:after="120" w:line="240" w:lineRule="auto"/>
+              <w:jc w:val="center"/>
+              <w:rPr>
+                <w:rFonts w:ascii="Arial" w:hAnsi="Arial" w:cs="Arial"/>
+                <w:i/>
+                <w:sz w:val="14"/>
+              </w:rPr>
+            </w:pPr>
+          </w:p>
+        </w:tc>
+        <w:tc>
+          <w:tcPr>
+            <w:tcW w:w="320" w:type="dxa"/>
+          </w:tcPr>
+          <w:p>
+            <w:pPr>
+              <w:spacing w:after="120" w:line="240" w:lineRule="auto"/>
+              <w:jc w:val="center"/>
+              <w:rPr>
+                <w:rFonts w:ascii="Arial" w:hAnsi="Arial" w:cs="Arial"/>
+                <w:i/>
+                <w:sz w:val="14"/>
+              </w:rPr>
+            </w:pPr>
+          </w:p>
+        </w:tc>
+        <w:tc>
+          <w:tcPr>
+            <w:tcW w:w="320" w:type="dxa"/>
+          </w:tcPr>
+          <w:p>
+            <w:pPr>
+              <w:spacing w:after="120" w:line="240" w:lineRule="auto"/>
+              <w:jc w:val="center"/>
+              <w:rPr>
+                <w:rFonts w:ascii="Arial" w:hAnsi="Arial" w:cs="Arial"/>
+                <w:i/>
+                <w:sz w:val="14"/>
+              </w:rPr>
+            </w:pPr>
+          </w:p>
+        </w:tc>
+        <w:tc>
+          <w:tcPr>
+            <w:tcW w:w="320" w:type="dxa"/>
+          </w:tcPr>
+          <w:p>
+            <w:pPr>
+              <w:spacing w:after="120" w:line="240" w:lineRule="auto"/>
+              <w:jc w:val="center"/>
+              <w:rPr>
+                <w:rFonts w:ascii="Arial" w:hAnsi="Arial" w:cs="Arial"/>
+                <w:i/>
+                <w:sz w:val="14"/>
+              </w:rPr>
+            </w:pPr>
+          </w:p>
+        </w:tc>
+        <w:tc>
+          <w:tcPr>
+            <w:tcW w:w="320" w:type="dxa"/>
+          </w:tcPr>
+          <w:p>
+            <w:pPr>
+              <w:spacing w:after="120" w:line="240" w:lineRule="auto"/>
+              <w:jc w:val="center"/>
+              <w:rPr>
+                <w:rFonts w:ascii="Arial" w:hAnsi="Arial" w:cs="Arial"/>
+                <w:i/>
+                <w:sz w:val="14"/>
+              </w:rPr>
+            </w:pPr>
+          </w:p>
+        </w:tc>
+        <w:tc>
+          <w:tcPr>
+            <w:tcW w:w="320" w:type="dxa"/>
+          </w:tcPr>
+          <w:p>
+            <w:pPr>
+              <w:spacing w:after="120" w:line="240" w:lineRule="auto"/>
+              <w:jc w:val="center"/>
+              <w:rPr>
+                <w:rFonts w:ascii="Arial" w:hAnsi="Arial" w:cs="Arial"/>
+                <w:i/>
+                <w:sz w:val="14"/>
+              </w:rPr>
+            </w:pPr>
+          </w:p>
+        </w:tc>
+        <w:tc>
+          <w:tcPr>
+            <w:tcW w:w="320" w:type="dxa"/>
+          </w:tcPr>
+          <w:p>
+            <w:pPr>
+              <w:spacing w:after="120" w:line="240" w:lineRule="auto"/>
+              <w:jc w:val="center"/>
+              <w:rPr>
+                <w:rFonts w:ascii="Arial" w:hAnsi="Arial" w:cs="Arial"/>
+                <w:i/>
+                <w:sz w:val="14"/>
+              </w:rPr>
+            </w:pPr>
           </w:p>
         </w:tc>
       </w:tr>
@@ -5383,143 +7270,2618 @@
         </w:trPr>
         <w:tc>
           <w:tcPr>
-            <w:tcW w:w="1000" w:type="dxa"/>
-          </w:tcPr>
-          <w:p>
-            <w:pPr>
-              <w:spacing w:after="120" w:line="240" w:lineRule="auto"/>
-              <w:jc w:val="center"/>
-              <w:rPr>
-                <w:rFonts w:ascii="Arial" w:hAnsi="Arial" w:cs="Arial"/>
-                <w:i/>
-                <w:sz w:val="16"/>
-              </w:rPr>
-            </w:pPr>
-            <w:r>
-              <w:rPr>
-                <w:rFonts w:ascii="Arial" w:hAnsi="Arial" w:cs="Arial"/>
-                <w:i/>
-                <w:sz w:val="16"/>
-              </w:rPr>
-              <w:t>Cierre</w:t>
-            </w:r>
-          </w:p>
-        </w:tc>
-        <w:tc>
-          <w:tcPr>
-            <w:tcW w:w="3000" w:type="dxa"/>
-          </w:tcPr>
-          <w:p>
-            <w:pPr>
-              <w:spacing w:after="120" w:line="240" w:lineRule="auto"/>
-              <w:rPr>
-                <w:rFonts w:ascii="Arial" w:hAnsi="Arial" w:cs="Arial"/>
-                <w:i/>
-                <w:sz w:val="16"/>
-              </w:rPr>
-            </w:pPr>
-            <w:r>
-              <w:rPr>
-                <w:rFonts w:ascii="Arial" w:hAnsi="Arial" w:cs="Arial"/>
-                <w:i/>
-                <w:sz w:val="16"/>
-              </w:rPr>
-              <w:t>9. Integración del informe final, revisión tutorial y defensa</w:t>
-            </w:r>
-          </w:p>
-        </w:tc>
-        <w:tc>
-          <w:tcPr>
-            <w:tcW w:w="1200" w:type="dxa"/>
-          </w:tcPr>
-          <w:p>
-            <w:pPr>
-              <w:spacing w:after="120" w:line="240" w:lineRule="auto"/>
-              <w:jc w:val="center"/>
-              <w:rPr>
-                <w:rFonts w:ascii="Arial" w:hAnsi="Arial" w:cs="Arial"/>
-                <w:i/>
-                <w:sz w:val="16"/>
-              </w:rPr>
-            </w:pPr>
-            <w:r>
-              <w:rPr>
-                <w:rFonts w:ascii="Arial" w:hAnsi="Arial" w:cs="Arial"/>
-                <w:i/>
-                <w:sz w:val="16"/>
-              </w:rPr>
-              <w:t>Sem. 16</w:t>
-            </w:r>
-          </w:p>
-        </w:tc>
-        <w:tc>
-          <w:tcPr>
-            <w:tcW w:w="1200" w:type="dxa"/>
-          </w:tcPr>
-          <w:p>
-            <w:pPr>
-              <w:spacing w:after="120" w:line="240" w:lineRule="auto"/>
-              <w:jc w:val="center"/>
-              <w:rPr>
-                <w:rFonts w:ascii="Arial" w:hAnsi="Arial" w:cs="Arial"/>
-                <w:i/>
-                <w:sz w:val="16"/>
-              </w:rPr>
-            </w:pPr>
-            <w:r>
-              <w:rPr>
-                <w:rFonts w:ascii="Arial" w:hAnsi="Arial" w:cs="Arial"/>
-                <w:i/>
-                <w:sz w:val="16"/>
-              </w:rPr>
-              <w:t>Mes 4</w:t>
-            </w:r>
-          </w:p>
-        </w:tc>
-        <w:tc>
-          <w:tcPr>
-            <w:tcW w:w="1600" w:type="dxa"/>
-          </w:tcPr>
-          <w:p>
-            <w:pPr>
-              <w:spacing w:after="120" w:line="240" w:lineRule="auto"/>
-              <w:rPr>
-                <w:rFonts w:ascii="Arial" w:hAnsi="Arial" w:cs="Arial"/>
-                <w:i/>
-                <w:sz w:val="16"/>
-              </w:rPr>
-            </w:pPr>
-            <w:r>
-              <w:rPr>
-                <w:rFonts w:ascii="Arial" w:hAnsi="Arial" w:cs="Arial"/>
-                <w:i/>
-                <w:sz w:val="16"/>
-              </w:rPr>
-              <w:t>J. Sequeira / S. Montoya</w:t>
-            </w:r>
-          </w:p>
-        </w:tc>
-        <w:tc>
-          <w:tcPr>
-            <w:tcW w:w="2000" w:type="dxa"/>
-          </w:tcPr>
-          <w:p>
-            <w:pPr>
-              <w:spacing w:after="120" w:line="240" w:lineRule="auto"/>
-              <w:rPr>
-                <w:rFonts w:ascii="Arial" w:hAnsi="Arial" w:cs="Arial"/>
-                <w:i/>
-                <w:sz w:val="16"/>
-              </w:rPr>
-            </w:pPr>
-            <w:r>
-              <w:rPr>
-                <w:rFonts w:ascii="Arial" w:hAnsi="Arial" w:cs="Arial"/>
-                <w:i/>
-                <w:sz w:val="16"/>
-              </w:rPr>
-              <w:t>Documento final de tesis empastado y defensa</w:t>
-            </w:r>
+            <w:tcW w:w="4240" w:type="dxa"/>
+          </w:tcPr>
+          <w:p>
+            <w:pPr>
+              <w:spacing w:after="120" w:line="240" w:lineRule="auto"/>
+              <w:rPr>
+                <w:rFonts w:ascii="Arial" w:hAnsi="Arial" w:cs="Arial"/>
+                <w:i/>
+                <w:sz w:val="15"/>
+              </w:rPr>
+            </w:pPr>
+            <w:r>
+              <w:rPr>
+                <w:rFonts w:ascii="Arial" w:hAnsi="Arial" w:cs="Arial"/>
+                <w:i/>
+                <w:sz w:val="15"/>
+              </w:rPr>
+              <w:t>9. Priorización de restricciones: análisis de Pareto en demoras, clasificación multicriterio ABC de insumos e investigación de causas raíz con evidencia fáctica.</w:t>
+            </w:r>
+          </w:p>
+        </w:tc>
+        <w:tc>
+          <w:tcPr>
+            <w:tcW w:w="320" w:type="dxa"/>
+          </w:tcPr>
+          <w:p>
+            <w:pPr>
+              <w:spacing w:after="120" w:line="240" w:lineRule="auto"/>
+              <w:jc w:val="center"/>
+              <w:rPr>
+                <w:rFonts w:ascii="Arial" w:hAnsi="Arial" w:cs="Arial"/>
+                <w:i/>
+                <w:sz w:val="14"/>
+              </w:rPr>
+            </w:pPr>
+          </w:p>
+        </w:tc>
+        <w:tc>
+          <w:tcPr>
+            <w:tcW w:w="320" w:type="dxa"/>
+          </w:tcPr>
+          <w:p>
+            <w:pPr>
+              <w:spacing w:after="120" w:line="240" w:lineRule="auto"/>
+              <w:jc w:val="center"/>
+              <w:rPr>
+                <w:rFonts w:ascii="Arial" w:hAnsi="Arial" w:cs="Arial"/>
+                <w:i/>
+                <w:sz w:val="14"/>
+              </w:rPr>
+            </w:pPr>
+          </w:p>
+        </w:tc>
+        <w:tc>
+          <w:tcPr>
+            <w:tcW w:w="320" w:type="dxa"/>
+          </w:tcPr>
+          <w:p>
+            <w:pPr>
+              <w:spacing w:after="120" w:line="240" w:lineRule="auto"/>
+              <w:jc w:val="center"/>
+              <w:rPr>
+                <w:rFonts w:ascii="Arial" w:hAnsi="Arial" w:cs="Arial"/>
+                <w:i/>
+                <w:sz w:val="14"/>
+              </w:rPr>
+            </w:pPr>
+          </w:p>
+        </w:tc>
+        <w:tc>
+          <w:tcPr>
+            <w:tcW w:w="320" w:type="dxa"/>
+          </w:tcPr>
+          <w:p>
+            <w:pPr>
+              <w:spacing w:after="120" w:line="240" w:lineRule="auto"/>
+              <w:jc w:val="center"/>
+              <w:rPr>
+                <w:rFonts w:ascii="Arial" w:hAnsi="Arial" w:cs="Arial"/>
+                <w:i/>
+                <w:sz w:val="14"/>
+              </w:rPr>
+            </w:pPr>
+          </w:p>
+        </w:tc>
+        <w:tc>
+          <w:tcPr>
+            <w:tcW w:w="320" w:type="dxa"/>
+          </w:tcPr>
+          <w:p>
+            <w:pPr>
+              <w:spacing w:after="120" w:line="240" w:lineRule="auto"/>
+              <w:jc w:val="center"/>
+              <w:rPr>
+                <w:rFonts w:ascii="Arial" w:hAnsi="Arial" w:cs="Arial"/>
+                <w:i/>
+                <w:sz w:val="14"/>
+              </w:rPr>
+            </w:pPr>
+          </w:p>
+        </w:tc>
+        <w:tc>
+          <w:tcPr>
+            <w:tcW w:w="320" w:type="dxa"/>
+          </w:tcPr>
+          <w:p>
+            <w:pPr>
+              <w:spacing w:after="120" w:line="240" w:lineRule="auto"/>
+              <w:jc w:val="center"/>
+              <w:rPr>
+                <w:rFonts w:ascii="Arial" w:hAnsi="Arial" w:cs="Arial"/>
+                <w:i/>
+                <w:sz w:val="14"/>
+              </w:rPr>
+            </w:pPr>
+          </w:p>
+        </w:tc>
+        <w:tc>
+          <w:tcPr>
+            <w:tcW w:w="320" w:type="dxa"/>
+          </w:tcPr>
+          <w:p>
+            <w:pPr>
+              <w:spacing w:after="120" w:line="240" w:lineRule="auto"/>
+              <w:jc w:val="center"/>
+              <w:rPr>
+                <w:rFonts w:ascii="Arial" w:hAnsi="Arial" w:cs="Arial"/>
+                <w:i/>
+                <w:sz w:val="14"/>
+              </w:rPr>
+            </w:pPr>
+          </w:p>
+        </w:tc>
+        <w:tc>
+          <w:tcPr>
+            <w:tcW w:w="320" w:type="dxa"/>
+            <w:shd w:val="clear" w:color="auto" w:fill="5DADE2"/>
+          </w:tcPr>
+          <w:p>
+            <w:pPr>
+              <w:spacing w:after="120" w:line="240" w:lineRule="auto"/>
+              <w:jc w:val="center"/>
+              <w:rPr>
+                <w:rFonts w:ascii="Arial" w:hAnsi="Arial" w:cs="Arial"/>
+                <w:i/>
+                <w:sz w:val="14"/>
+              </w:rPr>
+            </w:pPr>
+          </w:p>
+        </w:tc>
+        <w:tc>
+          <w:tcPr>
+            <w:tcW w:w="320" w:type="dxa"/>
+            <w:shd w:val="clear" w:color="auto" w:fill="5DADE2"/>
+          </w:tcPr>
+          <w:p>
+            <w:pPr>
+              <w:spacing w:after="120" w:line="240" w:lineRule="auto"/>
+              <w:jc w:val="center"/>
+              <w:rPr>
+                <w:rFonts w:ascii="Arial" w:hAnsi="Arial" w:cs="Arial"/>
+                <w:i/>
+                <w:sz w:val="14"/>
+              </w:rPr>
+            </w:pPr>
+          </w:p>
+        </w:tc>
+        <w:tc>
+          <w:tcPr>
+            <w:tcW w:w="320" w:type="dxa"/>
+          </w:tcPr>
+          <w:p>
+            <w:pPr>
+              <w:spacing w:after="120" w:line="240" w:lineRule="auto"/>
+              <w:jc w:val="center"/>
+              <w:rPr>
+                <w:rFonts w:ascii="Arial" w:hAnsi="Arial" w:cs="Arial"/>
+                <w:i/>
+                <w:sz w:val="14"/>
+              </w:rPr>
+            </w:pPr>
+          </w:p>
+        </w:tc>
+        <w:tc>
+          <w:tcPr>
+            <w:tcW w:w="320" w:type="dxa"/>
+          </w:tcPr>
+          <w:p>
+            <w:pPr>
+              <w:spacing w:after="120" w:line="240" w:lineRule="auto"/>
+              <w:jc w:val="center"/>
+              <w:rPr>
+                <w:rFonts w:ascii="Arial" w:hAnsi="Arial" w:cs="Arial"/>
+                <w:i/>
+                <w:sz w:val="14"/>
+              </w:rPr>
+            </w:pPr>
+          </w:p>
+        </w:tc>
+        <w:tc>
+          <w:tcPr>
+            <w:tcW w:w="320" w:type="dxa"/>
+          </w:tcPr>
+          <w:p>
+            <w:pPr>
+              <w:spacing w:after="120" w:line="240" w:lineRule="auto"/>
+              <w:jc w:val="center"/>
+              <w:rPr>
+                <w:rFonts w:ascii="Arial" w:hAnsi="Arial" w:cs="Arial"/>
+                <w:i/>
+                <w:sz w:val="14"/>
+              </w:rPr>
+            </w:pPr>
+          </w:p>
+        </w:tc>
+        <w:tc>
+          <w:tcPr>
+            <w:tcW w:w="320" w:type="dxa"/>
+          </w:tcPr>
+          <w:p>
+            <w:pPr>
+              <w:spacing w:after="120" w:line="240" w:lineRule="auto"/>
+              <w:jc w:val="center"/>
+              <w:rPr>
+                <w:rFonts w:ascii="Arial" w:hAnsi="Arial" w:cs="Arial"/>
+                <w:i/>
+                <w:sz w:val="14"/>
+              </w:rPr>
+            </w:pPr>
+          </w:p>
+        </w:tc>
+        <w:tc>
+          <w:tcPr>
+            <w:tcW w:w="320" w:type="dxa"/>
+          </w:tcPr>
+          <w:p>
+            <w:pPr>
+              <w:spacing w:after="120" w:line="240" w:lineRule="auto"/>
+              <w:jc w:val="center"/>
+              <w:rPr>
+                <w:rFonts w:ascii="Arial" w:hAnsi="Arial" w:cs="Arial"/>
+                <w:i/>
+                <w:sz w:val="14"/>
+              </w:rPr>
+            </w:pPr>
+          </w:p>
+        </w:tc>
+        <w:tc>
+          <w:tcPr>
+            <w:tcW w:w="320" w:type="dxa"/>
+          </w:tcPr>
+          <w:p>
+            <w:pPr>
+              <w:spacing w:after="120" w:line="240" w:lineRule="auto"/>
+              <w:jc w:val="center"/>
+              <w:rPr>
+                <w:rFonts w:ascii="Arial" w:hAnsi="Arial" w:cs="Arial"/>
+                <w:i/>
+                <w:sz w:val="14"/>
+              </w:rPr>
+            </w:pPr>
+          </w:p>
+        </w:tc>
+        <w:tc>
+          <w:tcPr>
+            <w:tcW w:w="320" w:type="dxa"/>
+          </w:tcPr>
+          <w:p>
+            <w:pPr>
+              <w:spacing w:after="120" w:line="240" w:lineRule="auto"/>
+              <w:jc w:val="center"/>
+              <w:rPr>
+                <w:rFonts w:ascii="Arial" w:hAnsi="Arial" w:cs="Arial"/>
+                <w:i/>
+                <w:sz w:val="14"/>
+              </w:rPr>
+            </w:pPr>
+          </w:p>
+        </w:tc>
+      </w:tr>
+      <w:tr>
+        <w:tblPrEx>
+          <w:tblCellMar>
+            <w:top w:w="0" w:type="dxa"/>
+            <w:bottom w:w="0" w:type="dxa"/>
+          </w:tblCellMar>
+        </w:tblPrEx>
+        <w:trPr>
+          <w:cantSplit/>
+        </w:trPr>
+        <w:tc>
+          <w:tcPr>
+            <w:tcW w:w="4240" w:type="dxa"/>
+          </w:tcPr>
+          <w:p>
+            <w:pPr>
+              <w:spacing w:after="120" w:line="240" w:lineRule="auto"/>
+              <w:rPr>
+                <w:rFonts w:ascii="Arial" w:hAnsi="Arial" w:cs="Arial"/>
+                <w:i/>
+                <w:sz w:val="15"/>
+              </w:rPr>
+            </w:pPr>
+            <w:r>
+              <w:rPr>
+                <w:rFonts w:ascii="Arial" w:hAnsi="Arial" w:cs="Arial"/>
+                <w:i/>
+                <w:sz w:val="15"/>
+              </w:rPr>
+              <w:t>10. Inicio del diseño del modelo integral de gestión de operaciones basado en Lean Healthcare (OE3).</w:t>
+            </w:r>
+          </w:p>
+        </w:tc>
+        <w:tc>
+          <w:tcPr>
+            <w:tcW w:w="320" w:type="dxa"/>
+          </w:tcPr>
+          <w:p>
+            <w:pPr>
+              <w:spacing w:after="120" w:line="240" w:lineRule="auto"/>
+              <w:jc w:val="center"/>
+              <w:rPr>
+                <w:rFonts w:ascii="Arial" w:hAnsi="Arial" w:cs="Arial"/>
+                <w:i/>
+                <w:sz w:val="14"/>
+              </w:rPr>
+            </w:pPr>
+          </w:p>
+        </w:tc>
+        <w:tc>
+          <w:tcPr>
+            <w:tcW w:w="320" w:type="dxa"/>
+          </w:tcPr>
+          <w:p>
+            <w:pPr>
+              <w:spacing w:after="120" w:line="240" w:lineRule="auto"/>
+              <w:jc w:val="center"/>
+              <w:rPr>
+                <w:rFonts w:ascii="Arial" w:hAnsi="Arial" w:cs="Arial"/>
+                <w:i/>
+                <w:sz w:val="14"/>
+              </w:rPr>
+            </w:pPr>
+          </w:p>
+        </w:tc>
+        <w:tc>
+          <w:tcPr>
+            <w:tcW w:w="320" w:type="dxa"/>
+          </w:tcPr>
+          <w:p>
+            <w:pPr>
+              <w:spacing w:after="120" w:line="240" w:lineRule="auto"/>
+              <w:jc w:val="center"/>
+              <w:rPr>
+                <w:rFonts w:ascii="Arial" w:hAnsi="Arial" w:cs="Arial"/>
+                <w:i/>
+                <w:sz w:val="14"/>
+              </w:rPr>
+            </w:pPr>
+          </w:p>
+        </w:tc>
+        <w:tc>
+          <w:tcPr>
+            <w:tcW w:w="320" w:type="dxa"/>
+          </w:tcPr>
+          <w:p>
+            <w:pPr>
+              <w:spacing w:after="120" w:line="240" w:lineRule="auto"/>
+              <w:jc w:val="center"/>
+              <w:rPr>
+                <w:rFonts w:ascii="Arial" w:hAnsi="Arial" w:cs="Arial"/>
+                <w:i/>
+                <w:sz w:val="14"/>
+              </w:rPr>
+            </w:pPr>
+          </w:p>
+        </w:tc>
+        <w:tc>
+          <w:tcPr>
+            <w:tcW w:w="320" w:type="dxa"/>
+          </w:tcPr>
+          <w:p>
+            <w:pPr>
+              <w:spacing w:after="120" w:line="240" w:lineRule="auto"/>
+              <w:jc w:val="center"/>
+              <w:rPr>
+                <w:rFonts w:ascii="Arial" w:hAnsi="Arial" w:cs="Arial"/>
+                <w:i/>
+                <w:sz w:val="14"/>
+              </w:rPr>
+            </w:pPr>
+          </w:p>
+        </w:tc>
+        <w:tc>
+          <w:tcPr>
+            <w:tcW w:w="320" w:type="dxa"/>
+          </w:tcPr>
+          <w:p>
+            <w:pPr>
+              <w:spacing w:after="120" w:line="240" w:lineRule="auto"/>
+              <w:jc w:val="center"/>
+              <w:rPr>
+                <w:rFonts w:ascii="Arial" w:hAnsi="Arial" w:cs="Arial"/>
+                <w:i/>
+                <w:sz w:val="14"/>
+              </w:rPr>
+            </w:pPr>
+          </w:p>
+        </w:tc>
+        <w:tc>
+          <w:tcPr>
+            <w:tcW w:w="320" w:type="dxa"/>
+          </w:tcPr>
+          <w:p>
+            <w:pPr>
+              <w:spacing w:after="120" w:line="240" w:lineRule="auto"/>
+              <w:jc w:val="center"/>
+              <w:rPr>
+                <w:rFonts w:ascii="Arial" w:hAnsi="Arial" w:cs="Arial"/>
+                <w:i/>
+                <w:sz w:val="14"/>
+              </w:rPr>
+            </w:pPr>
+          </w:p>
+        </w:tc>
+        <w:tc>
+          <w:tcPr>
+            <w:tcW w:w="320" w:type="dxa"/>
+          </w:tcPr>
+          <w:p>
+            <w:pPr>
+              <w:spacing w:after="120" w:line="240" w:lineRule="auto"/>
+              <w:jc w:val="center"/>
+              <w:rPr>
+                <w:rFonts w:ascii="Arial" w:hAnsi="Arial" w:cs="Arial"/>
+                <w:i/>
+                <w:sz w:val="14"/>
+              </w:rPr>
+            </w:pPr>
+          </w:p>
+        </w:tc>
+        <w:tc>
+          <w:tcPr>
+            <w:tcW w:w="320" w:type="dxa"/>
+            <w:shd w:val="clear" w:color="auto" w:fill="F1948A"/>
+          </w:tcPr>
+          <w:p>
+            <w:pPr>
+              <w:spacing w:after="120" w:line="240" w:lineRule="auto"/>
+              <w:jc w:val="center"/>
+              <w:rPr>
+                <w:rFonts w:ascii="Arial" w:hAnsi="Arial" w:cs="Arial"/>
+                <w:i/>
+                <w:sz w:val="14"/>
+              </w:rPr>
+            </w:pPr>
+          </w:p>
+        </w:tc>
+        <w:tc>
+          <w:tcPr>
+            <w:tcW w:w="320" w:type="dxa"/>
+            <w:shd w:val="clear" w:color="auto" w:fill="F1948A"/>
+          </w:tcPr>
+          <w:p>
+            <w:pPr>
+              <w:spacing w:after="120" w:line="240" w:lineRule="auto"/>
+              <w:jc w:val="center"/>
+              <w:rPr>
+                <w:rFonts w:ascii="Arial" w:hAnsi="Arial" w:cs="Arial"/>
+                <w:i/>
+                <w:sz w:val="14"/>
+              </w:rPr>
+            </w:pPr>
+          </w:p>
+        </w:tc>
+        <w:tc>
+          <w:tcPr>
+            <w:tcW w:w="320" w:type="dxa"/>
+          </w:tcPr>
+          <w:p>
+            <w:pPr>
+              <w:spacing w:after="120" w:line="240" w:lineRule="auto"/>
+              <w:jc w:val="center"/>
+              <w:rPr>
+                <w:rFonts w:ascii="Arial" w:hAnsi="Arial" w:cs="Arial"/>
+                <w:i/>
+                <w:sz w:val="14"/>
+              </w:rPr>
+            </w:pPr>
+          </w:p>
+        </w:tc>
+        <w:tc>
+          <w:tcPr>
+            <w:tcW w:w="320" w:type="dxa"/>
+          </w:tcPr>
+          <w:p>
+            <w:pPr>
+              <w:spacing w:after="120" w:line="240" w:lineRule="auto"/>
+              <w:jc w:val="center"/>
+              <w:rPr>
+                <w:rFonts w:ascii="Arial" w:hAnsi="Arial" w:cs="Arial"/>
+                <w:i/>
+                <w:sz w:val="14"/>
+              </w:rPr>
+            </w:pPr>
+          </w:p>
+        </w:tc>
+        <w:tc>
+          <w:tcPr>
+            <w:tcW w:w="320" w:type="dxa"/>
+          </w:tcPr>
+          <w:p>
+            <w:pPr>
+              <w:spacing w:after="120" w:line="240" w:lineRule="auto"/>
+              <w:jc w:val="center"/>
+              <w:rPr>
+                <w:rFonts w:ascii="Arial" w:hAnsi="Arial" w:cs="Arial"/>
+                <w:i/>
+                <w:sz w:val="14"/>
+              </w:rPr>
+            </w:pPr>
+          </w:p>
+        </w:tc>
+        <w:tc>
+          <w:tcPr>
+            <w:tcW w:w="320" w:type="dxa"/>
+          </w:tcPr>
+          <w:p>
+            <w:pPr>
+              <w:spacing w:after="120" w:line="240" w:lineRule="auto"/>
+              <w:jc w:val="center"/>
+              <w:rPr>
+                <w:rFonts w:ascii="Arial" w:hAnsi="Arial" w:cs="Arial"/>
+                <w:i/>
+                <w:sz w:val="14"/>
+              </w:rPr>
+            </w:pPr>
+          </w:p>
+        </w:tc>
+        <w:tc>
+          <w:tcPr>
+            <w:tcW w:w="320" w:type="dxa"/>
+          </w:tcPr>
+          <w:p>
+            <w:pPr>
+              <w:spacing w:after="120" w:line="240" w:lineRule="auto"/>
+              <w:jc w:val="center"/>
+              <w:rPr>
+                <w:rFonts w:ascii="Arial" w:hAnsi="Arial" w:cs="Arial"/>
+                <w:i/>
+                <w:sz w:val="14"/>
+              </w:rPr>
+            </w:pPr>
+          </w:p>
+        </w:tc>
+        <w:tc>
+          <w:tcPr>
+            <w:tcW w:w="320" w:type="dxa"/>
+          </w:tcPr>
+          <w:p>
+            <w:pPr>
+              <w:spacing w:after="120" w:line="240" w:lineRule="auto"/>
+              <w:jc w:val="center"/>
+              <w:rPr>
+                <w:rFonts w:ascii="Arial" w:hAnsi="Arial" w:cs="Arial"/>
+                <w:i/>
+                <w:sz w:val="14"/>
+              </w:rPr>
+            </w:pPr>
+          </w:p>
+        </w:tc>
+      </w:tr>
+      <w:tr>
+        <w:tblPrEx>
+          <w:tblCellMar>
+            <w:top w:w="0" w:type="dxa"/>
+            <w:bottom w:w="0" w:type="dxa"/>
+          </w:tblCellMar>
+        </w:tblPrEx>
+        <w:trPr>
+          <w:cantSplit/>
+        </w:trPr>
+        <w:tc>
+          <w:tcPr>
+            <w:tcW w:w="4240" w:type="dxa"/>
+          </w:tcPr>
+          <w:p>
+            <w:pPr>
+              <w:spacing w:after="120" w:line="240" w:lineRule="auto"/>
+              <w:rPr>
+                <w:rFonts w:ascii="Arial" w:hAnsi="Arial" w:cs="Arial"/>
+                <w:i/>
+                <w:sz w:val="15"/>
+              </w:rPr>
+            </w:pPr>
+            <w:r>
+              <w:rPr>
+                <w:rFonts w:ascii="Arial" w:hAnsi="Arial" w:cs="Arial"/>
+                <w:i/>
+                <w:sz w:val="15"/>
+              </w:rPr>
+              <w:t>11. Diseño del flujo futuro (VSM futuro), reglas de nivelación de la demanda (Heijunka) y esquema estructurado de citas.</w:t>
+            </w:r>
+          </w:p>
+        </w:tc>
+        <w:tc>
+          <w:tcPr>
+            <w:tcW w:w="320" w:type="dxa"/>
+          </w:tcPr>
+          <w:p>
+            <w:pPr>
+              <w:spacing w:after="120" w:line="240" w:lineRule="auto"/>
+              <w:jc w:val="center"/>
+              <w:rPr>
+                <w:rFonts w:ascii="Arial" w:hAnsi="Arial" w:cs="Arial"/>
+                <w:i/>
+                <w:sz w:val="14"/>
+              </w:rPr>
+            </w:pPr>
+          </w:p>
+        </w:tc>
+        <w:tc>
+          <w:tcPr>
+            <w:tcW w:w="320" w:type="dxa"/>
+          </w:tcPr>
+          <w:p>
+            <w:pPr>
+              <w:spacing w:after="120" w:line="240" w:lineRule="auto"/>
+              <w:jc w:val="center"/>
+              <w:rPr>
+                <w:rFonts w:ascii="Arial" w:hAnsi="Arial" w:cs="Arial"/>
+                <w:i/>
+                <w:sz w:val="14"/>
+              </w:rPr>
+            </w:pPr>
+          </w:p>
+        </w:tc>
+        <w:tc>
+          <w:tcPr>
+            <w:tcW w:w="320" w:type="dxa"/>
+          </w:tcPr>
+          <w:p>
+            <w:pPr>
+              <w:spacing w:after="120" w:line="240" w:lineRule="auto"/>
+              <w:jc w:val="center"/>
+              <w:rPr>
+                <w:rFonts w:ascii="Arial" w:hAnsi="Arial" w:cs="Arial"/>
+                <w:i/>
+                <w:sz w:val="14"/>
+              </w:rPr>
+            </w:pPr>
+          </w:p>
+        </w:tc>
+        <w:tc>
+          <w:tcPr>
+            <w:tcW w:w="320" w:type="dxa"/>
+          </w:tcPr>
+          <w:p>
+            <w:pPr>
+              <w:spacing w:after="120" w:line="240" w:lineRule="auto"/>
+              <w:jc w:val="center"/>
+              <w:rPr>
+                <w:rFonts w:ascii="Arial" w:hAnsi="Arial" w:cs="Arial"/>
+                <w:i/>
+                <w:sz w:val="14"/>
+              </w:rPr>
+            </w:pPr>
+          </w:p>
+        </w:tc>
+        <w:tc>
+          <w:tcPr>
+            <w:tcW w:w="320" w:type="dxa"/>
+          </w:tcPr>
+          <w:p>
+            <w:pPr>
+              <w:spacing w:after="120" w:line="240" w:lineRule="auto"/>
+              <w:jc w:val="center"/>
+              <w:rPr>
+                <w:rFonts w:ascii="Arial" w:hAnsi="Arial" w:cs="Arial"/>
+                <w:i/>
+                <w:sz w:val="14"/>
+              </w:rPr>
+            </w:pPr>
+          </w:p>
+        </w:tc>
+        <w:tc>
+          <w:tcPr>
+            <w:tcW w:w="320" w:type="dxa"/>
+          </w:tcPr>
+          <w:p>
+            <w:pPr>
+              <w:spacing w:after="120" w:line="240" w:lineRule="auto"/>
+              <w:jc w:val="center"/>
+              <w:rPr>
+                <w:rFonts w:ascii="Arial" w:hAnsi="Arial" w:cs="Arial"/>
+                <w:i/>
+                <w:sz w:val="14"/>
+              </w:rPr>
+            </w:pPr>
+          </w:p>
+        </w:tc>
+        <w:tc>
+          <w:tcPr>
+            <w:tcW w:w="320" w:type="dxa"/>
+          </w:tcPr>
+          <w:p>
+            <w:pPr>
+              <w:spacing w:after="120" w:line="240" w:lineRule="auto"/>
+              <w:jc w:val="center"/>
+              <w:rPr>
+                <w:rFonts w:ascii="Arial" w:hAnsi="Arial" w:cs="Arial"/>
+                <w:i/>
+                <w:sz w:val="14"/>
+              </w:rPr>
+            </w:pPr>
+          </w:p>
+        </w:tc>
+        <w:tc>
+          <w:tcPr>
+            <w:tcW w:w="320" w:type="dxa"/>
+          </w:tcPr>
+          <w:p>
+            <w:pPr>
+              <w:spacing w:after="120" w:line="240" w:lineRule="auto"/>
+              <w:jc w:val="center"/>
+              <w:rPr>
+                <w:rFonts w:ascii="Arial" w:hAnsi="Arial" w:cs="Arial"/>
+                <w:i/>
+                <w:sz w:val="14"/>
+              </w:rPr>
+            </w:pPr>
+          </w:p>
+        </w:tc>
+        <w:tc>
+          <w:tcPr>
+            <w:tcW w:w="320" w:type="dxa"/>
+          </w:tcPr>
+          <w:p>
+            <w:pPr>
+              <w:spacing w:after="120" w:line="240" w:lineRule="auto"/>
+              <w:jc w:val="center"/>
+              <w:rPr>
+                <w:rFonts w:ascii="Arial" w:hAnsi="Arial" w:cs="Arial"/>
+                <w:i/>
+                <w:sz w:val="14"/>
+              </w:rPr>
+            </w:pPr>
+          </w:p>
+        </w:tc>
+        <w:tc>
+          <w:tcPr>
+            <w:tcW w:w="320" w:type="dxa"/>
+            <w:shd w:val="clear" w:color="auto" w:fill="F1948A"/>
+          </w:tcPr>
+          <w:p>
+            <w:pPr>
+              <w:spacing w:after="120" w:line="240" w:lineRule="auto"/>
+              <w:jc w:val="center"/>
+              <w:rPr>
+                <w:rFonts w:ascii="Arial" w:hAnsi="Arial" w:cs="Arial"/>
+                <w:i/>
+                <w:sz w:val="14"/>
+              </w:rPr>
+            </w:pPr>
+          </w:p>
+        </w:tc>
+        <w:tc>
+          <w:tcPr>
+            <w:tcW w:w="320" w:type="dxa"/>
+            <w:shd w:val="clear" w:color="auto" w:fill="F1948A"/>
+          </w:tcPr>
+          <w:p>
+            <w:pPr>
+              <w:spacing w:after="120" w:line="240" w:lineRule="auto"/>
+              <w:jc w:val="center"/>
+              <w:rPr>
+                <w:rFonts w:ascii="Arial" w:hAnsi="Arial" w:cs="Arial"/>
+                <w:i/>
+                <w:sz w:val="14"/>
+              </w:rPr>
+            </w:pPr>
+          </w:p>
+        </w:tc>
+        <w:tc>
+          <w:tcPr>
+            <w:tcW w:w="320" w:type="dxa"/>
+          </w:tcPr>
+          <w:p>
+            <w:pPr>
+              <w:spacing w:after="120" w:line="240" w:lineRule="auto"/>
+              <w:jc w:val="center"/>
+              <w:rPr>
+                <w:rFonts w:ascii="Arial" w:hAnsi="Arial" w:cs="Arial"/>
+                <w:i/>
+                <w:sz w:val="14"/>
+              </w:rPr>
+            </w:pPr>
+          </w:p>
+        </w:tc>
+        <w:tc>
+          <w:tcPr>
+            <w:tcW w:w="320" w:type="dxa"/>
+          </w:tcPr>
+          <w:p>
+            <w:pPr>
+              <w:spacing w:after="120" w:line="240" w:lineRule="auto"/>
+              <w:jc w:val="center"/>
+              <w:rPr>
+                <w:rFonts w:ascii="Arial" w:hAnsi="Arial" w:cs="Arial"/>
+                <w:i/>
+                <w:sz w:val="14"/>
+              </w:rPr>
+            </w:pPr>
+          </w:p>
+        </w:tc>
+        <w:tc>
+          <w:tcPr>
+            <w:tcW w:w="320" w:type="dxa"/>
+          </w:tcPr>
+          <w:p>
+            <w:pPr>
+              <w:spacing w:after="120" w:line="240" w:lineRule="auto"/>
+              <w:jc w:val="center"/>
+              <w:rPr>
+                <w:rFonts w:ascii="Arial" w:hAnsi="Arial" w:cs="Arial"/>
+                <w:i/>
+                <w:sz w:val="14"/>
+              </w:rPr>
+            </w:pPr>
+          </w:p>
+        </w:tc>
+        <w:tc>
+          <w:tcPr>
+            <w:tcW w:w="320" w:type="dxa"/>
+          </w:tcPr>
+          <w:p>
+            <w:pPr>
+              <w:spacing w:after="120" w:line="240" w:lineRule="auto"/>
+              <w:jc w:val="center"/>
+              <w:rPr>
+                <w:rFonts w:ascii="Arial" w:hAnsi="Arial" w:cs="Arial"/>
+                <w:i/>
+                <w:sz w:val="14"/>
+              </w:rPr>
+            </w:pPr>
+          </w:p>
+        </w:tc>
+        <w:tc>
+          <w:tcPr>
+            <w:tcW w:w="320" w:type="dxa"/>
+          </w:tcPr>
+          <w:p>
+            <w:pPr>
+              <w:spacing w:after="120" w:line="240" w:lineRule="auto"/>
+              <w:jc w:val="center"/>
+              <w:rPr>
+                <w:rFonts w:ascii="Arial" w:hAnsi="Arial" w:cs="Arial"/>
+                <w:i/>
+                <w:sz w:val="14"/>
+              </w:rPr>
+            </w:pPr>
+          </w:p>
+        </w:tc>
+      </w:tr>
+      <w:tr>
+        <w:tblPrEx>
+          <w:tblCellMar>
+            <w:top w:w="0" w:type="dxa"/>
+            <w:bottom w:w="0" w:type="dxa"/>
+          </w:tblCellMar>
+        </w:tblPrEx>
+        <w:trPr>
+          <w:cantSplit/>
+        </w:trPr>
+        <w:tc>
+          <w:tcPr>
+            <w:tcW w:w="4240" w:type="dxa"/>
+          </w:tcPr>
+          <w:p>
+            <w:pPr>
+              <w:spacing w:after="120" w:line="240" w:lineRule="auto"/>
+              <w:rPr>
+                <w:rFonts w:ascii="Arial" w:hAnsi="Arial" w:cs="Arial"/>
+                <w:i/>
+                <w:sz w:val="15"/>
+              </w:rPr>
+            </w:pPr>
+            <w:r>
+              <w:rPr>
+                <w:rFonts w:ascii="Arial" w:hAnsi="Arial" w:cs="Arial"/>
+                <w:i/>
+                <w:sz w:val="15"/>
+              </w:rPr>
+              <w:t>12. Diseño de procedimientos operativos estándar (SOPs) y plan de mantenimiento preventivo para equipos biomédicos críticos.</w:t>
+            </w:r>
+          </w:p>
+        </w:tc>
+        <w:tc>
+          <w:tcPr>
+            <w:tcW w:w="320" w:type="dxa"/>
+          </w:tcPr>
+          <w:p>
+            <w:pPr>
+              <w:spacing w:after="120" w:line="240" w:lineRule="auto"/>
+              <w:jc w:val="center"/>
+              <w:rPr>
+                <w:rFonts w:ascii="Arial" w:hAnsi="Arial" w:cs="Arial"/>
+                <w:i/>
+                <w:sz w:val="14"/>
+              </w:rPr>
+            </w:pPr>
+          </w:p>
+        </w:tc>
+        <w:tc>
+          <w:tcPr>
+            <w:tcW w:w="320" w:type="dxa"/>
+          </w:tcPr>
+          <w:p>
+            <w:pPr>
+              <w:spacing w:after="120" w:line="240" w:lineRule="auto"/>
+              <w:jc w:val="center"/>
+              <w:rPr>
+                <w:rFonts w:ascii="Arial" w:hAnsi="Arial" w:cs="Arial"/>
+                <w:i/>
+                <w:sz w:val="14"/>
+              </w:rPr>
+            </w:pPr>
+          </w:p>
+        </w:tc>
+        <w:tc>
+          <w:tcPr>
+            <w:tcW w:w="320" w:type="dxa"/>
+          </w:tcPr>
+          <w:p>
+            <w:pPr>
+              <w:spacing w:after="120" w:line="240" w:lineRule="auto"/>
+              <w:jc w:val="center"/>
+              <w:rPr>
+                <w:rFonts w:ascii="Arial" w:hAnsi="Arial" w:cs="Arial"/>
+                <w:i/>
+                <w:sz w:val="14"/>
+              </w:rPr>
+            </w:pPr>
+          </w:p>
+        </w:tc>
+        <w:tc>
+          <w:tcPr>
+            <w:tcW w:w="320" w:type="dxa"/>
+          </w:tcPr>
+          <w:p>
+            <w:pPr>
+              <w:spacing w:after="120" w:line="240" w:lineRule="auto"/>
+              <w:jc w:val="center"/>
+              <w:rPr>
+                <w:rFonts w:ascii="Arial" w:hAnsi="Arial" w:cs="Arial"/>
+                <w:i/>
+                <w:sz w:val="14"/>
+              </w:rPr>
+            </w:pPr>
+          </w:p>
+        </w:tc>
+        <w:tc>
+          <w:tcPr>
+            <w:tcW w:w="320" w:type="dxa"/>
+          </w:tcPr>
+          <w:p>
+            <w:pPr>
+              <w:spacing w:after="120" w:line="240" w:lineRule="auto"/>
+              <w:jc w:val="center"/>
+              <w:rPr>
+                <w:rFonts w:ascii="Arial" w:hAnsi="Arial" w:cs="Arial"/>
+                <w:i/>
+                <w:sz w:val="14"/>
+              </w:rPr>
+            </w:pPr>
+          </w:p>
+        </w:tc>
+        <w:tc>
+          <w:tcPr>
+            <w:tcW w:w="320" w:type="dxa"/>
+          </w:tcPr>
+          <w:p>
+            <w:pPr>
+              <w:spacing w:after="120" w:line="240" w:lineRule="auto"/>
+              <w:jc w:val="center"/>
+              <w:rPr>
+                <w:rFonts w:ascii="Arial" w:hAnsi="Arial" w:cs="Arial"/>
+                <w:i/>
+                <w:sz w:val="14"/>
+              </w:rPr>
+            </w:pPr>
+          </w:p>
+        </w:tc>
+        <w:tc>
+          <w:tcPr>
+            <w:tcW w:w="320" w:type="dxa"/>
+          </w:tcPr>
+          <w:p>
+            <w:pPr>
+              <w:spacing w:after="120" w:line="240" w:lineRule="auto"/>
+              <w:jc w:val="center"/>
+              <w:rPr>
+                <w:rFonts w:ascii="Arial" w:hAnsi="Arial" w:cs="Arial"/>
+                <w:i/>
+                <w:sz w:val="14"/>
+              </w:rPr>
+            </w:pPr>
+          </w:p>
+        </w:tc>
+        <w:tc>
+          <w:tcPr>
+            <w:tcW w:w="320" w:type="dxa"/>
+          </w:tcPr>
+          <w:p>
+            <w:pPr>
+              <w:spacing w:after="120" w:line="240" w:lineRule="auto"/>
+              <w:jc w:val="center"/>
+              <w:rPr>
+                <w:rFonts w:ascii="Arial" w:hAnsi="Arial" w:cs="Arial"/>
+                <w:i/>
+                <w:sz w:val="14"/>
+              </w:rPr>
+            </w:pPr>
+          </w:p>
+        </w:tc>
+        <w:tc>
+          <w:tcPr>
+            <w:tcW w:w="320" w:type="dxa"/>
+          </w:tcPr>
+          <w:p>
+            <w:pPr>
+              <w:spacing w:after="120" w:line="240" w:lineRule="auto"/>
+              <w:jc w:val="center"/>
+              <w:rPr>
+                <w:rFonts w:ascii="Arial" w:hAnsi="Arial" w:cs="Arial"/>
+                <w:i/>
+                <w:sz w:val="14"/>
+              </w:rPr>
+            </w:pPr>
+          </w:p>
+        </w:tc>
+        <w:tc>
+          <w:tcPr>
+            <w:tcW w:w="320" w:type="dxa"/>
+          </w:tcPr>
+          <w:p>
+            <w:pPr>
+              <w:spacing w:after="120" w:line="240" w:lineRule="auto"/>
+              <w:jc w:val="center"/>
+              <w:rPr>
+                <w:rFonts w:ascii="Arial" w:hAnsi="Arial" w:cs="Arial"/>
+                <w:i/>
+                <w:sz w:val="14"/>
+              </w:rPr>
+            </w:pPr>
+          </w:p>
+        </w:tc>
+        <w:tc>
+          <w:tcPr>
+            <w:tcW w:w="320" w:type="dxa"/>
+            <w:shd w:val="clear" w:color="auto" w:fill="F1948A"/>
+          </w:tcPr>
+          <w:p>
+            <w:pPr>
+              <w:spacing w:after="120" w:line="240" w:lineRule="auto"/>
+              <w:jc w:val="center"/>
+              <w:rPr>
+                <w:rFonts w:ascii="Arial" w:hAnsi="Arial" w:cs="Arial"/>
+                <w:i/>
+                <w:sz w:val="14"/>
+              </w:rPr>
+            </w:pPr>
+          </w:p>
+        </w:tc>
+        <w:tc>
+          <w:tcPr>
+            <w:tcW w:w="320" w:type="dxa"/>
+            <w:shd w:val="clear" w:color="auto" w:fill="F1948A"/>
+          </w:tcPr>
+          <w:p>
+            <w:pPr>
+              <w:spacing w:after="120" w:line="240" w:lineRule="auto"/>
+              <w:jc w:val="center"/>
+              <w:rPr>
+                <w:rFonts w:ascii="Arial" w:hAnsi="Arial" w:cs="Arial"/>
+                <w:i/>
+                <w:sz w:val="14"/>
+              </w:rPr>
+            </w:pPr>
+          </w:p>
+        </w:tc>
+        <w:tc>
+          <w:tcPr>
+            <w:tcW w:w="320" w:type="dxa"/>
+          </w:tcPr>
+          <w:p>
+            <w:pPr>
+              <w:spacing w:after="120" w:line="240" w:lineRule="auto"/>
+              <w:jc w:val="center"/>
+              <w:rPr>
+                <w:rFonts w:ascii="Arial" w:hAnsi="Arial" w:cs="Arial"/>
+                <w:i/>
+                <w:sz w:val="14"/>
+              </w:rPr>
+            </w:pPr>
+          </w:p>
+        </w:tc>
+        <w:tc>
+          <w:tcPr>
+            <w:tcW w:w="320" w:type="dxa"/>
+          </w:tcPr>
+          <w:p>
+            <w:pPr>
+              <w:spacing w:after="120" w:line="240" w:lineRule="auto"/>
+              <w:jc w:val="center"/>
+              <w:rPr>
+                <w:rFonts w:ascii="Arial" w:hAnsi="Arial" w:cs="Arial"/>
+                <w:i/>
+                <w:sz w:val="14"/>
+              </w:rPr>
+            </w:pPr>
+          </w:p>
+        </w:tc>
+        <w:tc>
+          <w:tcPr>
+            <w:tcW w:w="320" w:type="dxa"/>
+          </w:tcPr>
+          <w:p>
+            <w:pPr>
+              <w:spacing w:after="120" w:line="240" w:lineRule="auto"/>
+              <w:jc w:val="center"/>
+              <w:rPr>
+                <w:rFonts w:ascii="Arial" w:hAnsi="Arial" w:cs="Arial"/>
+                <w:i/>
+                <w:sz w:val="14"/>
+              </w:rPr>
+            </w:pPr>
+          </w:p>
+        </w:tc>
+        <w:tc>
+          <w:tcPr>
+            <w:tcW w:w="320" w:type="dxa"/>
+          </w:tcPr>
+          <w:p>
+            <w:pPr>
+              <w:spacing w:after="120" w:line="240" w:lineRule="auto"/>
+              <w:jc w:val="center"/>
+              <w:rPr>
+                <w:rFonts w:ascii="Arial" w:hAnsi="Arial" w:cs="Arial"/>
+                <w:i/>
+                <w:sz w:val="14"/>
+              </w:rPr>
+            </w:pPr>
+          </w:p>
+        </w:tc>
+      </w:tr>
+      <w:tr>
+        <w:tblPrEx>
+          <w:tblCellMar>
+            <w:top w:w="0" w:type="dxa"/>
+            <w:bottom w:w="0" w:type="dxa"/>
+          </w:tblCellMar>
+        </w:tblPrEx>
+        <w:trPr>
+          <w:cantSplit/>
+        </w:trPr>
+        <w:tc>
+          <w:tcPr>
+            <w:tcW w:w="4240" w:type="dxa"/>
+          </w:tcPr>
+          <w:p>
+            <w:pPr>
+              <w:spacing w:after="120" w:line="240" w:lineRule="auto"/>
+              <w:rPr>
+                <w:rFonts w:ascii="Arial" w:hAnsi="Arial" w:cs="Arial"/>
+                <w:i/>
+                <w:sz w:val="15"/>
+              </w:rPr>
+            </w:pPr>
+            <w:r>
+              <w:rPr>
+                <w:rFonts w:ascii="Arial" w:hAnsi="Arial" w:cs="Arial"/>
+                <w:i/>
+                <w:sz w:val="15"/>
+              </w:rPr>
+              <w:t>13. Definición de políticas cuantitativas de inventario (Punto de Reorden ROP y Stock de Seguridad SS), responsables, frecuencias y registros de control.</w:t>
+            </w:r>
+          </w:p>
+        </w:tc>
+        <w:tc>
+          <w:tcPr>
+            <w:tcW w:w="320" w:type="dxa"/>
+          </w:tcPr>
+          <w:p>
+            <w:pPr>
+              <w:spacing w:after="120" w:line="240" w:lineRule="auto"/>
+              <w:jc w:val="center"/>
+              <w:rPr>
+                <w:rFonts w:ascii="Arial" w:hAnsi="Arial" w:cs="Arial"/>
+                <w:i/>
+                <w:sz w:val="14"/>
+              </w:rPr>
+            </w:pPr>
+          </w:p>
+        </w:tc>
+        <w:tc>
+          <w:tcPr>
+            <w:tcW w:w="320" w:type="dxa"/>
+          </w:tcPr>
+          <w:p>
+            <w:pPr>
+              <w:spacing w:after="120" w:line="240" w:lineRule="auto"/>
+              <w:jc w:val="center"/>
+              <w:rPr>
+                <w:rFonts w:ascii="Arial" w:hAnsi="Arial" w:cs="Arial"/>
+                <w:i/>
+                <w:sz w:val="14"/>
+              </w:rPr>
+            </w:pPr>
+          </w:p>
+        </w:tc>
+        <w:tc>
+          <w:tcPr>
+            <w:tcW w:w="320" w:type="dxa"/>
+          </w:tcPr>
+          <w:p>
+            <w:pPr>
+              <w:spacing w:after="120" w:line="240" w:lineRule="auto"/>
+              <w:jc w:val="center"/>
+              <w:rPr>
+                <w:rFonts w:ascii="Arial" w:hAnsi="Arial" w:cs="Arial"/>
+                <w:i/>
+                <w:sz w:val="14"/>
+              </w:rPr>
+            </w:pPr>
+          </w:p>
+        </w:tc>
+        <w:tc>
+          <w:tcPr>
+            <w:tcW w:w="320" w:type="dxa"/>
+          </w:tcPr>
+          <w:p>
+            <w:pPr>
+              <w:spacing w:after="120" w:line="240" w:lineRule="auto"/>
+              <w:jc w:val="center"/>
+              <w:rPr>
+                <w:rFonts w:ascii="Arial" w:hAnsi="Arial" w:cs="Arial"/>
+                <w:i/>
+                <w:sz w:val="14"/>
+              </w:rPr>
+            </w:pPr>
+          </w:p>
+        </w:tc>
+        <w:tc>
+          <w:tcPr>
+            <w:tcW w:w="320" w:type="dxa"/>
+          </w:tcPr>
+          <w:p>
+            <w:pPr>
+              <w:spacing w:after="120" w:line="240" w:lineRule="auto"/>
+              <w:jc w:val="center"/>
+              <w:rPr>
+                <w:rFonts w:ascii="Arial" w:hAnsi="Arial" w:cs="Arial"/>
+                <w:i/>
+                <w:sz w:val="14"/>
+              </w:rPr>
+            </w:pPr>
+          </w:p>
+        </w:tc>
+        <w:tc>
+          <w:tcPr>
+            <w:tcW w:w="320" w:type="dxa"/>
+          </w:tcPr>
+          <w:p>
+            <w:pPr>
+              <w:spacing w:after="120" w:line="240" w:lineRule="auto"/>
+              <w:jc w:val="center"/>
+              <w:rPr>
+                <w:rFonts w:ascii="Arial" w:hAnsi="Arial" w:cs="Arial"/>
+                <w:i/>
+                <w:sz w:val="14"/>
+              </w:rPr>
+            </w:pPr>
+          </w:p>
+        </w:tc>
+        <w:tc>
+          <w:tcPr>
+            <w:tcW w:w="320" w:type="dxa"/>
+          </w:tcPr>
+          <w:p>
+            <w:pPr>
+              <w:spacing w:after="120" w:line="240" w:lineRule="auto"/>
+              <w:jc w:val="center"/>
+              <w:rPr>
+                <w:rFonts w:ascii="Arial" w:hAnsi="Arial" w:cs="Arial"/>
+                <w:i/>
+                <w:sz w:val="14"/>
+              </w:rPr>
+            </w:pPr>
+          </w:p>
+        </w:tc>
+        <w:tc>
+          <w:tcPr>
+            <w:tcW w:w="320" w:type="dxa"/>
+          </w:tcPr>
+          <w:p>
+            <w:pPr>
+              <w:spacing w:after="120" w:line="240" w:lineRule="auto"/>
+              <w:jc w:val="center"/>
+              <w:rPr>
+                <w:rFonts w:ascii="Arial" w:hAnsi="Arial" w:cs="Arial"/>
+                <w:i/>
+                <w:sz w:val="14"/>
+              </w:rPr>
+            </w:pPr>
+          </w:p>
+        </w:tc>
+        <w:tc>
+          <w:tcPr>
+            <w:tcW w:w="320" w:type="dxa"/>
+          </w:tcPr>
+          <w:p>
+            <w:pPr>
+              <w:spacing w:after="120" w:line="240" w:lineRule="auto"/>
+              <w:jc w:val="center"/>
+              <w:rPr>
+                <w:rFonts w:ascii="Arial" w:hAnsi="Arial" w:cs="Arial"/>
+                <w:i/>
+                <w:sz w:val="14"/>
+              </w:rPr>
+            </w:pPr>
+          </w:p>
+        </w:tc>
+        <w:tc>
+          <w:tcPr>
+            <w:tcW w:w="320" w:type="dxa"/>
+          </w:tcPr>
+          <w:p>
+            <w:pPr>
+              <w:spacing w:after="120" w:line="240" w:lineRule="auto"/>
+              <w:jc w:val="center"/>
+              <w:rPr>
+                <w:rFonts w:ascii="Arial" w:hAnsi="Arial" w:cs="Arial"/>
+                <w:i/>
+                <w:sz w:val="14"/>
+              </w:rPr>
+            </w:pPr>
+          </w:p>
+        </w:tc>
+        <w:tc>
+          <w:tcPr>
+            <w:tcW w:w="320" w:type="dxa"/>
+          </w:tcPr>
+          <w:p>
+            <w:pPr>
+              <w:spacing w:after="120" w:line="240" w:lineRule="auto"/>
+              <w:jc w:val="center"/>
+              <w:rPr>
+                <w:rFonts w:ascii="Arial" w:hAnsi="Arial" w:cs="Arial"/>
+                <w:i/>
+                <w:sz w:val="14"/>
+              </w:rPr>
+            </w:pPr>
+          </w:p>
+        </w:tc>
+        <w:tc>
+          <w:tcPr>
+            <w:tcW w:w="320" w:type="dxa"/>
+            <w:shd w:val="clear" w:color="auto" w:fill="F1948A"/>
+          </w:tcPr>
+          <w:p>
+            <w:pPr>
+              <w:spacing w:after="120" w:line="240" w:lineRule="auto"/>
+              <w:jc w:val="center"/>
+              <w:rPr>
+                <w:rFonts w:ascii="Arial" w:hAnsi="Arial" w:cs="Arial"/>
+                <w:i/>
+                <w:sz w:val="14"/>
+              </w:rPr>
+            </w:pPr>
+          </w:p>
+        </w:tc>
+        <w:tc>
+          <w:tcPr>
+            <w:tcW w:w="320" w:type="dxa"/>
+            <w:shd w:val="clear" w:color="auto" w:fill="F1948A"/>
+          </w:tcPr>
+          <w:p>
+            <w:pPr>
+              <w:spacing w:after="120" w:line="240" w:lineRule="auto"/>
+              <w:jc w:val="center"/>
+              <w:rPr>
+                <w:rFonts w:ascii="Arial" w:hAnsi="Arial" w:cs="Arial"/>
+                <w:i/>
+                <w:sz w:val="14"/>
+              </w:rPr>
+            </w:pPr>
+          </w:p>
+        </w:tc>
+        <w:tc>
+          <w:tcPr>
+            <w:tcW w:w="320" w:type="dxa"/>
+          </w:tcPr>
+          <w:p>
+            <w:pPr>
+              <w:spacing w:after="120" w:line="240" w:lineRule="auto"/>
+              <w:jc w:val="center"/>
+              <w:rPr>
+                <w:rFonts w:ascii="Arial" w:hAnsi="Arial" w:cs="Arial"/>
+                <w:i/>
+                <w:sz w:val="14"/>
+              </w:rPr>
+            </w:pPr>
+          </w:p>
+        </w:tc>
+        <w:tc>
+          <w:tcPr>
+            <w:tcW w:w="320" w:type="dxa"/>
+          </w:tcPr>
+          <w:p>
+            <w:pPr>
+              <w:spacing w:after="120" w:line="240" w:lineRule="auto"/>
+              <w:jc w:val="center"/>
+              <w:rPr>
+                <w:rFonts w:ascii="Arial" w:hAnsi="Arial" w:cs="Arial"/>
+                <w:i/>
+                <w:sz w:val="14"/>
+              </w:rPr>
+            </w:pPr>
+          </w:p>
+        </w:tc>
+        <w:tc>
+          <w:tcPr>
+            <w:tcW w:w="320" w:type="dxa"/>
+          </w:tcPr>
+          <w:p>
+            <w:pPr>
+              <w:spacing w:after="120" w:line="240" w:lineRule="auto"/>
+              <w:jc w:val="center"/>
+              <w:rPr>
+                <w:rFonts w:ascii="Arial" w:hAnsi="Arial" w:cs="Arial"/>
+                <w:i/>
+                <w:sz w:val="14"/>
+              </w:rPr>
+            </w:pPr>
+          </w:p>
+        </w:tc>
+      </w:tr>
+      <w:tr>
+        <w:tblPrEx>
+          <w:tblCellMar>
+            <w:top w:w="0" w:type="dxa"/>
+            <w:bottom w:w="0" w:type="dxa"/>
+          </w:tblCellMar>
+        </w:tblPrEx>
+        <w:trPr>
+          <w:cantSplit/>
+        </w:trPr>
+        <w:tc>
+          <w:tcPr>
+            <w:tcW w:w="4240" w:type="dxa"/>
+          </w:tcPr>
+          <w:p>
+            <w:pPr>
+              <w:spacing w:after="120" w:line="240" w:lineRule="auto"/>
+              <w:rPr>
+                <w:rFonts w:ascii="Arial" w:hAnsi="Arial" w:cs="Arial"/>
+                <w:i/>
+                <w:sz w:val="15"/>
+              </w:rPr>
+            </w:pPr>
+            <w:r>
+              <w:rPr>
+                <w:rFonts w:ascii="Arial" w:hAnsi="Arial" w:cs="Arial"/>
+                <w:i/>
+                <w:sz w:val="15"/>
+              </w:rPr>
+              <w:t>14. Desarrollo del OE4: formulación de escenarios comparativos (actual vs. propuesto), cálculo de variaciones esperadas de tiempos y capacidad.</w:t>
+            </w:r>
+          </w:p>
+        </w:tc>
+        <w:tc>
+          <w:tcPr>
+            <w:tcW w:w="320" w:type="dxa"/>
+          </w:tcPr>
+          <w:p>
+            <w:pPr>
+              <w:spacing w:after="120" w:line="240" w:lineRule="auto"/>
+              <w:jc w:val="center"/>
+              <w:rPr>
+                <w:rFonts w:ascii="Arial" w:hAnsi="Arial" w:cs="Arial"/>
+                <w:i/>
+                <w:sz w:val="14"/>
+              </w:rPr>
+            </w:pPr>
+          </w:p>
+        </w:tc>
+        <w:tc>
+          <w:tcPr>
+            <w:tcW w:w="320" w:type="dxa"/>
+          </w:tcPr>
+          <w:p>
+            <w:pPr>
+              <w:spacing w:after="120" w:line="240" w:lineRule="auto"/>
+              <w:jc w:val="center"/>
+              <w:rPr>
+                <w:rFonts w:ascii="Arial" w:hAnsi="Arial" w:cs="Arial"/>
+                <w:i/>
+                <w:sz w:val="14"/>
+              </w:rPr>
+            </w:pPr>
+          </w:p>
+        </w:tc>
+        <w:tc>
+          <w:tcPr>
+            <w:tcW w:w="320" w:type="dxa"/>
+          </w:tcPr>
+          <w:p>
+            <w:pPr>
+              <w:spacing w:after="120" w:line="240" w:lineRule="auto"/>
+              <w:jc w:val="center"/>
+              <w:rPr>
+                <w:rFonts w:ascii="Arial" w:hAnsi="Arial" w:cs="Arial"/>
+                <w:i/>
+                <w:sz w:val="14"/>
+              </w:rPr>
+            </w:pPr>
+          </w:p>
+        </w:tc>
+        <w:tc>
+          <w:tcPr>
+            <w:tcW w:w="320" w:type="dxa"/>
+          </w:tcPr>
+          <w:p>
+            <w:pPr>
+              <w:spacing w:after="120" w:line="240" w:lineRule="auto"/>
+              <w:jc w:val="center"/>
+              <w:rPr>
+                <w:rFonts w:ascii="Arial" w:hAnsi="Arial" w:cs="Arial"/>
+                <w:i/>
+                <w:sz w:val="14"/>
+              </w:rPr>
+            </w:pPr>
+          </w:p>
+        </w:tc>
+        <w:tc>
+          <w:tcPr>
+            <w:tcW w:w="320" w:type="dxa"/>
+          </w:tcPr>
+          <w:p>
+            <w:pPr>
+              <w:spacing w:after="120" w:line="240" w:lineRule="auto"/>
+              <w:jc w:val="center"/>
+              <w:rPr>
+                <w:rFonts w:ascii="Arial" w:hAnsi="Arial" w:cs="Arial"/>
+                <w:i/>
+                <w:sz w:val="14"/>
+              </w:rPr>
+            </w:pPr>
+          </w:p>
+        </w:tc>
+        <w:tc>
+          <w:tcPr>
+            <w:tcW w:w="320" w:type="dxa"/>
+          </w:tcPr>
+          <w:p>
+            <w:pPr>
+              <w:spacing w:after="120" w:line="240" w:lineRule="auto"/>
+              <w:jc w:val="center"/>
+              <w:rPr>
+                <w:rFonts w:ascii="Arial" w:hAnsi="Arial" w:cs="Arial"/>
+                <w:i/>
+                <w:sz w:val="14"/>
+              </w:rPr>
+            </w:pPr>
+          </w:p>
+        </w:tc>
+        <w:tc>
+          <w:tcPr>
+            <w:tcW w:w="320" w:type="dxa"/>
+          </w:tcPr>
+          <w:p>
+            <w:pPr>
+              <w:spacing w:after="120" w:line="240" w:lineRule="auto"/>
+              <w:jc w:val="center"/>
+              <w:rPr>
+                <w:rFonts w:ascii="Arial" w:hAnsi="Arial" w:cs="Arial"/>
+                <w:i/>
+                <w:sz w:val="14"/>
+              </w:rPr>
+            </w:pPr>
+          </w:p>
+        </w:tc>
+        <w:tc>
+          <w:tcPr>
+            <w:tcW w:w="320" w:type="dxa"/>
+          </w:tcPr>
+          <w:p>
+            <w:pPr>
+              <w:spacing w:after="120" w:line="240" w:lineRule="auto"/>
+              <w:jc w:val="center"/>
+              <w:rPr>
+                <w:rFonts w:ascii="Arial" w:hAnsi="Arial" w:cs="Arial"/>
+                <w:i/>
+                <w:sz w:val="14"/>
+              </w:rPr>
+            </w:pPr>
+          </w:p>
+        </w:tc>
+        <w:tc>
+          <w:tcPr>
+            <w:tcW w:w="320" w:type="dxa"/>
+          </w:tcPr>
+          <w:p>
+            <w:pPr>
+              <w:spacing w:after="120" w:line="240" w:lineRule="auto"/>
+              <w:jc w:val="center"/>
+              <w:rPr>
+                <w:rFonts w:ascii="Arial" w:hAnsi="Arial" w:cs="Arial"/>
+                <w:i/>
+                <w:sz w:val="14"/>
+              </w:rPr>
+            </w:pPr>
+          </w:p>
+        </w:tc>
+        <w:tc>
+          <w:tcPr>
+            <w:tcW w:w="320" w:type="dxa"/>
+          </w:tcPr>
+          <w:p>
+            <w:pPr>
+              <w:spacing w:after="120" w:line="240" w:lineRule="auto"/>
+              <w:jc w:val="center"/>
+              <w:rPr>
+                <w:rFonts w:ascii="Arial" w:hAnsi="Arial" w:cs="Arial"/>
+                <w:i/>
+                <w:sz w:val="14"/>
+              </w:rPr>
+            </w:pPr>
+          </w:p>
+        </w:tc>
+        <w:tc>
+          <w:tcPr>
+            <w:tcW w:w="320" w:type="dxa"/>
+          </w:tcPr>
+          <w:p>
+            <w:pPr>
+              <w:spacing w:after="120" w:line="240" w:lineRule="auto"/>
+              <w:jc w:val="center"/>
+              <w:rPr>
+                <w:rFonts w:ascii="Arial" w:hAnsi="Arial" w:cs="Arial"/>
+                <w:i/>
+                <w:sz w:val="14"/>
+              </w:rPr>
+            </w:pPr>
+          </w:p>
+        </w:tc>
+        <w:tc>
+          <w:tcPr>
+            <w:tcW w:w="320" w:type="dxa"/>
+          </w:tcPr>
+          <w:p>
+            <w:pPr>
+              <w:spacing w:after="120" w:line="240" w:lineRule="auto"/>
+              <w:jc w:val="center"/>
+              <w:rPr>
+                <w:rFonts w:ascii="Arial" w:hAnsi="Arial" w:cs="Arial"/>
+                <w:i/>
+                <w:sz w:val="14"/>
+              </w:rPr>
+            </w:pPr>
+          </w:p>
+        </w:tc>
+        <w:tc>
+          <w:tcPr>
+            <w:tcW w:w="320" w:type="dxa"/>
+            <w:shd w:val="clear" w:color="auto" w:fill="F5B7B1"/>
+          </w:tcPr>
+          <w:p>
+            <w:pPr>
+              <w:spacing w:after="120" w:line="240" w:lineRule="auto"/>
+              <w:jc w:val="center"/>
+              <w:rPr>
+                <w:rFonts w:ascii="Arial" w:hAnsi="Arial" w:cs="Arial"/>
+                <w:i/>
+                <w:sz w:val="14"/>
+              </w:rPr>
+            </w:pPr>
+          </w:p>
+        </w:tc>
+        <w:tc>
+          <w:tcPr>
+            <w:tcW w:w="320" w:type="dxa"/>
+            <w:shd w:val="clear" w:color="auto" w:fill="F5B7B1"/>
+          </w:tcPr>
+          <w:p>
+            <w:pPr>
+              <w:spacing w:after="120" w:line="240" w:lineRule="auto"/>
+              <w:jc w:val="center"/>
+              <w:rPr>
+                <w:rFonts w:ascii="Arial" w:hAnsi="Arial" w:cs="Arial"/>
+                <w:i/>
+                <w:sz w:val="14"/>
+              </w:rPr>
+            </w:pPr>
+          </w:p>
+        </w:tc>
+        <w:tc>
+          <w:tcPr>
+            <w:tcW w:w="320" w:type="dxa"/>
+          </w:tcPr>
+          <w:p>
+            <w:pPr>
+              <w:spacing w:after="120" w:line="240" w:lineRule="auto"/>
+              <w:jc w:val="center"/>
+              <w:rPr>
+                <w:rFonts w:ascii="Arial" w:hAnsi="Arial" w:cs="Arial"/>
+                <w:i/>
+                <w:sz w:val="14"/>
+              </w:rPr>
+            </w:pPr>
+          </w:p>
+        </w:tc>
+        <w:tc>
+          <w:tcPr>
+            <w:tcW w:w="320" w:type="dxa"/>
+          </w:tcPr>
+          <w:p>
+            <w:pPr>
+              <w:spacing w:after="120" w:line="240" w:lineRule="auto"/>
+              <w:jc w:val="center"/>
+              <w:rPr>
+                <w:rFonts w:ascii="Arial" w:hAnsi="Arial" w:cs="Arial"/>
+                <w:i/>
+                <w:sz w:val="14"/>
+              </w:rPr>
+            </w:pPr>
+          </w:p>
+        </w:tc>
+      </w:tr>
+      <w:tr>
+        <w:tblPrEx>
+          <w:tblCellMar>
+            <w:top w:w="0" w:type="dxa"/>
+            <w:bottom w:w="0" w:type="dxa"/>
+          </w:tblCellMar>
+        </w:tblPrEx>
+        <w:trPr>
+          <w:cantSplit/>
+        </w:trPr>
+        <w:tc>
+          <w:tcPr>
+            <w:tcW w:w="4240" w:type="dxa"/>
+          </w:tcPr>
+          <w:p>
+            <w:pPr>
+              <w:spacing w:after="120" w:line="240" w:lineRule="auto"/>
+              <w:rPr>
+                <w:rFonts w:ascii="Arial" w:hAnsi="Arial" w:cs="Arial"/>
+                <w:i/>
+                <w:sz w:val="15"/>
+              </w:rPr>
+            </w:pPr>
+            <w:r>
+              <w:rPr>
+                <w:rFonts w:ascii="Arial" w:hAnsi="Arial" w:cs="Arial"/>
+                <w:i/>
+                <w:sz w:val="15"/>
+              </w:rPr>
+              <w:t>15. Evaluación económica: recopilación de cotizaciones, clasificación de costos de implementación, gastos recurrentes y ahorros operativos estimados.</w:t>
+            </w:r>
+          </w:p>
+        </w:tc>
+        <w:tc>
+          <w:tcPr>
+            <w:tcW w:w="320" w:type="dxa"/>
+          </w:tcPr>
+          <w:p>
+            <w:pPr>
+              <w:spacing w:after="120" w:line="240" w:lineRule="auto"/>
+              <w:jc w:val="center"/>
+              <w:rPr>
+                <w:rFonts w:ascii="Arial" w:hAnsi="Arial" w:cs="Arial"/>
+                <w:i/>
+                <w:sz w:val="14"/>
+              </w:rPr>
+            </w:pPr>
+          </w:p>
+        </w:tc>
+        <w:tc>
+          <w:tcPr>
+            <w:tcW w:w="320" w:type="dxa"/>
+          </w:tcPr>
+          <w:p>
+            <w:pPr>
+              <w:spacing w:after="120" w:line="240" w:lineRule="auto"/>
+              <w:jc w:val="center"/>
+              <w:rPr>
+                <w:rFonts w:ascii="Arial" w:hAnsi="Arial" w:cs="Arial"/>
+                <w:i/>
+                <w:sz w:val="14"/>
+              </w:rPr>
+            </w:pPr>
+          </w:p>
+        </w:tc>
+        <w:tc>
+          <w:tcPr>
+            <w:tcW w:w="320" w:type="dxa"/>
+          </w:tcPr>
+          <w:p>
+            <w:pPr>
+              <w:spacing w:after="120" w:line="240" w:lineRule="auto"/>
+              <w:jc w:val="center"/>
+              <w:rPr>
+                <w:rFonts w:ascii="Arial" w:hAnsi="Arial" w:cs="Arial"/>
+                <w:i/>
+                <w:sz w:val="14"/>
+              </w:rPr>
+            </w:pPr>
+          </w:p>
+        </w:tc>
+        <w:tc>
+          <w:tcPr>
+            <w:tcW w:w="320" w:type="dxa"/>
+          </w:tcPr>
+          <w:p>
+            <w:pPr>
+              <w:spacing w:after="120" w:line="240" w:lineRule="auto"/>
+              <w:jc w:val="center"/>
+              <w:rPr>
+                <w:rFonts w:ascii="Arial" w:hAnsi="Arial" w:cs="Arial"/>
+                <w:i/>
+                <w:sz w:val="14"/>
+              </w:rPr>
+            </w:pPr>
+          </w:p>
+        </w:tc>
+        <w:tc>
+          <w:tcPr>
+            <w:tcW w:w="320" w:type="dxa"/>
+          </w:tcPr>
+          <w:p>
+            <w:pPr>
+              <w:spacing w:after="120" w:line="240" w:lineRule="auto"/>
+              <w:jc w:val="center"/>
+              <w:rPr>
+                <w:rFonts w:ascii="Arial" w:hAnsi="Arial" w:cs="Arial"/>
+                <w:i/>
+                <w:sz w:val="14"/>
+              </w:rPr>
+            </w:pPr>
+          </w:p>
+        </w:tc>
+        <w:tc>
+          <w:tcPr>
+            <w:tcW w:w="320" w:type="dxa"/>
+          </w:tcPr>
+          <w:p>
+            <w:pPr>
+              <w:spacing w:after="120" w:line="240" w:lineRule="auto"/>
+              <w:jc w:val="center"/>
+              <w:rPr>
+                <w:rFonts w:ascii="Arial" w:hAnsi="Arial" w:cs="Arial"/>
+                <w:i/>
+                <w:sz w:val="14"/>
+              </w:rPr>
+            </w:pPr>
+          </w:p>
+        </w:tc>
+        <w:tc>
+          <w:tcPr>
+            <w:tcW w:w="320" w:type="dxa"/>
+          </w:tcPr>
+          <w:p>
+            <w:pPr>
+              <w:spacing w:after="120" w:line="240" w:lineRule="auto"/>
+              <w:jc w:val="center"/>
+              <w:rPr>
+                <w:rFonts w:ascii="Arial" w:hAnsi="Arial" w:cs="Arial"/>
+                <w:i/>
+                <w:sz w:val="14"/>
+              </w:rPr>
+            </w:pPr>
+          </w:p>
+        </w:tc>
+        <w:tc>
+          <w:tcPr>
+            <w:tcW w:w="320" w:type="dxa"/>
+          </w:tcPr>
+          <w:p>
+            <w:pPr>
+              <w:spacing w:after="120" w:line="240" w:lineRule="auto"/>
+              <w:jc w:val="center"/>
+              <w:rPr>
+                <w:rFonts w:ascii="Arial" w:hAnsi="Arial" w:cs="Arial"/>
+                <w:i/>
+                <w:sz w:val="14"/>
+              </w:rPr>
+            </w:pPr>
+          </w:p>
+        </w:tc>
+        <w:tc>
+          <w:tcPr>
+            <w:tcW w:w="320" w:type="dxa"/>
+          </w:tcPr>
+          <w:p>
+            <w:pPr>
+              <w:spacing w:after="120" w:line="240" w:lineRule="auto"/>
+              <w:jc w:val="center"/>
+              <w:rPr>
+                <w:rFonts w:ascii="Arial" w:hAnsi="Arial" w:cs="Arial"/>
+                <w:i/>
+                <w:sz w:val="14"/>
+              </w:rPr>
+            </w:pPr>
+          </w:p>
+        </w:tc>
+        <w:tc>
+          <w:tcPr>
+            <w:tcW w:w="320" w:type="dxa"/>
+          </w:tcPr>
+          <w:p>
+            <w:pPr>
+              <w:spacing w:after="120" w:line="240" w:lineRule="auto"/>
+              <w:jc w:val="center"/>
+              <w:rPr>
+                <w:rFonts w:ascii="Arial" w:hAnsi="Arial" w:cs="Arial"/>
+                <w:i/>
+                <w:sz w:val="14"/>
+              </w:rPr>
+            </w:pPr>
+          </w:p>
+        </w:tc>
+        <w:tc>
+          <w:tcPr>
+            <w:tcW w:w="320" w:type="dxa"/>
+          </w:tcPr>
+          <w:p>
+            <w:pPr>
+              <w:spacing w:after="120" w:line="240" w:lineRule="auto"/>
+              <w:jc w:val="center"/>
+              <w:rPr>
+                <w:rFonts w:ascii="Arial" w:hAnsi="Arial" w:cs="Arial"/>
+                <w:i/>
+                <w:sz w:val="14"/>
+              </w:rPr>
+            </w:pPr>
+          </w:p>
+        </w:tc>
+        <w:tc>
+          <w:tcPr>
+            <w:tcW w:w="320" w:type="dxa"/>
+          </w:tcPr>
+          <w:p>
+            <w:pPr>
+              <w:spacing w:after="120" w:line="240" w:lineRule="auto"/>
+              <w:jc w:val="center"/>
+              <w:rPr>
+                <w:rFonts w:ascii="Arial" w:hAnsi="Arial" w:cs="Arial"/>
+                <w:i/>
+                <w:sz w:val="14"/>
+              </w:rPr>
+            </w:pPr>
+          </w:p>
+        </w:tc>
+        <w:tc>
+          <w:tcPr>
+            <w:tcW w:w="320" w:type="dxa"/>
+          </w:tcPr>
+          <w:p>
+            <w:pPr>
+              <w:spacing w:after="120" w:line="240" w:lineRule="auto"/>
+              <w:jc w:val="center"/>
+              <w:rPr>
+                <w:rFonts w:ascii="Arial" w:hAnsi="Arial" w:cs="Arial"/>
+                <w:i/>
+                <w:sz w:val="14"/>
+              </w:rPr>
+            </w:pPr>
+          </w:p>
+        </w:tc>
+        <w:tc>
+          <w:tcPr>
+            <w:tcW w:w="320" w:type="dxa"/>
+            <w:shd w:val="clear" w:color="auto" w:fill="F5B7B1"/>
+          </w:tcPr>
+          <w:p>
+            <w:pPr>
+              <w:spacing w:after="120" w:line="240" w:lineRule="auto"/>
+              <w:jc w:val="center"/>
+              <w:rPr>
+                <w:rFonts w:ascii="Arial" w:hAnsi="Arial" w:cs="Arial"/>
+                <w:i/>
+                <w:sz w:val="14"/>
+              </w:rPr>
+            </w:pPr>
+          </w:p>
+        </w:tc>
+        <w:tc>
+          <w:tcPr>
+            <w:tcW w:w="320" w:type="dxa"/>
+            <w:shd w:val="clear" w:color="auto" w:fill="F5B7B1"/>
+          </w:tcPr>
+          <w:p>
+            <w:pPr>
+              <w:spacing w:after="120" w:line="240" w:lineRule="auto"/>
+              <w:jc w:val="center"/>
+              <w:rPr>
+                <w:rFonts w:ascii="Arial" w:hAnsi="Arial" w:cs="Arial"/>
+                <w:i/>
+                <w:sz w:val="14"/>
+              </w:rPr>
+            </w:pPr>
+          </w:p>
+        </w:tc>
+        <w:tc>
+          <w:tcPr>
+            <w:tcW w:w="320" w:type="dxa"/>
+          </w:tcPr>
+          <w:p>
+            <w:pPr>
+              <w:spacing w:after="120" w:line="240" w:lineRule="auto"/>
+              <w:jc w:val="center"/>
+              <w:rPr>
+                <w:rFonts w:ascii="Arial" w:hAnsi="Arial" w:cs="Arial"/>
+                <w:i/>
+                <w:sz w:val="14"/>
+              </w:rPr>
+            </w:pPr>
+          </w:p>
+        </w:tc>
+      </w:tr>
+      <w:tr>
+        <w:tblPrEx>
+          <w:tblCellMar>
+            <w:top w:w="0" w:type="dxa"/>
+            <w:bottom w:w="0" w:type="dxa"/>
+          </w:tblCellMar>
+        </w:tblPrEx>
+        <w:trPr>
+          <w:cantSplit/>
+        </w:trPr>
+        <w:tc>
+          <w:tcPr>
+            <w:tcW w:w="4240" w:type="dxa"/>
+          </w:tcPr>
+          <w:p>
+            <w:pPr>
+              <w:spacing w:after="120" w:line="240" w:lineRule="auto"/>
+              <w:rPr>
+                <w:rFonts w:ascii="Arial" w:hAnsi="Arial" w:cs="Arial"/>
+                <w:i/>
+                <w:sz w:val="15"/>
+              </w:rPr>
+            </w:pPr>
+            <w:r>
+              <w:rPr>
+                <w:rFonts w:ascii="Arial" w:hAnsi="Arial" w:cs="Arial"/>
+                <w:i/>
+                <w:sz w:val="15"/>
+              </w:rPr>
+              <w:t>16. Preparación final del documento de tesis y revisión tutorial. Análisis de coherencia entre objetivos, metodología, modelo y conclusiones.</w:t>
+            </w:r>
+          </w:p>
+        </w:tc>
+        <w:tc>
+          <w:tcPr>
+            <w:tcW w:w="320" w:type="dxa"/>
+          </w:tcPr>
+          <w:p>
+            <w:pPr>
+              <w:spacing w:after="120" w:line="240" w:lineRule="auto"/>
+              <w:jc w:val="center"/>
+              <w:rPr>
+                <w:rFonts w:ascii="Arial" w:hAnsi="Arial" w:cs="Arial"/>
+                <w:i/>
+                <w:sz w:val="14"/>
+              </w:rPr>
+            </w:pPr>
+          </w:p>
+        </w:tc>
+        <w:tc>
+          <w:tcPr>
+            <w:tcW w:w="320" w:type="dxa"/>
+          </w:tcPr>
+          <w:p>
+            <w:pPr>
+              <w:spacing w:after="120" w:line="240" w:lineRule="auto"/>
+              <w:jc w:val="center"/>
+              <w:rPr>
+                <w:rFonts w:ascii="Arial" w:hAnsi="Arial" w:cs="Arial"/>
+                <w:i/>
+                <w:sz w:val="14"/>
+              </w:rPr>
+            </w:pPr>
+          </w:p>
+        </w:tc>
+        <w:tc>
+          <w:tcPr>
+            <w:tcW w:w="320" w:type="dxa"/>
+          </w:tcPr>
+          <w:p>
+            <w:pPr>
+              <w:spacing w:after="120" w:line="240" w:lineRule="auto"/>
+              <w:jc w:val="center"/>
+              <w:rPr>
+                <w:rFonts w:ascii="Arial" w:hAnsi="Arial" w:cs="Arial"/>
+                <w:i/>
+                <w:sz w:val="14"/>
+              </w:rPr>
+            </w:pPr>
+          </w:p>
+        </w:tc>
+        <w:tc>
+          <w:tcPr>
+            <w:tcW w:w="320" w:type="dxa"/>
+          </w:tcPr>
+          <w:p>
+            <w:pPr>
+              <w:spacing w:after="120" w:line="240" w:lineRule="auto"/>
+              <w:jc w:val="center"/>
+              <w:rPr>
+                <w:rFonts w:ascii="Arial" w:hAnsi="Arial" w:cs="Arial"/>
+                <w:i/>
+                <w:sz w:val="14"/>
+              </w:rPr>
+            </w:pPr>
+          </w:p>
+        </w:tc>
+        <w:tc>
+          <w:tcPr>
+            <w:tcW w:w="320" w:type="dxa"/>
+          </w:tcPr>
+          <w:p>
+            <w:pPr>
+              <w:spacing w:after="120" w:line="240" w:lineRule="auto"/>
+              <w:jc w:val="center"/>
+              <w:rPr>
+                <w:rFonts w:ascii="Arial" w:hAnsi="Arial" w:cs="Arial"/>
+                <w:i/>
+                <w:sz w:val="14"/>
+              </w:rPr>
+            </w:pPr>
+          </w:p>
+        </w:tc>
+        <w:tc>
+          <w:tcPr>
+            <w:tcW w:w="320" w:type="dxa"/>
+          </w:tcPr>
+          <w:p>
+            <w:pPr>
+              <w:spacing w:after="120" w:line="240" w:lineRule="auto"/>
+              <w:jc w:val="center"/>
+              <w:rPr>
+                <w:rFonts w:ascii="Arial" w:hAnsi="Arial" w:cs="Arial"/>
+                <w:i/>
+                <w:sz w:val="14"/>
+              </w:rPr>
+            </w:pPr>
+          </w:p>
+        </w:tc>
+        <w:tc>
+          <w:tcPr>
+            <w:tcW w:w="320" w:type="dxa"/>
+          </w:tcPr>
+          <w:p>
+            <w:pPr>
+              <w:spacing w:after="120" w:line="240" w:lineRule="auto"/>
+              <w:jc w:val="center"/>
+              <w:rPr>
+                <w:rFonts w:ascii="Arial" w:hAnsi="Arial" w:cs="Arial"/>
+                <w:i/>
+                <w:sz w:val="14"/>
+              </w:rPr>
+            </w:pPr>
+          </w:p>
+        </w:tc>
+        <w:tc>
+          <w:tcPr>
+            <w:tcW w:w="320" w:type="dxa"/>
+          </w:tcPr>
+          <w:p>
+            <w:pPr>
+              <w:spacing w:after="120" w:line="240" w:lineRule="auto"/>
+              <w:jc w:val="center"/>
+              <w:rPr>
+                <w:rFonts w:ascii="Arial" w:hAnsi="Arial" w:cs="Arial"/>
+                <w:i/>
+                <w:sz w:val="14"/>
+              </w:rPr>
+            </w:pPr>
+          </w:p>
+        </w:tc>
+        <w:tc>
+          <w:tcPr>
+            <w:tcW w:w="320" w:type="dxa"/>
+          </w:tcPr>
+          <w:p>
+            <w:pPr>
+              <w:spacing w:after="120" w:line="240" w:lineRule="auto"/>
+              <w:jc w:val="center"/>
+              <w:rPr>
+                <w:rFonts w:ascii="Arial" w:hAnsi="Arial" w:cs="Arial"/>
+                <w:i/>
+                <w:sz w:val="14"/>
+              </w:rPr>
+            </w:pPr>
+          </w:p>
+        </w:tc>
+        <w:tc>
+          <w:tcPr>
+            <w:tcW w:w="320" w:type="dxa"/>
+          </w:tcPr>
+          <w:p>
+            <w:pPr>
+              <w:spacing w:after="120" w:line="240" w:lineRule="auto"/>
+              <w:jc w:val="center"/>
+              <w:rPr>
+                <w:rFonts w:ascii="Arial" w:hAnsi="Arial" w:cs="Arial"/>
+                <w:i/>
+                <w:sz w:val="14"/>
+              </w:rPr>
+            </w:pPr>
+          </w:p>
+        </w:tc>
+        <w:tc>
+          <w:tcPr>
+            <w:tcW w:w="320" w:type="dxa"/>
+          </w:tcPr>
+          <w:p>
+            <w:pPr>
+              <w:spacing w:after="120" w:line="240" w:lineRule="auto"/>
+              <w:jc w:val="center"/>
+              <w:rPr>
+                <w:rFonts w:ascii="Arial" w:hAnsi="Arial" w:cs="Arial"/>
+                <w:i/>
+                <w:sz w:val="14"/>
+              </w:rPr>
+            </w:pPr>
+          </w:p>
+        </w:tc>
+        <w:tc>
+          <w:tcPr>
+            <w:tcW w:w="320" w:type="dxa"/>
+          </w:tcPr>
+          <w:p>
+            <w:pPr>
+              <w:spacing w:after="120" w:line="240" w:lineRule="auto"/>
+              <w:jc w:val="center"/>
+              <w:rPr>
+                <w:rFonts w:ascii="Arial" w:hAnsi="Arial" w:cs="Arial"/>
+                <w:i/>
+                <w:sz w:val="14"/>
+              </w:rPr>
+            </w:pPr>
+          </w:p>
+        </w:tc>
+        <w:tc>
+          <w:tcPr>
+            <w:tcW w:w="320" w:type="dxa"/>
+          </w:tcPr>
+          <w:p>
+            <w:pPr>
+              <w:spacing w:after="120" w:line="240" w:lineRule="auto"/>
+              <w:jc w:val="center"/>
+              <w:rPr>
+                <w:rFonts w:ascii="Arial" w:hAnsi="Arial" w:cs="Arial"/>
+                <w:i/>
+                <w:sz w:val="14"/>
+              </w:rPr>
+            </w:pPr>
+          </w:p>
+        </w:tc>
+        <w:tc>
+          <w:tcPr>
+            <w:tcW w:w="320" w:type="dxa"/>
+          </w:tcPr>
+          <w:p>
+            <w:pPr>
+              <w:spacing w:after="120" w:line="240" w:lineRule="auto"/>
+              <w:jc w:val="center"/>
+              <w:rPr>
+                <w:rFonts w:ascii="Arial" w:hAnsi="Arial" w:cs="Arial"/>
+                <w:i/>
+                <w:sz w:val="14"/>
+              </w:rPr>
+            </w:pPr>
+          </w:p>
+        </w:tc>
+        <w:tc>
+          <w:tcPr>
+            <w:tcW w:w="320" w:type="dxa"/>
+            <w:shd w:val="clear" w:color="auto" w:fill="F5B7B1"/>
+          </w:tcPr>
+          <w:p>
+            <w:pPr>
+              <w:spacing w:after="120" w:line="240" w:lineRule="auto"/>
+              <w:jc w:val="center"/>
+              <w:rPr>
+                <w:rFonts w:ascii="Arial" w:hAnsi="Arial" w:cs="Arial"/>
+                <w:i/>
+                <w:sz w:val="14"/>
+              </w:rPr>
+            </w:pPr>
+          </w:p>
+        </w:tc>
+        <w:tc>
+          <w:tcPr>
+            <w:tcW w:w="320" w:type="dxa"/>
+            <w:shd w:val="clear" w:color="auto" w:fill="F5B7B1"/>
+          </w:tcPr>
+          <w:p>
+            <w:pPr>
+              <w:spacing w:after="120" w:line="240" w:lineRule="auto"/>
+              <w:jc w:val="center"/>
+              <w:rPr>
+                <w:rFonts w:ascii="Arial" w:hAnsi="Arial" w:cs="Arial"/>
+                <w:i/>
+                <w:sz w:val="14"/>
+              </w:rPr>
+            </w:pPr>
+          </w:p>
+        </w:tc>
+      </w:tr>
+      <w:tr>
+        <w:tblPrEx>
+          <w:tblCellMar>
+            <w:top w:w="0" w:type="dxa"/>
+            <w:bottom w:w="0" w:type="dxa"/>
+          </w:tblCellMar>
+        </w:tblPrEx>
+        <w:trPr>
+          <w:cantSplit/>
+        </w:trPr>
+        <w:tc>
+          <w:tcPr>
+            <w:tcW w:w="4240" w:type="dxa"/>
+          </w:tcPr>
+          <w:p>
+            <w:pPr>
+              <w:spacing w:after="120" w:line="240" w:lineRule="auto"/>
+              <w:rPr>
+                <w:rFonts w:ascii="Arial" w:hAnsi="Arial" w:cs="Arial"/>
+                <w:i/>
+                <w:sz w:val="15"/>
+              </w:rPr>
+            </w:pPr>
+            <w:r>
+              <w:rPr>
+                <w:rFonts w:ascii="Arial" w:hAnsi="Arial" w:cs="Arial"/>
+                <w:i/>
+                <w:sz w:val="15"/>
+              </w:rPr>
+              <w:t>17. Evaluación académica y defensa de grado. Incorporación de observaciones finales del comité evaluador y defensa oral del proyecto.</w:t>
+            </w:r>
+          </w:p>
+        </w:tc>
+        <w:tc>
+          <w:tcPr>
+            <w:tcW w:w="320" w:type="dxa"/>
+          </w:tcPr>
+          <w:p>
+            <w:pPr>
+              <w:spacing w:after="120" w:line="240" w:lineRule="auto"/>
+              <w:jc w:val="center"/>
+              <w:rPr>
+                <w:rFonts w:ascii="Arial" w:hAnsi="Arial" w:cs="Arial"/>
+                <w:i/>
+                <w:sz w:val="14"/>
+              </w:rPr>
+            </w:pPr>
+          </w:p>
+        </w:tc>
+        <w:tc>
+          <w:tcPr>
+            <w:tcW w:w="320" w:type="dxa"/>
+          </w:tcPr>
+          <w:p>
+            <w:pPr>
+              <w:spacing w:after="120" w:line="240" w:lineRule="auto"/>
+              <w:jc w:val="center"/>
+              <w:rPr>
+                <w:rFonts w:ascii="Arial" w:hAnsi="Arial" w:cs="Arial"/>
+                <w:i/>
+                <w:sz w:val="14"/>
+              </w:rPr>
+            </w:pPr>
+          </w:p>
+        </w:tc>
+        <w:tc>
+          <w:tcPr>
+            <w:tcW w:w="320" w:type="dxa"/>
+          </w:tcPr>
+          <w:p>
+            <w:pPr>
+              <w:spacing w:after="120" w:line="240" w:lineRule="auto"/>
+              <w:jc w:val="center"/>
+              <w:rPr>
+                <w:rFonts w:ascii="Arial" w:hAnsi="Arial" w:cs="Arial"/>
+                <w:i/>
+                <w:sz w:val="14"/>
+              </w:rPr>
+            </w:pPr>
+          </w:p>
+        </w:tc>
+        <w:tc>
+          <w:tcPr>
+            <w:tcW w:w="320" w:type="dxa"/>
+          </w:tcPr>
+          <w:p>
+            <w:pPr>
+              <w:spacing w:after="120" w:line="240" w:lineRule="auto"/>
+              <w:jc w:val="center"/>
+              <w:rPr>
+                <w:rFonts w:ascii="Arial" w:hAnsi="Arial" w:cs="Arial"/>
+                <w:i/>
+                <w:sz w:val="14"/>
+              </w:rPr>
+            </w:pPr>
+          </w:p>
+        </w:tc>
+        <w:tc>
+          <w:tcPr>
+            <w:tcW w:w="320" w:type="dxa"/>
+          </w:tcPr>
+          <w:p>
+            <w:pPr>
+              <w:spacing w:after="120" w:line="240" w:lineRule="auto"/>
+              <w:jc w:val="center"/>
+              <w:rPr>
+                <w:rFonts w:ascii="Arial" w:hAnsi="Arial" w:cs="Arial"/>
+                <w:i/>
+                <w:sz w:val="14"/>
+              </w:rPr>
+            </w:pPr>
+          </w:p>
+        </w:tc>
+        <w:tc>
+          <w:tcPr>
+            <w:tcW w:w="320" w:type="dxa"/>
+          </w:tcPr>
+          <w:p>
+            <w:pPr>
+              <w:spacing w:after="120" w:line="240" w:lineRule="auto"/>
+              <w:jc w:val="center"/>
+              <w:rPr>
+                <w:rFonts w:ascii="Arial" w:hAnsi="Arial" w:cs="Arial"/>
+                <w:i/>
+                <w:sz w:val="14"/>
+              </w:rPr>
+            </w:pPr>
+          </w:p>
+        </w:tc>
+        <w:tc>
+          <w:tcPr>
+            <w:tcW w:w="320" w:type="dxa"/>
+          </w:tcPr>
+          <w:p>
+            <w:pPr>
+              <w:spacing w:after="120" w:line="240" w:lineRule="auto"/>
+              <w:jc w:val="center"/>
+              <w:rPr>
+                <w:rFonts w:ascii="Arial" w:hAnsi="Arial" w:cs="Arial"/>
+                <w:i/>
+                <w:sz w:val="14"/>
+              </w:rPr>
+            </w:pPr>
+          </w:p>
+        </w:tc>
+        <w:tc>
+          <w:tcPr>
+            <w:tcW w:w="320" w:type="dxa"/>
+          </w:tcPr>
+          <w:p>
+            <w:pPr>
+              <w:spacing w:after="120" w:line="240" w:lineRule="auto"/>
+              <w:jc w:val="center"/>
+              <w:rPr>
+                <w:rFonts w:ascii="Arial" w:hAnsi="Arial" w:cs="Arial"/>
+                <w:i/>
+                <w:sz w:val="14"/>
+              </w:rPr>
+            </w:pPr>
+          </w:p>
+        </w:tc>
+        <w:tc>
+          <w:tcPr>
+            <w:tcW w:w="320" w:type="dxa"/>
+          </w:tcPr>
+          <w:p>
+            <w:pPr>
+              <w:spacing w:after="120" w:line="240" w:lineRule="auto"/>
+              <w:jc w:val="center"/>
+              <w:rPr>
+                <w:rFonts w:ascii="Arial" w:hAnsi="Arial" w:cs="Arial"/>
+                <w:i/>
+                <w:sz w:val="14"/>
+              </w:rPr>
+            </w:pPr>
+          </w:p>
+        </w:tc>
+        <w:tc>
+          <w:tcPr>
+            <w:tcW w:w="320" w:type="dxa"/>
+          </w:tcPr>
+          <w:p>
+            <w:pPr>
+              <w:spacing w:after="120" w:line="240" w:lineRule="auto"/>
+              <w:jc w:val="center"/>
+              <w:rPr>
+                <w:rFonts w:ascii="Arial" w:hAnsi="Arial" w:cs="Arial"/>
+                <w:i/>
+                <w:sz w:val="14"/>
+              </w:rPr>
+            </w:pPr>
+          </w:p>
+        </w:tc>
+        <w:tc>
+          <w:tcPr>
+            <w:tcW w:w="320" w:type="dxa"/>
+          </w:tcPr>
+          <w:p>
+            <w:pPr>
+              <w:spacing w:after="120" w:line="240" w:lineRule="auto"/>
+              <w:jc w:val="center"/>
+              <w:rPr>
+                <w:rFonts w:ascii="Arial" w:hAnsi="Arial" w:cs="Arial"/>
+                <w:i/>
+                <w:sz w:val="14"/>
+              </w:rPr>
+            </w:pPr>
+          </w:p>
+        </w:tc>
+        <w:tc>
+          <w:tcPr>
+            <w:tcW w:w="320" w:type="dxa"/>
+          </w:tcPr>
+          <w:p>
+            <w:pPr>
+              <w:spacing w:after="120" w:line="240" w:lineRule="auto"/>
+              <w:jc w:val="center"/>
+              <w:rPr>
+                <w:rFonts w:ascii="Arial" w:hAnsi="Arial" w:cs="Arial"/>
+                <w:i/>
+                <w:sz w:val="14"/>
+              </w:rPr>
+            </w:pPr>
+          </w:p>
+        </w:tc>
+        <w:tc>
+          <w:tcPr>
+            <w:tcW w:w="320" w:type="dxa"/>
+          </w:tcPr>
+          <w:p>
+            <w:pPr>
+              <w:spacing w:after="120" w:line="240" w:lineRule="auto"/>
+              <w:jc w:val="center"/>
+              <w:rPr>
+                <w:rFonts w:ascii="Arial" w:hAnsi="Arial" w:cs="Arial"/>
+                <w:i/>
+                <w:sz w:val="14"/>
+              </w:rPr>
+            </w:pPr>
+          </w:p>
+        </w:tc>
+        <w:tc>
+          <w:tcPr>
+            <w:tcW w:w="320" w:type="dxa"/>
+          </w:tcPr>
+          <w:p>
+            <w:pPr>
+              <w:spacing w:after="120" w:line="240" w:lineRule="auto"/>
+              <w:jc w:val="center"/>
+              <w:rPr>
+                <w:rFonts w:ascii="Arial" w:hAnsi="Arial" w:cs="Arial"/>
+                <w:i/>
+                <w:sz w:val="14"/>
+              </w:rPr>
+            </w:pPr>
+          </w:p>
+        </w:tc>
+        <w:tc>
+          <w:tcPr>
+            <w:tcW w:w="320" w:type="dxa"/>
+          </w:tcPr>
+          <w:p>
+            <w:pPr>
+              <w:spacing w:after="120" w:line="240" w:lineRule="auto"/>
+              <w:jc w:val="center"/>
+              <w:rPr>
+                <w:rFonts w:ascii="Arial" w:hAnsi="Arial" w:cs="Arial"/>
+                <w:i/>
+                <w:sz w:val="14"/>
+              </w:rPr>
+            </w:pPr>
+          </w:p>
+        </w:tc>
+        <w:tc>
+          <w:tcPr>
+            <w:tcW w:w="320" w:type="dxa"/>
+            <w:shd w:val="clear" w:color="auto" w:fill="F5B7B1"/>
+          </w:tcPr>
+          <w:p>
+            <w:pPr>
+              <w:spacing w:after="120" w:line="240" w:lineRule="auto"/>
+              <w:jc w:val="center"/>
+              <w:rPr>
+                <w:rFonts w:ascii="Arial" w:hAnsi="Arial" w:cs="Arial"/>
+                <w:i/>
+                <w:sz w:val="14"/>
+              </w:rPr>
+            </w:pPr>
           </w:p>
         </w:tc>
       </w:tr>
@@ -5555,7 +9917,7 @@
           <w:rFonts w:ascii="Arial" w:hAnsi="Arial" w:cs="Arial"/>
           <w:sz w:val="18"/>
         </w:rPr>
-        <w:t>Elaboración propia. Planificación de 16 semanas estructurada para el segundo semestre de 2026. La redacción de los capítulos del informe final se desarrolla de forma transversal a lo largo de todas las fases. OE = Objetivo Específico; TOC = Teoría de Restricciones; VSM = Value Stream Mapping; ROP = Punto de Reorden; SS = Stock de Seguridad; SOP = Procedimiento Operativo Estándar.</w:t>
+        <w:t>Elaboración propia. Planificación de 16 semanas estructurada para el segundo semestre de 2026. Código de colores por fase metodológica: Verde = Fase 1 (Diagnóstico inicial y línea base OE1); Azul = Fase 2 (Análisis de restricciones y causas OE2); Rosa = Fase 3 (Diseño del modelo operativo Lean OE3); Coral = Fase 4 y Cierre (Evaluación de escenarios OE4, informe final y defensa de grado).</w:t>
       </w:r>
     </w:p>
     <w:p>
@@ -5573,7 +9935,7 @@
           <w:b/>
           <w:i/>
         </w:rPr>
-        <w:t>3.7 Presupuesto y viabilidad financiera</w:t>
+        <w:t>3.9 Presupuesto y viabilidad financiera</w:t>
       </w:r>
     </w:p>
     <w:p>
@@ -5588,7 +9950,7 @@
         <w:rPr>
           <w:rFonts w:ascii="Arial" w:hAnsi="Arial" w:cs="Arial"/>
         </w:rPr>
-        <w:t>Para asegurar la total viabilidad material y logística durante el desarrollo de la investigación, en la Tabla 5 se detallan los recursos financieros y costos directos estimados, los cuales serán asumidos íntegramente por los investigadores bajo la modalidad de autofinanciamiento:</w:t>
+        <w:t>Para garantizar la plena viabilidad material, logística y operativa durante el desarrollo de la investigación, en la Tabla 5 se detallan los recursos financieros y costos directos estimados, los cuales serán asumidos íntegramente por los investigadores bajo la modalidad de autofinanciamiento:</w:t>
       </w:r>
     </w:p>
     <w:p>
@@ -6634,156 +10996,15 @@
     </w:p>
     <w:p>
       <w:pPr>
-        <w:spacing w:before="200" w:after="80" w:line="240" w:lineRule="auto"/>
-        <w:rPr>
-          <w:rFonts w:ascii="Arial" w:hAnsi="Arial" w:cs="Arial"/>
-          <w:b/>
-          <w:i/>
-        </w:rPr>
-      </w:pPr>
-      <w:r>
-        <w:rPr>
-          <w:rFonts w:ascii="Arial" w:hAnsi="Arial" w:cs="Arial"/>
-          <w:b/>
-          <w:i/>
-        </w:rPr>
-        <w:t>3.8 Aspectos éticos y protocolo de confidencialidad</w:t>
-      </w:r>
-    </w:p>
-    <w:p>
-      <w:pPr>
-        <w:spacing w:after="0" w:line="480" w:lineRule="auto"/>
-        <w:ind w:firstLine="720"/>
-        <w:rPr>
-          <w:rFonts w:ascii="Arial" w:hAnsi="Arial" w:cs="Arial"/>
-        </w:rPr>
-      </w:pPr>
-      <w:r>
-        <w:rPr>
-          <w:rFonts w:ascii="Arial" w:hAnsi="Arial" w:cs="Arial"/>
-        </w:rPr>
-        <w:t>Tomando en consideración que la investigación involucra la observación directa de flujos y episodios de atención de usuarios en un establecimiento médico ambulatorio, se establecen con rigor las siguientes salvaguardas éticas e institucionales:</w:t>
-      </w:r>
-    </w:p>
-    <w:p>
-      <w:pPr>
-        <w:spacing w:after="0" w:line="480" w:lineRule="auto"/>
-        <w:ind w:left="720" w:hanging="360"/>
-        <w:rPr>
-          <w:rFonts w:ascii="Arial" w:hAnsi="Arial" w:cs="Arial"/>
-        </w:rPr>
-      </w:pPr>
-      <w:r>
-        <w:rPr>
-          <w:rFonts w:ascii="Arial" w:hAnsi="Arial" w:cs="Arial"/>
-        </w:rPr>
-        <w:t xml:space="preserve">• </w:t>
-      </w:r>
-      <w:r>
-        <w:rPr>
-          <w:rFonts w:ascii="Arial" w:hAnsi="Arial" w:cs="Arial"/>
-        </w:rPr>
-        <w:tab/>
-        <w:t>Anonimización estricta de pacientes: Toda la información recolectada se codificará alfanuméricamente (ejemplo: Paciente P-001, P-002, etc.). En ninguna circunstancia se registrarán nombres, apellidos, números de cédula, direcciones o teléfonos de los pacientes.</w:t>
-      </w:r>
-    </w:p>
-    <w:p>
-      <w:pPr>
-        <w:spacing w:after="0" w:line="480" w:lineRule="auto"/>
-        <w:ind w:left="720" w:hanging="360"/>
-        <w:rPr>
-          <w:rFonts w:ascii="Arial" w:hAnsi="Arial" w:cs="Arial"/>
-        </w:rPr>
-      </w:pPr>
-      <w:r>
-        <w:rPr>
-          <w:rFonts w:ascii="Arial" w:hAnsi="Arial" w:cs="Arial"/>
-        </w:rPr>
-        <w:t xml:space="preserve">• </w:t>
-      </w:r>
-      <w:r>
-        <w:rPr>
-          <w:rFonts w:ascii="Arial" w:hAnsi="Arial" w:cs="Arial"/>
-        </w:rPr>
-        <w:tab/>
-        <w:t>Exclusión total de información clínica sensible: El estudio se limita exclusivamente a variables logísticas de tiempos de espera, tiempos de servicio y transiciones entre estaciones. No se registrarán diagnósticos médicos, prescripciones de fármacos, antecedentes patológicos ni resultados clínicos de las pruebas de laboratorio o imagenología.</w:t>
-      </w:r>
-    </w:p>
-    <w:p>
-      <w:pPr>
-        <w:spacing w:after="0" w:line="480" w:lineRule="auto"/>
-        <w:ind w:left="720" w:hanging="360"/>
-        <w:rPr>
-          <w:rFonts w:ascii="Arial" w:hAnsi="Arial" w:cs="Arial"/>
-        </w:rPr>
-      </w:pPr>
-      <w:r>
-        <w:rPr>
-          <w:rFonts w:ascii="Arial" w:hAnsi="Arial" w:cs="Arial"/>
-        </w:rPr>
-        <w:t xml:space="preserve">• </w:t>
-      </w:r>
-      <w:r>
-        <w:rPr>
-          <w:rFonts w:ascii="Arial" w:hAnsi="Arial" w:cs="Arial"/>
-        </w:rPr>
-        <w:tab/>
-        <w:t>Autorización institucional previa: El trabajo de campo cuenta con la autorización expresa y formal de la dirección médica y propietaria de la Clínica Dr. Barquero, mediante carta de aval suscrita que delimita el acceso a las áreas operativas con fines estrictamente académicos.</w:t>
-      </w:r>
-    </w:p>
-    <w:p>
-      <w:pPr>
-        <w:spacing w:after="0" w:line="480" w:lineRule="auto"/>
-        <w:ind w:left="720" w:hanging="360"/>
-        <w:rPr>
-          <w:rFonts w:ascii="Arial" w:hAnsi="Arial" w:cs="Arial"/>
-        </w:rPr>
-      </w:pPr>
-      <w:r>
-        <w:rPr>
-          <w:rFonts w:ascii="Arial" w:hAnsi="Arial" w:cs="Arial"/>
-        </w:rPr>
-        <w:t xml:space="preserve">• </w:t>
-      </w:r>
-      <w:r>
-        <w:rPr>
-          <w:rFonts w:ascii="Arial" w:hAnsi="Arial" w:cs="Arial"/>
-        </w:rPr>
-        <w:tab/>
-        <w:t>Custodia y seguridad de la información: Las hojas de registro físico y las bases de datos digitales se mantendrán bajo custodia exclusiva de los investigadores con acceso restringido mediante contraseñas cifradas, utilizándose únicamente para los fines de la presente tesis de grado.</w:t>
-      </w:r>
-    </w:p>
-    <w:p>
-      <w:pPr>
-        <w:spacing w:after="0" w:line="480" w:lineRule="auto"/>
-        <w:ind w:left="720" w:hanging="360"/>
-        <w:rPr>
-          <w:rFonts w:ascii="Arial" w:hAnsi="Arial" w:cs="Arial"/>
-        </w:rPr>
-      </w:pPr>
-      <w:r>
-        <w:rPr>
-          <w:rFonts w:ascii="Arial" w:hAnsi="Arial" w:cs="Arial"/>
-        </w:rPr>
-        <w:t xml:space="preserve">• </w:t>
-      </w:r>
-      <w:r>
-        <w:rPr>
-          <w:rFonts w:ascii="Arial" w:hAnsi="Arial" w:cs="Arial"/>
-        </w:rPr>
-        <w:tab/>
-        <w:t>Principio de no interferencia asistencial: Los investigadores mantendrán una posición pasiva como observadores externos durante el cronometraje, asegurando no alterar ni retrasar bajo ninguna circunstancia el normal desenvolvimiento de la práctica médica ni el confort de los usuarios.</w:t>
-      </w:r>
-    </w:p>
-    <w:p>
-      <w:pPr>
-        <w:rPr>
-          <w:rFonts w:ascii="Arial" w:hAnsi="Arial" w:cs="Arial"/>
-        </w:rPr>
-      </w:pPr>
-      <w:r>
-        <w:rPr>
-          <w:rFonts w:ascii="Arial" w:hAnsi="Arial" w:cs="Arial"/>
+        <w:rPr>
+          <w:rFonts w:ascii="Arial" w:hAnsi="Arial" w:cs="Arial"/>
+          <w:sz w:val="18"/>
+        </w:rPr>
+      </w:pPr>
+      <w:r>
+        <w:rPr>
+          <w:rFonts w:ascii="Arial" w:hAnsi="Arial" w:cs="Arial"/>
+          <w:sz w:val="18"/>
         </w:rPr>
         <w:br w:type="page"/>
       </w:r>
@@ -10766,7 +14987,7 @@
     <w:link w:val="Heading1Char"/>
     <w:uiPriority w:val="9"/>
     <w:qFormat/>
-    <w:rsid w:val="00BF4F95"/>
+    <w:rsid w:val="00DF2D61"/>
     <w:pPr>
       <w:keepNext/>
       <w:keepLines/>
@@ -10789,7 +15010,7 @@
     <w:semiHidden/>
     <w:unhideWhenUsed/>
     <w:qFormat/>
-    <w:rsid w:val="00BF4F95"/>
+    <w:rsid w:val="00DF2D61"/>
     <w:pPr>
       <w:keepNext/>
       <w:keepLines/>
@@ -10812,7 +15033,7 @@
     <w:semiHidden/>
     <w:unhideWhenUsed/>
     <w:qFormat/>
-    <w:rsid w:val="00BF4F95"/>
+    <w:rsid w:val="00DF2D61"/>
     <w:pPr>
       <w:keepNext/>
       <w:keepLines/>
@@ -10835,7 +15056,7 @@
     <w:semiHidden/>
     <w:unhideWhenUsed/>
     <w:qFormat/>
-    <w:rsid w:val="00BF4F95"/>
+    <w:rsid w:val="00DF2D61"/>
     <w:pPr>
       <w:keepNext/>
       <w:keepLines/>
@@ -10858,7 +15079,7 @@
     <w:semiHidden/>
     <w:unhideWhenUsed/>
     <w:qFormat/>
-    <w:rsid w:val="00BF4F95"/>
+    <w:rsid w:val="00DF2D61"/>
     <w:pPr>
       <w:keepNext/>
       <w:keepLines/>
@@ -10879,7 +15100,7 @@
     <w:semiHidden/>
     <w:unhideWhenUsed/>
     <w:qFormat/>
-    <w:rsid w:val="00BF4F95"/>
+    <w:rsid w:val="00DF2D61"/>
     <w:pPr>
       <w:keepNext/>
       <w:keepLines/>
@@ -10902,7 +15123,7 @@
     <w:semiHidden/>
     <w:unhideWhenUsed/>
     <w:qFormat/>
-    <w:rsid w:val="00BF4F95"/>
+    <w:rsid w:val="00DF2D61"/>
     <w:pPr>
       <w:keepNext/>
       <w:keepLines/>
@@ -10923,7 +15144,7 @@
     <w:semiHidden/>
     <w:unhideWhenUsed/>
     <w:qFormat/>
-    <w:rsid w:val="00BF4F95"/>
+    <w:rsid w:val="00DF2D61"/>
     <w:pPr>
       <w:keepNext/>
       <w:keepLines/>
@@ -10946,7 +15167,7 @@
     <w:semiHidden/>
     <w:unhideWhenUsed/>
     <w:qFormat/>
-    <w:rsid w:val="00BF4F95"/>
+    <w:rsid w:val="00DF2D61"/>
     <w:pPr>
       <w:keepNext/>
       <w:keepLines/>
@@ -10990,7 +15211,7 @@
     <w:basedOn w:val="DefaultParagraphFont"/>
     <w:link w:val="Heading1"/>
     <w:uiPriority w:val="9"/>
-    <w:rsid w:val="00BF4F95"/>
+    <w:rsid w:val="00DF2D61"/>
     <w:rPr>
       <w:rFonts w:asciiTheme="majorHAnsi" w:eastAsiaTheme="majorEastAsia" w:hAnsiTheme="majorHAnsi" w:cstheme="majorBidi"/>
       <w:color w:val="0F4761" w:themeColor="accent1" w:themeShade="BF"/>
@@ -11004,7 +15225,7 @@
     <w:link w:val="Heading2"/>
     <w:uiPriority w:val="9"/>
     <w:semiHidden/>
-    <w:rsid w:val="00BF4F95"/>
+    <w:rsid w:val="00DF2D61"/>
     <w:rPr>
       <w:rFonts w:asciiTheme="majorHAnsi" w:eastAsiaTheme="majorEastAsia" w:hAnsiTheme="majorHAnsi" w:cstheme="majorBidi"/>
       <w:color w:val="0F4761" w:themeColor="accent1" w:themeShade="BF"/>
@@ -11018,7 +15239,7 @@
     <w:link w:val="Heading3"/>
     <w:uiPriority w:val="9"/>
     <w:semiHidden/>
-    <w:rsid w:val="00BF4F95"/>
+    <w:rsid w:val="00DF2D61"/>
     <w:rPr>
       <w:rFonts w:eastAsiaTheme="majorEastAsia" w:cstheme="majorBidi"/>
       <w:color w:val="0F4761" w:themeColor="accent1" w:themeShade="BF"/>
@@ -11032,7 +15253,7 @@
     <w:link w:val="Heading4"/>
     <w:uiPriority w:val="9"/>
     <w:semiHidden/>
-    <w:rsid w:val="00BF4F95"/>
+    <w:rsid w:val="00DF2D61"/>
     <w:rPr>
       <w:rFonts w:eastAsiaTheme="majorEastAsia" w:cstheme="majorBidi"/>
       <w:i/>
@@ -11046,7 +15267,7 @@
     <w:link w:val="Heading5"/>
     <w:uiPriority w:val="9"/>
     <w:semiHidden/>
-    <w:rsid w:val="00BF4F95"/>
+    <w:rsid w:val="00DF2D61"/>
     <w:rPr>
       <w:rFonts w:eastAsiaTheme="majorEastAsia" w:cstheme="majorBidi"/>
       <w:color w:val="0F4761" w:themeColor="accent1" w:themeShade="BF"/>
@@ -11058,7 +15279,7 @@
     <w:link w:val="Heading6"/>
     <w:uiPriority w:val="9"/>
     <w:semiHidden/>
-    <w:rsid w:val="00BF4F95"/>
+    <w:rsid w:val="00DF2D61"/>
     <w:rPr>
       <w:rFonts w:eastAsiaTheme="majorEastAsia" w:cstheme="majorBidi"/>
       <w:i/>
@@ -11072,7 +15293,7 @@
     <w:link w:val="Heading7"/>
     <w:uiPriority w:val="9"/>
     <w:semiHidden/>
-    <w:rsid w:val="00BF4F95"/>
+    <w:rsid w:val="00DF2D61"/>
     <w:rPr>
       <w:rFonts w:eastAsiaTheme="majorEastAsia" w:cstheme="majorBidi"/>
       <w:color w:val="595959" w:themeColor="text1" w:themeTint="A6"/>
@@ -11084,7 +15305,7 @@
     <w:link w:val="Heading8"/>
     <w:uiPriority w:val="9"/>
     <w:semiHidden/>
-    <w:rsid w:val="00BF4F95"/>
+    <w:rsid w:val="00DF2D61"/>
     <w:rPr>
       <w:rFonts w:eastAsiaTheme="majorEastAsia" w:cstheme="majorBidi"/>
       <w:i/>
@@ -11098,7 +15319,7 @@
     <w:link w:val="Heading9"/>
     <w:uiPriority w:val="9"/>
     <w:semiHidden/>
-    <w:rsid w:val="00BF4F95"/>
+    <w:rsid w:val="00DF2D61"/>
     <w:rPr>
       <w:rFonts w:eastAsiaTheme="majorEastAsia" w:cstheme="majorBidi"/>
       <w:color w:val="272727" w:themeColor="text1" w:themeTint="D8"/>
@@ -11111,7 +15332,7 @@
     <w:link w:val="TitleChar"/>
     <w:uiPriority w:val="10"/>
     <w:qFormat/>
-    <w:rsid w:val="00BF4F95"/>
+    <w:rsid w:val="00DF2D61"/>
     <w:pPr>
       <w:spacing w:after="80" w:line="240" w:lineRule="auto"/>
       <w:contextualSpacing/>
@@ -11129,7 +15350,7 @@
     <w:basedOn w:val="DefaultParagraphFont"/>
     <w:link w:val="Title"/>
     <w:uiPriority w:val="10"/>
-    <w:rsid w:val="00BF4F95"/>
+    <w:rsid w:val="00DF2D61"/>
     <w:rPr>
       <w:rFonts w:asciiTheme="majorHAnsi" w:eastAsiaTheme="majorEastAsia" w:hAnsiTheme="majorHAnsi" w:cstheme="majorBidi"/>
       <w:spacing w:val="-10"/>
@@ -11145,7 +15366,7 @@
     <w:link w:val="SubtitleChar"/>
     <w:uiPriority w:val="11"/>
     <w:qFormat/>
-    <w:rsid w:val="00BF4F95"/>
+    <w:rsid w:val="00DF2D61"/>
     <w:pPr>
       <w:numPr>
         <w:ilvl w:val="1"/>
@@ -11164,7 +15385,7 @@
     <w:basedOn w:val="DefaultParagraphFont"/>
     <w:link w:val="Subtitle"/>
     <w:uiPriority w:val="11"/>
-    <w:rsid w:val="00BF4F95"/>
+    <w:rsid w:val="00DF2D61"/>
     <w:rPr>
       <w:rFonts w:eastAsiaTheme="majorEastAsia" w:cstheme="majorBidi"/>
       <w:color w:val="595959" w:themeColor="text1" w:themeTint="A6"/>
@@ -11180,7 +15401,7 @@
     <w:link w:val="QuoteChar"/>
     <w:uiPriority w:val="29"/>
     <w:qFormat/>
-    <w:rsid w:val="00BF4F95"/>
+    <w:rsid w:val="00DF2D61"/>
     <w:pPr>
       <w:spacing w:before="160"/>
       <w:jc w:val="center"/>
@@ -11196,7 +15417,7 @@
     <w:basedOn w:val="DefaultParagraphFont"/>
     <w:link w:val="Quote"/>
     <w:uiPriority w:val="29"/>
-    <w:rsid w:val="00BF4F95"/>
+    <w:rsid w:val="00DF2D61"/>
     <w:rPr>
       <w:i/>
       <w:iCs/>
@@ -11208,7 +15429,7 @@
     <w:basedOn w:val="Normal"/>
     <w:uiPriority w:val="34"/>
     <w:qFormat/>
-    <w:rsid w:val="00BF4F95"/>
+    <w:rsid w:val="00DF2D61"/>
     <w:pPr>
       <w:ind w:left="720"/>
       <w:contextualSpacing/>
@@ -11219,7 +15440,7 @@
     <w:basedOn w:val="DefaultParagraphFont"/>
     <w:uiPriority w:val="21"/>
     <w:qFormat/>
-    <w:rsid w:val="00BF4F95"/>
+    <w:rsid w:val="00DF2D61"/>
     <w:rPr>
       <w:i/>
       <w:iCs/>
@@ -11233,7 +15454,7 @@
     <w:link w:val="IntenseQuoteChar"/>
     <w:uiPriority w:val="30"/>
     <w:qFormat/>
-    <w:rsid w:val="00BF4F95"/>
+    <w:rsid w:val="00DF2D61"/>
     <w:pPr>
       <w:pBdr>
         <w:top w:val="single" w:sz="4" w:space="10" w:color="0F4761" w:themeColor="accent1" w:themeShade="BF"/>
@@ -11254,7 +15475,7 @@
     <w:basedOn w:val="DefaultParagraphFont"/>
     <w:link w:val="IntenseQuote"/>
     <w:uiPriority w:val="30"/>
-    <w:rsid w:val="00BF4F95"/>
+    <w:rsid w:val="00DF2D61"/>
     <w:rPr>
       <w:i/>
       <w:iCs/>
@@ -11266,7 +15487,7 @@
     <w:basedOn w:val="DefaultParagraphFont"/>
     <w:uiPriority w:val="32"/>
     <w:qFormat/>
-    <w:rsid w:val="00BF4F95"/>
+    <w:rsid w:val="00DF2D61"/>
     <w:rPr>
       <w:b/>
       <w:bCs/>
